--- a/Documents/4. Bao cao tom tat.docx
+++ b/Documents/4. Bao cao tom tat.docx
@@ -7,6 +7,8 @@
       <w:sdtPr>
         <w:rPr>
           <w:rFonts w:ascii="Times New Roman" w:eastAsia="Times New Roman" w:hAnsi="Times New Roman" w:cs="Times New Roman"/>
+          <w:b/>
+          <w:bCs/>
           <w:color w:val="auto"/>
           <w:sz w:val="26"/>
           <w:szCs w:val="24"/>
@@ -20,9 +22,10 @@
       </w:sdtPr>
       <w:sdtEndPr>
         <w:rPr>
-          <w:b/>
-          <w:bCs/>
+          <w:b w:val="0"/>
+          <w:bCs w:val="0"/>
           <w:noProof/>
+          <w:sz w:val="24"/>
         </w:rPr>
       </w:sdtEndPr>
       <w:sdtContent>
@@ -31,9 +34,23 @@
             <w:pStyle w:val="TOCHeading"/>
             <w:spacing w:line="360" w:lineRule="auto"/>
             <w:jc w:val="center"/>
+            <w:rPr>
+              <w:b/>
+              <w:bCs/>
+              <w:color w:val="auto"/>
+              <w:sz w:val="24"/>
+              <w:szCs w:val="24"/>
+            </w:rPr>
           </w:pPr>
           <w:r>
-            <w:t>Mục lục</w:t>
+            <w:rPr>
+              <w:b/>
+              <w:bCs/>
+              <w:color w:val="auto"/>
+              <w:sz w:val="24"/>
+              <w:szCs w:val="24"/>
+            </w:rPr>
+            <w:t>MỤC LỤC</w:t>
           </w:r>
         </w:p>
         <w:p>
@@ -52,15 +69,24 @@
             </w:rPr>
           </w:pPr>
           <w:r>
+            <w:rPr>
+              <w:sz w:val="24"/>
+            </w:rPr>
             <w:fldChar w:fldCharType="begin"/>
           </w:r>
           <w:r>
+            <w:rPr>
+              <w:sz w:val="24"/>
+            </w:rPr>
             <w:instrText xml:space="preserve"> TOC \o "1-3" \h \z \u </w:instrText>
           </w:r>
           <w:r>
+            <w:rPr>
+              <w:sz w:val="24"/>
+            </w:rPr>
             <w:fldChar w:fldCharType="separate"/>
           </w:r>
-          <w:hyperlink w:anchor="_Toc229325234" w:history="1">
+          <w:hyperlink w:anchor="_Toc229432465" w:history="1">
             <w:r>
               <w:rPr>
                 <w:rStyle w:val="Hyperlink"/>
@@ -90,7 +116,7 @@
                 <w:noProof/>
                 <w:webHidden/>
               </w:rPr>
-              <w:instrText xml:space="preserve"> PAGEREF _Toc229325234 \h </w:instrText>
+              <w:instrText xml:space="preserve"> PAGEREF _Toc229432465 \h </w:instrText>
             </w:r>
             <w:r>
               <w:rPr>
@@ -110,7 +136,83 @@
                 <w:noProof/>
                 <w:webHidden/>
               </w:rPr>
-              <w:t>2</w:t>
+              <w:t>3</w:t>
+            </w:r>
+            <w:r>
+              <w:rPr>
+                <w:noProof/>
+                <w:webHidden/>
+              </w:rPr>
+              <w:fldChar w:fldCharType="end"/>
+            </w:r>
+          </w:hyperlink>
+        </w:p>
+        <w:p>
+          <w:pPr>
+            <w:pStyle w:val="TOC1"/>
+            <w:tabs>
+              <w:tab w:val="right" w:leader="dot" w:pos="9016"/>
+            </w:tabs>
+            <w:rPr>
+              <w:rFonts w:asciiTheme="minorHAnsi" w:eastAsiaTheme="minorEastAsia" w:hAnsiTheme="minorHAnsi" w:cstheme="minorBidi"/>
+              <w:noProof/>
+              <w:kern w:val="2"/>
+              <w:sz w:val="24"/>
+              <w:lang w:eastAsia="vi-VN"/>
+              <w14:ligatures w14:val="standardContextual"/>
+            </w:rPr>
+          </w:pPr>
+          <w:hyperlink w:anchor="_Toc229432472" w:history="1">
+            <w:r>
+              <w:rPr>
+                <w:rStyle w:val="Hyperlink"/>
+                <w:b/>
+                <w:bCs/>
+                <w:noProof/>
+                <w:lang w:val="en-US"/>
+              </w:rPr>
+              <w:t>CHƯƠNG I. TỔNG QUAN VỀ CÔNG CỤ VÀ MÔI TRƯỜNG PHÁT TRIỂN</w:t>
+            </w:r>
+            <w:r>
+              <w:rPr>
+                <w:noProof/>
+                <w:webHidden/>
+              </w:rPr>
+              <w:tab/>
+            </w:r>
+            <w:r>
+              <w:rPr>
+                <w:noProof/>
+                <w:webHidden/>
+              </w:rPr>
+              <w:fldChar w:fldCharType="begin"/>
+            </w:r>
+            <w:r>
+              <w:rPr>
+                <w:noProof/>
+                <w:webHidden/>
+              </w:rPr>
+              <w:instrText xml:space="preserve"> PAGEREF _Toc229432472 \h </w:instrText>
+            </w:r>
+            <w:r>
+              <w:rPr>
+                <w:noProof/>
+                <w:webHidden/>
+              </w:rPr>
+            </w:r>
+            <w:r>
+              <w:rPr>
+                <w:noProof/>
+                <w:webHidden/>
+              </w:rPr>
+              <w:fldChar w:fldCharType="separate"/>
+            </w:r>
+            <w:r>
+              <w:rPr>
+                <w:noProof/>
+                <w:webHidden/>
+              </w:rPr>
+              <w:t>5</w:t>
             </w:r>
             <w:r>
               <w:rPr>
@@ -136,16 +238,17 @@
               <w14:ligatures w14:val="standardContextual"/>
             </w:rPr>
           </w:pPr>
-          <w:hyperlink w:anchor="_Toc229325235" w:history="1">
+          <w:hyperlink w:anchor="_Toc229432473" w:history="1">
             <w:r>
               <w:rPr>
                 <w:rStyle w:val="Hyperlink"/>
                 <w:b/>
                 <w:bCs/>
+                <w:caps/>
                 <w:noProof/>
                 <w:lang w:val="en-US"/>
               </w:rPr>
-              <w:t>1. Lí do chọn đề tài</w:t>
+              <w:t>1.1. Giới thiệu ngôn ngữ lập trình Javascript</w:t>
             </w:r>
             <w:r>
               <w:rPr>
@@ -166,7 +269,7 @@
                 <w:noProof/>
                 <w:webHidden/>
               </w:rPr>
-              <w:instrText xml:space="preserve"> PAGEREF _Toc229325235 \h </w:instrText>
+              <w:instrText xml:space="preserve"> PAGEREF _Toc229432473 \h </w:instrText>
             </w:r>
             <w:r>
               <w:rPr>
@@ -186,7 +289,7 @@
                 <w:noProof/>
                 <w:webHidden/>
               </w:rPr>
-              <w:t>2</w:t>
+              <w:t>5</w:t>
             </w:r>
             <w:r>
               <w:rPr>
@@ -212,16 +315,17 @@
               <w14:ligatures w14:val="standardContextual"/>
             </w:rPr>
           </w:pPr>
-          <w:hyperlink w:anchor="_Toc229325236" w:history="1">
+          <w:hyperlink w:anchor="_Toc229432474" w:history="1">
             <w:r>
               <w:rPr>
                 <w:rStyle w:val="Hyperlink"/>
                 <w:b/>
                 <w:bCs/>
+                <w:caps/>
                 <w:noProof/>
                 <w:lang w:val="en-US"/>
               </w:rPr>
-              <w:t>2. Mục đích và ý nghĩa của đề tài</w:t>
+              <w:t>1.2. Giới thiệu reactjs</w:t>
             </w:r>
             <w:r>
               <w:rPr>
@@ -242,7 +346,7 @@
                 <w:noProof/>
                 <w:webHidden/>
               </w:rPr>
-              <w:instrText xml:space="preserve"> PAGEREF _Toc229325236 \h </w:instrText>
+              <w:instrText xml:space="preserve"> PAGEREF _Toc229432474 \h </w:instrText>
             </w:r>
             <w:r>
               <w:rPr>
@@ -262,7 +366,7 @@
                 <w:noProof/>
                 <w:webHidden/>
               </w:rPr>
-              <w:t>2</w:t>
+              <w:t>5</w:t>
             </w:r>
             <w:r>
               <w:rPr>
@@ -288,16 +392,17 @@
               <w14:ligatures w14:val="standardContextual"/>
             </w:rPr>
           </w:pPr>
-          <w:hyperlink w:anchor="_Toc229325237" w:history="1">
+          <w:hyperlink w:anchor="_Toc229432475" w:history="1">
             <w:r>
               <w:rPr>
                 <w:rStyle w:val="Hyperlink"/>
                 <w:b/>
                 <w:bCs/>
+                <w:caps/>
                 <w:noProof/>
                 <w:lang w:val="en-US"/>
               </w:rPr>
-              <w:t>3. Đối tượng và phạm vi nghiên cứu</w:t>
+              <w:t>1.3. Giới thiệu nodejs</w:t>
             </w:r>
             <w:r>
               <w:rPr>
@@ -318,7 +423,7 @@
                 <w:noProof/>
                 <w:webHidden/>
               </w:rPr>
-              <w:instrText xml:space="preserve"> PAGEREF _Toc229325237 \h </w:instrText>
+              <w:instrText xml:space="preserve"> PAGEREF _Toc229432475 \h </w:instrText>
             </w:r>
             <w:r>
               <w:rPr>
@@ -338,7 +443,7 @@
                 <w:noProof/>
                 <w:webHidden/>
               </w:rPr>
-              <w:t>3</w:t>
+              <w:t>5</w:t>
             </w:r>
             <w:r>
               <w:rPr>
@@ -364,7 +469,7 @@
               <w14:ligatures w14:val="standardContextual"/>
             </w:rPr>
           </w:pPr>
-          <w:hyperlink w:anchor="_Toc229325238" w:history="1">
+          <w:hyperlink w:anchor="_Toc229432476" w:history="1">
             <w:r>
               <w:rPr>
                 <w:rStyle w:val="Hyperlink"/>
@@ -373,7 +478,7 @@
                 <w:noProof/>
                 <w:lang w:val="en-US"/>
               </w:rPr>
-              <w:t>4. Phương pháp nghiên cứu</w:t>
+              <w:t>1.4. GIỚI THIỆU EXPRESSJS</w:t>
             </w:r>
             <w:r>
               <w:rPr>
@@ -394,7 +499,7 @@
                 <w:noProof/>
                 <w:webHidden/>
               </w:rPr>
-              <w:instrText xml:space="preserve"> PAGEREF _Toc229325238 \h </w:instrText>
+              <w:instrText xml:space="preserve"> PAGEREF _Toc229432476 \h </w:instrText>
             </w:r>
             <w:r>
               <w:rPr>
@@ -414,7 +519,7 @@
                 <w:noProof/>
                 <w:webHidden/>
               </w:rPr>
-              <w:t>3</w:t>
+              <w:t>5</w:t>
             </w:r>
             <w:r>
               <w:rPr>
@@ -440,16 +545,17 @@
               <w14:ligatures w14:val="standardContextual"/>
             </w:rPr>
           </w:pPr>
-          <w:hyperlink w:anchor="_Toc229325239" w:history="1">
+          <w:hyperlink w:anchor="_Toc229432477" w:history="1">
             <w:r>
               <w:rPr>
                 <w:rStyle w:val="Hyperlink"/>
                 <w:b/>
                 <w:bCs/>
+                <w:caps/>
                 <w:noProof/>
                 <w:lang w:val="en-US"/>
               </w:rPr>
-              <w:t>5. Kết quả dự kiến</w:t>
+              <w:t>1.5. Giới thiệu postgresql</w:t>
             </w:r>
             <w:r>
               <w:rPr>
@@ -470,7 +576,7 @@
                 <w:noProof/>
                 <w:webHidden/>
               </w:rPr>
-              <w:instrText xml:space="preserve"> PAGEREF _Toc229325239 \h </w:instrText>
+              <w:instrText xml:space="preserve"> PAGEREF _Toc229432477 \h </w:instrText>
             </w:r>
             <w:r>
               <w:rPr>
@@ -490,7 +596,83 @@
                 <w:noProof/>
                 <w:webHidden/>
               </w:rPr>
-              <w:t>3</w:t>
+              <w:t>5</w:t>
+            </w:r>
+            <w:r>
+              <w:rPr>
+                <w:noProof/>
+                <w:webHidden/>
+              </w:rPr>
+              <w:fldChar w:fldCharType="end"/>
+            </w:r>
+          </w:hyperlink>
+        </w:p>
+        <w:p>
+          <w:pPr>
+            <w:pStyle w:val="TOC1"/>
+            <w:tabs>
+              <w:tab w:val="right" w:leader="dot" w:pos="9016"/>
+            </w:tabs>
+            <w:rPr>
+              <w:rFonts w:asciiTheme="minorHAnsi" w:eastAsiaTheme="minorEastAsia" w:hAnsiTheme="minorHAnsi" w:cstheme="minorBidi"/>
+              <w:noProof/>
+              <w:kern w:val="2"/>
+              <w:sz w:val="24"/>
+              <w:lang w:eastAsia="vi-VN"/>
+              <w14:ligatures w14:val="standardContextual"/>
+            </w:rPr>
+          </w:pPr>
+          <w:hyperlink w:anchor="_Toc229432478" w:history="1">
+            <w:r>
+              <w:rPr>
+                <w:rStyle w:val="Hyperlink"/>
+                <w:b/>
+                <w:bCs/>
+                <w:noProof/>
+                <w:lang w:val="en-US"/>
+              </w:rPr>
+              <w:t>CHƯƠNG II. PHÂN TÍCH VÀ THIẾT KẾ HỆ THỐNG</w:t>
+            </w:r>
+            <w:r>
+              <w:rPr>
+                <w:noProof/>
+                <w:webHidden/>
+              </w:rPr>
+              <w:tab/>
+            </w:r>
+            <w:r>
+              <w:rPr>
+                <w:noProof/>
+                <w:webHidden/>
+              </w:rPr>
+              <w:fldChar w:fldCharType="begin"/>
+            </w:r>
+            <w:r>
+              <w:rPr>
+                <w:noProof/>
+                <w:webHidden/>
+              </w:rPr>
+              <w:instrText xml:space="preserve"> PAGEREF _Toc229432478 \h </w:instrText>
+            </w:r>
+            <w:r>
+              <w:rPr>
+                <w:noProof/>
+                <w:webHidden/>
+              </w:rPr>
+            </w:r>
+            <w:r>
+              <w:rPr>
+                <w:noProof/>
+                <w:webHidden/>
+              </w:rPr>
+              <w:fldChar w:fldCharType="separate"/>
+            </w:r>
+            <w:r>
+              <w:rPr>
+                <w:noProof/>
+                <w:webHidden/>
+              </w:rPr>
+              <w:t>6</w:t>
             </w:r>
             <w:r>
               <w:rPr>
@@ -516,7 +698,7 @@
               <w14:ligatures w14:val="standardContextual"/>
             </w:rPr>
           </w:pPr>
-          <w:hyperlink w:anchor="_Toc229325240" w:history="1">
+          <w:hyperlink w:anchor="_Toc229432479" w:history="1">
             <w:r>
               <w:rPr>
                 <w:rStyle w:val="Hyperlink"/>
@@ -525,7 +707,7 @@
                 <w:noProof/>
                 <w:lang w:val="en-US"/>
               </w:rPr>
-              <w:t>6. Bố cục đề tài</w:t>
+              <w:t>2.1. KHẢO SÁT THỰC TRẠNG</w:t>
             </w:r>
             <w:r>
               <w:rPr>
@@ -546,7 +728,7 @@
                 <w:noProof/>
                 <w:webHidden/>
               </w:rPr>
-              <w:instrText xml:space="preserve"> PAGEREF _Toc229325240 \h </w:instrText>
+              <w:instrText xml:space="preserve"> PAGEREF _Toc229432479 \h </w:instrText>
             </w:r>
             <w:r>
               <w:rPr>
@@ -566,7 +748,620 @@
                 <w:noProof/>
                 <w:webHidden/>
               </w:rPr>
-              <w:t>3</w:t>
+              <w:t>6</w:t>
+            </w:r>
+            <w:r>
+              <w:rPr>
+                <w:noProof/>
+                <w:webHidden/>
+              </w:rPr>
+              <w:fldChar w:fldCharType="end"/>
+            </w:r>
+          </w:hyperlink>
+        </w:p>
+        <w:p>
+          <w:pPr>
+            <w:pStyle w:val="TOC2"/>
+            <w:tabs>
+              <w:tab w:val="right" w:leader="dot" w:pos="9016"/>
+            </w:tabs>
+            <w:rPr>
+              <w:rFonts w:asciiTheme="minorHAnsi" w:eastAsiaTheme="minorEastAsia" w:hAnsiTheme="minorHAnsi" w:cstheme="minorBidi"/>
+              <w:noProof/>
+              <w:kern w:val="2"/>
+              <w:sz w:val="24"/>
+              <w:lang w:eastAsia="vi-VN"/>
+              <w14:ligatures w14:val="standardContextual"/>
+            </w:rPr>
+          </w:pPr>
+          <w:hyperlink w:anchor="_Toc229432480" w:history="1">
+            <w:r>
+              <w:rPr>
+                <w:rStyle w:val="Hyperlink"/>
+                <w:b/>
+                <w:bCs/>
+                <w:noProof/>
+                <w:lang w:val="en-US"/>
+              </w:rPr>
+              <w:t>2.2. CÁC ĐỐI TƯỢNG TƯƠNG TÁC VỚI HỆ THỐNG</w:t>
+            </w:r>
+            <w:r>
+              <w:rPr>
+                <w:noProof/>
+                <w:webHidden/>
+              </w:rPr>
+              <w:tab/>
+            </w:r>
+            <w:r>
+              <w:rPr>
+                <w:noProof/>
+                <w:webHidden/>
+              </w:rPr>
+              <w:fldChar w:fldCharType="begin"/>
+            </w:r>
+            <w:r>
+              <w:rPr>
+                <w:noProof/>
+                <w:webHidden/>
+              </w:rPr>
+              <w:instrText xml:space="preserve"> PAGEREF _Toc229432480 \h </w:instrText>
+            </w:r>
+            <w:r>
+              <w:rPr>
+                <w:noProof/>
+                <w:webHidden/>
+              </w:rPr>
+            </w:r>
+            <w:r>
+              <w:rPr>
+                <w:noProof/>
+                <w:webHidden/>
+              </w:rPr>
+              <w:fldChar w:fldCharType="separate"/>
+            </w:r>
+            <w:r>
+              <w:rPr>
+                <w:noProof/>
+                <w:webHidden/>
+              </w:rPr>
+              <w:t>6</w:t>
+            </w:r>
+            <w:r>
+              <w:rPr>
+                <w:noProof/>
+                <w:webHidden/>
+              </w:rPr>
+              <w:fldChar w:fldCharType="end"/>
+            </w:r>
+          </w:hyperlink>
+        </w:p>
+        <w:p>
+          <w:pPr>
+            <w:pStyle w:val="TOC2"/>
+            <w:tabs>
+              <w:tab w:val="right" w:leader="dot" w:pos="9016"/>
+            </w:tabs>
+            <w:rPr>
+              <w:rFonts w:asciiTheme="minorHAnsi" w:eastAsiaTheme="minorEastAsia" w:hAnsiTheme="minorHAnsi" w:cstheme="minorBidi"/>
+              <w:noProof/>
+              <w:kern w:val="2"/>
+              <w:sz w:val="24"/>
+              <w:lang w:eastAsia="vi-VN"/>
+              <w14:ligatures w14:val="standardContextual"/>
+            </w:rPr>
+          </w:pPr>
+          <w:hyperlink w:anchor="_Toc229432481" w:history="1">
+            <w:r>
+              <w:rPr>
+                <w:rStyle w:val="Hyperlink"/>
+                <w:b/>
+                <w:bCs/>
+                <w:noProof/>
+                <w:lang w:val="en-US"/>
+              </w:rPr>
+              <w:t>2.3. SƠ ĐỒ USE CASE SỬ DỤNG (USE CASE DIAGRAM)</w:t>
+            </w:r>
+            <w:r>
+              <w:rPr>
+                <w:noProof/>
+                <w:webHidden/>
+              </w:rPr>
+              <w:tab/>
+            </w:r>
+            <w:r>
+              <w:rPr>
+                <w:noProof/>
+                <w:webHidden/>
+              </w:rPr>
+              <w:fldChar w:fldCharType="begin"/>
+            </w:r>
+            <w:r>
+              <w:rPr>
+                <w:noProof/>
+                <w:webHidden/>
+              </w:rPr>
+              <w:instrText xml:space="preserve"> PAGEREF _Toc229432481 \h </w:instrText>
+            </w:r>
+            <w:r>
+              <w:rPr>
+                <w:noProof/>
+                <w:webHidden/>
+              </w:rPr>
+            </w:r>
+            <w:r>
+              <w:rPr>
+                <w:noProof/>
+                <w:webHidden/>
+              </w:rPr>
+              <w:fldChar w:fldCharType="separate"/>
+            </w:r>
+            <w:r>
+              <w:rPr>
+                <w:noProof/>
+                <w:webHidden/>
+              </w:rPr>
+              <w:t>7</w:t>
+            </w:r>
+            <w:r>
+              <w:rPr>
+                <w:noProof/>
+                <w:webHidden/>
+              </w:rPr>
+              <w:fldChar w:fldCharType="end"/>
+            </w:r>
+          </w:hyperlink>
+        </w:p>
+        <w:p>
+          <w:pPr>
+            <w:pStyle w:val="TOC3"/>
+            <w:tabs>
+              <w:tab w:val="right" w:leader="dot" w:pos="9016"/>
+            </w:tabs>
+            <w:rPr>
+              <w:rFonts w:asciiTheme="minorHAnsi" w:eastAsiaTheme="minorEastAsia" w:hAnsiTheme="minorHAnsi" w:cstheme="minorBidi"/>
+              <w:noProof/>
+              <w:kern w:val="2"/>
+              <w:sz w:val="24"/>
+              <w:lang w:eastAsia="vi-VN"/>
+              <w14:ligatures w14:val="standardContextual"/>
+            </w:rPr>
+          </w:pPr>
+          <w:hyperlink w:anchor="_Toc229432482" w:history="1">
+            <w:r>
+              <w:rPr>
+                <w:rStyle w:val="Hyperlink"/>
+                <w:rFonts w:asciiTheme="majorHAnsi" w:hAnsiTheme="majorHAnsi" w:cstheme="majorHAnsi"/>
+                <w:b/>
+                <w:bCs/>
+                <w:noProof/>
+                <w:lang w:val="en-US"/>
+              </w:rPr>
+              <w:t>2.3.1. Use case tổng quát</w:t>
+            </w:r>
+            <w:r>
+              <w:rPr>
+                <w:noProof/>
+                <w:webHidden/>
+              </w:rPr>
+              <w:tab/>
+            </w:r>
+            <w:r>
+              <w:rPr>
+                <w:noProof/>
+                <w:webHidden/>
+              </w:rPr>
+              <w:fldChar w:fldCharType="begin"/>
+            </w:r>
+            <w:r>
+              <w:rPr>
+                <w:noProof/>
+                <w:webHidden/>
+              </w:rPr>
+              <w:instrText xml:space="preserve"> PAGEREF _Toc229432482 \h </w:instrText>
+            </w:r>
+            <w:r>
+              <w:rPr>
+                <w:noProof/>
+                <w:webHidden/>
+              </w:rPr>
+            </w:r>
+            <w:r>
+              <w:rPr>
+                <w:noProof/>
+                <w:webHidden/>
+              </w:rPr>
+              <w:fldChar w:fldCharType="separate"/>
+            </w:r>
+            <w:r>
+              <w:rPr>
+                <w:noProof/>
+                <w:webHidden/>
+              </w:rPr>
+              <w:t>7</w:t>
+            </w:r>
+            <w:r>
+              <w:rPr>
+                <w:noProof/>
+                <w:webHidden/>
+              </w:rPr>
+              <w:fldChar w:fldCharType="end"/>
+            </w:r>
+          </w:hyperlink>
+        </w:p>
+        <w:p>
+          <w:pPr>
+            <w:pStyle w:val="TOC3"/>
+            <w:tabs>
+              <w:tab w:val="right" w:leader="dot" w:pos="9016"/>
+            </w:tabs>
+            <w:rPr>
+              <w:rFonts w:asciiTheme="minorHAnsi" w:eastAsiaTheme="minorEastAsia" w:hAnsiTheme="minorHAnsi" w:cstheme="minorBidi"/>
+              <w:noProof/>
+              <w:kern w:val="2"/>
+              <w:sz w:val="24"/>
+              <w:lang w:eastAsia="vi-VN"/>
+              <w14:ligatures w14:val="standardContextual"/>
+            </w:rPr>
+          </w:pPr>
+          <w:hyperlink w:anchor="_Toc229432483" w:history="1">
+            <w:r>
+              <w:rPr>
+                <w:rStyle w:val="Hyperlink"/>
+                <w:rFonts w:asciiTheme="majorHAnsi" w:hAnsiTheme="majorHAnsi" w:cstheme="majorHAnsi"/>
+                <w:b/>
+                <w:bCs/>
+                <w:noProof/>
+                <w:lang w:val="en-US"/>
+              </w:rPr>
+              <w:t>2.3.2. Use case chi tiết</w:t>
+            </w:r>
+            <w:r>
+              <w:rPr>
+                <w:noProof/>
+                <w:webHidden/>
+              </w:rPr>
+              <w:tab/>
+            </w:r>
+            <w:r>
+              <w:rPr>
+                <w:noProof/>
+                <w:webHidden/>
+              </w:rPr>
+              <w:fldChar w:fldCharType="begin"/>
+            </w:r>
+            <w:r>
+              <w:rPr>
+                <w:noProof/>
+                <w:webHidden/>
+              </w:rPr>
+              <w:instrText xml:space="preserve"> PAGEREF _Toc229432483 \h </w:instrText>
+            </w:r>
+            <w:r>
+              <w:rPr>
+                <w:noProof/>
+                <w:webHidden/>
+              </w:rPr>
+            </w:r>
+            <w:r>
+              <w:rPr>
+                <w:noProof/>
+                <w:webHidden/>
+              </w:rPr>
+              <w:fldChar w:fldCharType="separate"/>
+            </w:r>
+            <w:r>
+              <w:rPr>
+                <w:noProof/>
+                <w:webHidden/>
+              </w:rPr>
+              <w:t>8</w:t>
+            </w:r>
+            <w:r>
+              <w:rPr>
+                <w:noProof/>
+                <w:webHidden/>
+              </w:rPr>
+              <w:fldChar w:fldCharType="end"/>
+            </w:r>
+          </w:hyperlink>
+        </w:p>
+        <w:p>
+          <w:pPr>
+            <w:pStyle w:val="TOC2"/>
+            <w:tabs>
+              <w:tab w:val="right" w:leader="dot" w:pos="9016"/>
+            </w:tabs>
+            <w:rPr>
+              <w:rFonts w:asciiTheme="minorHAnsi" w:eastAsiaTheme="minorEastAsia" w:hAnsiTheme="minorHAnsi" w:cstheme="minorBidi"/>
+              <w:noProof/>
+              <w:kern w:val="2"/>
+              <w:sz w:val="24"/>
+              <w:lang w:eastAsia="vi-VN"/>
+              <w14:ligatures w14:val="standardContextual"/>
+            </w:rPr>
+          </w:pPr>
+          <w:hyperlink w:anchor="_Toc229432484" w:history="1">
+            <w:r>
+              <w:rPr>
+                <w:rStyle w:val="Hyperlink"/>
+                <w:b/>
+                <w:bCs/>
+                <w:noProof/>
+                <w:lang w:val="en-US"/>
+              </w:rPr>
+              <w:t>2.4. THIẾT KẾ CƠ SỞ DỮ LIỆU</w:t>
+            </w:r>
+            <w:r>
+              <w:rPr>
+                <w:noProof/>
+                <w:webHidden/>
+              </w:rPr>
+              <w:tab/>
+            </w:r>
+            <w:r>
+              <w:rPr>
+                <w:noProof/>
+                <w:webHidden/>
+              </w:rPr>
+              <w:fldChar w:fldCharType="begin"/>
+            </w:r>
+            <w:r>
+              <w:rPr>
+                <w:noProof/>
+                <w:webHidden/>
+              </w:rPr>
+              <w:instrText xml:space="preserve"> PAGEREF _Toc229432484 \h </w:instrText>
+            </w:r>
+            <w:r>
+              <w:rPr>
+                <w:noProof/>
+                <w:webHidden/>
+              </w:rPr>
+            </w:r>
+            <w:r>
+              <w:rPr>
+                <w:noProof/>
+                <w:webHidden/>
+              </w:rPr>
+              <w:fldChar w:fldCharType="separate"/>
+            </w:r>
+            <w:r>
+              <w:rPr>
+                <w:noProof/>
+                <w:webHidden/>
+              </w:rPr>
+              <w:t>14</w:t>
+            </w:r>
+            <w:r>
+              <w:rPr>
+                <w:noProof/>
+                <w:webHidden/>
+              </w:rPr>
+              <w:fldChar w:fldCharType="end"/>
+            </w:r>
+          </w:hyperlink>
+        </w:p>
+        <w:p>
+          <w:pPr>
+            <w:pStyle w:val="TOC3"/>
+            <w:tabs>
+              <w:tab w:val="right" w:leader="dot" w:pos="9016"/>
+            </w:tabs>
+            <w:rPr>
+              <w:rFonts w:asciiTheme="minorHAnsi" w:eastAsiaTheme="minorEastAsia" w:hAnsiTheme="minorHAnsi" w:cstheme="minorBidi"/>
+              <w:noProof/>
+              <w:kern w:val="2"/>
+              <w:sz w:val="24"/>
+              <w:lang w:eastAsia="vi-VN"/>
+              <w14:ligatures w14:val="standardContextual"/>
+            </w:rPr>
+          </w:pPr>
+          <w:hyperlink w:anchor="_Toc229432485" w:history="1">
+            <w:r>
+              <w:rPr>
+                <w:rStyle w:val="Hyperlink"/>
+                <w:rFonts w:asciiTheme="majorHAnsi" w:hAnsiTheme="majorHAnsi" w:cstheme="majorHAnsi"/>
+                <w:b/>
+                <w:bCs/>
+                <w:noProof/>
+                <w:lang w:val="en-US"/>
+              </w:rPr>
+              <w:t>2.4.1. Lựa chọn cơ sở dữ liệu</w:t>
+            </w:r>
+            <w:r>
+              <w:rPr>
+                <w:noProof/>
+                <w:webHidden/>
+              </w:rPr>
+              <w:tab/>
+            </w:r>
+            <w:r>
+              <w:rPr>
+                <w:noProof/>
+                <w:webHidden/>
+              </w:rPr>
+              <w:fldChar w:fldCharType="begin"/>
+            </w:r>
+            <w:r>
+              <w:rPr>
+                <w:noProof/>
+                <w:webHidden/>
+              </w:rPr>
+              <w:instrText xml:space="preserve"> PAGEREF _Toc229432485 \h </w:instrText>
+            </w:r>
+            <w:r>
+              <w:rPr>
+                <w:noProof/>
+                <w:webHidden/>
+              </w:rPr>
+            </w:r>
+            <w:r>
+              <w:rPr>
+                <w:noProof/>
+                <w:webHidden/>
+              </w:rPr>
+              <w:fldChar w:fldCharType="separate"/>
+            </w:r>
+            <w:r>
+              <w:rPr>
+                <w:noProof/>
+                <w:webHidden/>
+              </w:rPr>
+              <w:t>14</w:t>
+            </w:r>
+            <w:r>
+              <w:rPr>
+                <w:noProof/>
+                <w:webHidden/>
+              </w:rPr>
+              <w:fldChar w:fldCharType="end"/>
+            </w:r>
+          </w:hyperlink>
+        </w:p>
+        <w:p>
+          <w:pPr>
+            <w:pStyle w:val="TOC3"/>
+            <w:tabs>
+              <w:tab w:val="right" w:leader="dot" w:pos="9016"/>
+            </w:tabs>
+            <w:rPr>
+              <w:rFonts w:asciiTheme="minorHAnsi" w:eastAsiaTheme="minorEastAsia" w:hAnsiTheme="minorHAnsi" w:cstheme="minorBidi"/>
+              <w:noProof/>
+              <w:kern w:val="2"/>
+              <w:sz w:val="24"/>
+              <w:lang w:eastAsia="vi-VN"/>
+              <w14:ligatures w14:val="standardContextual"/>
+            </w:rPr>
+          </w:pPr>
+          <w:hyperlink w:anchor="_Toc229432486" w:history="1">
+            <w:r>
+              <w:rPr>
+                <w:rStyle w:val="Hyperlink"/>
+                <w:rFonts w:asciiTheme="majorHAnsi" w:hAnsiTheme="majorHAnsi" w:cstheme="majorHAnsi"/>
+                <w:b/>
+                <w:bCs/>
+                <w:noProof/>
+                <w:lang w:val="en-US"/>
+              </w:rPr>
+              <w:t>2.4.2. Lược đồ cơ sở dữ liệu</w:t>
+            </w:r>
+            <w:r>
+              <w:rPr>
+                <w:noProof/>
+                <w:webHidden/>
+              </w:rPr>
+              <w:tab/>
+            </w:r>
+            <w:r>
+              <w:rPr>
+                <w:noProof/>
+                <w:webHidden/>
+              </w:rPr>
+              <w:fldChar w:fldCharType="begin"/>
+            </w:r>
+            <w:r>
+              <w:rPr>
+                <w:noProof/>
+                <w:webHidden/>
+              </w:rPr>
+              <w:instrText xml:space="preserve"> PAGEREF _Toc229432486 \h </w:instrText>
+            </w:r>
+            <w:r>
+              <w:rPr>
+                <w:noProof/>
+                <w:webHidden/>
+              </w:rPr>
+            </w:r>
+            <w:r>
+              <w:rPr>
+                <w:noProof/>
+                <w:webHidden/>
+              </w:rPr>
+              <w:fldChar w:fldCharType="separate"/>
+            </w:r>
+            <w:r>
+              <w:rPr>
+                <w:noProof/>
+                <w:webHidden/>
+              </w:rPr>
+              <w:t>14</w:t>
+            </w:r>
+            <w:r>
+              <w:rPr>
+                <w:noProof/>
+                <w:webHidden/>
+              </w:rPr>
+              <w:fldChar w:fldCharType="end"/>
+            </w:r>
+          </w:hyperlink>
+        </w:p>
+        <w:p>
+          <w:pPr>
+            <w:pStyle w:val="TOC3"/>
+            <w:tabs>
+              <w:tab w:val="right" w:leader="dot" w:pos="9016"/>
+            </w:tabs>
+            <w:rPr>
+              <w:rFonts w:asciiTheme="minorHAnsi" w:eastAsiaTheme="minorEastAsia" w:hAnsiTheme="minorHAnsi" w:cstheme="minorBidi"/>
+              <w:noProof/>
+              <w:kern w:val="2"/>
+              <w:sz w:val="24"/>
+              <w:lang w:eastAsia="vi-VN"/>
+              <w14:ligatures w14:val="standardContextual"/>
+            </w:rPr>
+          </w:pPr>
+          <w:hyperlink w:anchor="_Toc229432487" w:history="1">
+            <w:r>
+              <w:rPr>
+                <w:rStyle w:val="Hyperlink"/>
+                <w:rFonts w:asciiTheme="majorHAnsi" w:hAnsiTheme="majorHAnsi" w:cstheme="majorHAnsi"/>
+                <w:b/>
+                <w:bCs/>
+                <w:noProof/>
+                <w:lang w:val="en-US"/>
+              </w:rPr>
+              <w:t>2.4.3. Sơ đồ thực thể liên kết</w:t>
+            </w:r>
+            <w:r>
+              <w:rPr>
+                <w:noProof/>
+                <w:webHidden/>
+              </w:rPr>
+              <w:tab/>
+            </w:r>
+            <w:r>
+              <w:rPr>
+                <w:noProof/>
+                <w:webHidden/>
+              </w:rPr>
+              <w:fldChar w:fldCharType="begin"/>
+            </w:r>
+            <w:r>
+              <w:rPr>
+                <w:noProof/>
+                <w:webHidden/>
+              </w:rPr>
+              <w:instrText xml:space="preserve"> PAGEREF _Toc229432487 \h </w:instrText>
+            </w:r>
+            <w:r>
+              <w:rPr>
+                <w:noProof/>
+                <w:webHidden/>
+              </w:rPr>
+            </w:r>
+            <w:r>
+              <w:rPr>
+                <w:noProof/>
+                <w:webHidden/>
+              </w:rPr>
+              <w:fldChar w:fldCharType="separate"/>
+            </w:r>
+            <w:r>
+              <w:rPr>
+                <w:noProof/>
+                <w:webHidden/>
+              </w:rPr>
+              <w:t>15</w:t>
             </w:r>
             <w:r>
               <w:rPr>
@@ -592,7 +1387,7 @@
               <w14:ligatures w14:val="standardContextual"/>
             </w:rPr>
           </w:pPr>
-          <w:hyperlink w:anchor="_Toc229325241" w:history="1">
+          <w:hyperlink w:anchor="_Toc229432488" w:history="1">
             <w:r>
               <w:rPr>
                 <w:rStyle w:val="Hyperlink"/>
@@ -601,7 +1396,7 @@
                 <w:noProof/>
                 <w:lang w:val="en-US"/>
               </w:rPr>
-              <w:t>CHƯƠNG I. TỔNG QUAN VỀ CÔNG CỤ VÀ MÔI TRƯỜNG PHÁT TRIỂN</w:t>
+              <w:t>CHƯƠNG 3. CÀI ĐẶT VÀ KIỂM THỬ</w:t>
             </w:r>
             <w:r>
               <w:rPr>
@@ -622,7 +1417,7 @@
                 <w:noProof/>
                 <w:webHidden/>
               </w:rPr>
-              <w:instrText xml:space="preserve"> PAGEREF _Toc229325241 \h </w:instrText>
+              <w:instrText xml:space="preserve"> PAGEREF _Toc229432488 \h </w:instrText>
             </w:r>
             <w:r>
               <w:rPr>
@@ -642,7 +1437,7 @@
                 <w:noProof/>
                 <w:webHidden/>
               </w:rPr>
-              <w:t>4</w:t>
+              <w:t>16</w:t>
             </w:r>
             <w:r>
               <w:rPr>
@@ -668,17 +1463,16 @@
               <w14:ligatures w14:val="standardContextual"/>
             </w:rPr>
           </w:pPr>
-          <w:hyperlink w:anchor="_Toc229325242" w:history="1">
+          <w:hyperlink w:anchor="_Toc229432489" w:history="1">
             <w:r>
               <w:rPr>
                 <w:rStyle w:val="Hyperlink"/>
                 <w:b/>
                 <w:bCs/>
-                <w:caps/>
                 <w:noProof/>
                 <w:lang w:val="en-US"/>
               </w:rPr>
-              <w:t>1.1. Giới thiệu ngôn ngữ lập trình Javascript</w:t>
+              <w:t>3.1. KẾT QUẢ THỰC HIỆN</w:t>
             </w:r>
             <w:r>
               <w:rPr>
@@ -699,7 +1493,7 @@
                 <w:noProof/>
                 <w:webHidden/>
               </w:rPr>
-              <w:instrText xml:space="preserve"> PAGEREF _Toc229325242 \h </w:instrText>
+              <w:instrText xml:space="preserve"> PAGEREF _Toc229432489 \h </w:instrText>
             </w:r>
             <w:r>
               <w:rPr>
@@ -719,7 +1513,7 @@
                 <w:noProof/>
                 <w:webHidden/>
               </w:rPr>
-              <w:t>4</w:t>
+              <w:t>16</w:t>
             </w:r>
             <w:r>
               <w:rPr>
@@ -732,7 +1526,7 @@
         </w:p>
         <w:p>
           <w:pPr>
-            <w:pStyle w:val="TOC2"/>
+            <w:pStyle w:val="TOC3"/>
             <w:tabs>
               <w:tab w:val="right" w:leader="dot" w:pos="9016"/>
             </w:tabs>
@@ -745,17 +1539,17 @@
               <w14:ligatures w14:val="standardContextual"/>
             </w:rPr>
           </w:pPr>
-          <w:hyperlink w:anchor="_Toc229325243" w:history="1">
+          <w:hyperlink w:anchor="_Toc229432490" w:history="1">
             <w:r>
               <w:rPr>
                 <w:rStyle w:val="Hyperlink"/>
+                <w:rFonts w:asciiTheme="majorHAnsi" w:hAnsiTheme="majorHAnsi" w:cstheme="majorHAnsi"/>
                 <w:b/>
                 <w:bCs/>
-                <w:caps/>
                 <w:noProof/>
                 <w:lang w:val="en-US"/>
               </w:rPr>
-              <w:t>1.3. Giới thiệu nodejs</w:t>
+              <w:t>3.1.1. Đăng kí cho ứng viên</w:t>
             </w:r>
             <w:r>
               <w:rPr>
@@ -776,7 +1570,7 @@
                 <w:noProof/>
                 <w:webHidden/>
               </w:rPr>
-              <w:instrText xml:space="preserve"> PAGEREF _Toc229325243 \h </w:instrText>
+              <w:instrText xml:space="preserve"> PAGEREF _Toc229432490 \h </w:instrText>
             </w:r>
             <w:r>
               <w:rPr>
@@ -796,7 +1590,7 @@
                 <w:noProof/>
                 <w:webHidden/>
               </w:rPr>
-              <w:t>4</w:t>
+              <w:t>16</w:t>
             </w:r>
             <w:r>
               <w:rPr>
@@ -809,7 +1603,7 @@
         </w:p>
         <w:p>
           <w:pPr>
-            <w:pStyle w:val="TOC2"/>
+            <w:pStyle w:val="TOC3"/>
             <w:tabs>
               <w:tab w:val="right" w:leader="dot" w:pos="9016"/>
             </w:tabs>
@@ -822,16 +1616,17 @@
               <w14:ligatures w14:val="standardContextual"/>
             </w:rPr>
           </w:pPr>
-          <w:hyperlink w:anchor="_Toc229325244" w:history="1">
+          <w:hyperlink w:anchor="_Toc229432491" w:history="1">
             <w:r>
               <w:rPr>
                 <w:rStyle w:val="Hyperlink"/>
+                <w:rFonts w:asciiTheme="majorHAnsi" w:hAnsiTheme="majorHAnsi" w:cstheme="majorHAnsi"/>
                 <w:b/>
                 <w:bCs/>
                 <w:noProof/>
                 <w:lang w:val="en-US"/>
               </w:rPr>
-              <w:t>1.4. GIỚI THIỆU EXPRESSJS</w:t>
+              <w:t>3.1.2. Đăng nhập cho ứng viên</w:t>
             </w:r>
             <w:r>
               <w:rPr>
@@ -852,7 +1647,7 @@
                 <w:noProof/>
                 <w:webHidden/>
               </w:rPr>
-              <w:instrText xml:space="preserve"> PAGEREF _Toc229325244 \h </w:instrText>
+              <w:instrText xml:space="preserve"> PAGEREF _Toc229432491 \h </w:instrText>
             </w:r>
             <w:r>
               <w:rPr>
@@ -872,7 +1667,1085 @@
                 <w:noProof/>
                 <w:webHidden/>
               </w:rPr>
-              <w:t>4</w:t>
+              <w:t>16</w:t>
+            </w:r>
+            <w:r>
+              <w:rPr>
+                <w:noProof/>
+                <w:webHidden/>
+              </w:rPr>
+              <w:fldChar w:fldCharType="end"/>
+            </w:r>
+          </w:hyperlink>
+        </w:p>
+        <w:p>
+          <w:pPr>
+            <w:pStyle w:val="TOC3"/>
+            <w:tabs>
+              <w:tab w:val="right" w:leader="dot" w:pos="9016"/>
+            </w:tabs>
+            <w:rPr>
+              <w:rFonts w:asciiTheme="minorHAnsi" w:eastAsiaTheme="minorEastAsia" w:hAnsiTheme="minorHAnsi" w:cstheme="minorBidi"/>
+              <w:noProof/>
+              <w:kern w:val="2"/>
+              <w:sz w:val="24"/>
+              <w:lang w:eastAsia="vi-VN"/>
+              <w14:ligatures w14:val="standardContextual"/>
+            </w:rPr>
+          </w:pPr>
+          <w:hyperlink w:anchor="_Toc229432492" w:history="1">
+            <w:r>
+              <w:rPr>
+                <w:rStyle w:val="Hyperlink"/>
+                <w:rFonts w:asciiTheme="majorHAnsi" w:hAnsiTheme="majorHAnsi" w:cstheme="majorHAnsi"/>
+                <w:b/>
+                <w:bCs/>
+                <w:noProof/>
+                <w:lang w:val="en-US"/>
+              </w:rPr>
+              <w:t>3.1.4. Xem danh sách công ty</w:t>
+            </w:r>
+            <w:r>
+              <w:rPr>
+                <w:noProof/>
+                <w:webHidden/>
+              </w:rPr>
+              <w:tab/>
+            </w:r>
+            <w:r>
+              <w:rPr>
+                <w:noProof/>
+                <w:webHidden/>
+              </w:rPr>
+              <w:fldChar w:fldCharType="begin"/>
+            </w:r>
+            <w:r>
+              <w:rPr>
+                <w:noProof/>
+                <w:webHidden/>
+              </w:rPr>
+              <w:instrText xml:space="preserve"> PAGEREF _Toc229432492 \h </w:instrText>
+            </w:r>
+            <w:r>
+              <w:rPr>
+                <w:noProof/>
+                <w:webHidden/>
+              </w:rPr>
+            </w:r>
+            <w:r>
+              <w:rPr>
+                <w:noProof/>
+                <w:webHidden/>
+              </w:rPr>
+              <w:fldChar w:fldCharType="separate"/>
+            </w:r>
+            <w:r>
+              <w:rPr>
+                <w:noProof/>
+                <w:webHidden/>
+              </w:rPr>
+              <w:t>17</w:t>
+            </w:r>
+            <w:r>
+              <w:rPr>
+                <w:noProof/>
+                <w:webHidden/>
+              </w:rPr>
+              <w:fldChar w:fldCharType="end"/>
+            </w:r>
+          </w:hyperlink>
+        </w:p>
+        <w:p>
+          <w:pPr>
+            <w:pStyle w:val="TOC3"/>
+            <w:tabs>
+              <w:tab w:val="right" w:leader="dot" w:pos="9016"/>
+            </w:tabs>
+            <w:rPr>
+              <w:rFonts w:asciiTheme="minorHAnsi" w:eastAsiaTheme="minorEastAsia" w:hAnsiTheme="minorHAnsi" w:cstheme="minorBidi"/>
+              <w:noProof/>
+              <w:kern w:val="2"/>
+              <w:sz w:val="24"/>
+              <w:lang w:eastAsia="vi-VN"/>
+              <w14:ligatures w14:val="standardContextual"/>
+            </w:rPr>
+          </w:pPr>
+          <w:hyperlink w:anchor="_Toc229432493" w:history="1">
+            <w:r>
+              <w:rPr>
+                <w:rStyle w:val="Hyperlink"/>
+                <w:rFonts w:asciiTheme="majorHAnsi" w:hAnsiTheme="majorHAnsi" w:cstheme="majorHAnsi"/>
+                <w:b/>
+                <w:bCs/>
+                <w:noProof/>
+                <w:lang w:val="en-US"/>
+              </w:rPr>
+              <w:t>3.1.5. Xem chi tiết công ty</w:t>
+            </w:r>
+            <w:r>
+              <w:rPr>
+                <w:noProof/>
+                <w:webHidden/>
+              </w:rPr>
+              <w:tab/>
+            </w:r>
+            <w:r>
+              <w:rPr>
+                <w:noProof/>
+                <w:webHidden/>
+              </w:rPr>
+              <w:fldChar w:fldCharType="begin"/>
+            </w:r>
+            <w:r>
+              <w:rPr>
+                <w:noProof/>
+                <w:webHidden/>
+              </w:rPr>
+              <w:instrText xml:space="preserve"> PAGEREF _Toc229432493 \h </w:instrText>
+            </w:r>
+            <w:r>
+              <w:rPr>
+                <w:noProof/>
+                <w:webHidden/>
+              </w:rPr>
+            </w:r>
+            <w:r>
+              <w:rPr>
+                <w:noProof/>
+                <w:webHidden/>
+              </w:rPr>
+              <w:fldChar w:fldCharType="separate"/>
+            </w:r>
+            <w:r>
+              <w:rPr>
+                <w:noProof/>
+                <w:webHidden/>
+              </w:rPr>
+              <w:t>18</w:t>
+            </w:r>
+            <w:r>
+              <w:rPr>
+                <w:noProof/>
+                <w:webHidden/>
+              </w:rPr>
+              <w:fldChar w:fldCharType="end"/>
+            </w:r>
+          </w:hyperlink>
+        </w:p>
+        <w:p>
+          <w:pPr>
+            <w:pStyle w:val="TOC3"/>
+            <w:tabs>
+              <w:tab w:val="right" w:leader="dot" w:pos="9016"/>
+            </w:tabs>
+            <w:rPr>
+              <w:rFonts w:asciiTheme="minorHAnsi" w:eastAsiaTheme="minorEastAsia" w:hAnsiTheme="minorHAnsi" w:cstheme="minorBidi"/>
+              <w:noProof/>
+              <w:kern w:val="2"/>
+              <w:sz w:val="24"/>
+              <w:lang w:eastAsia="vi-VN"/>
+              <w14:ligatures w14:val="standardContextual"/>
+            </w:rPr>
+          </w:pPr>
+          <w:hyperlink w:anchor="_Toc229432494" w:history="1">
+            <w:r>
+              <w:rPr>
+                <w:rStyle w:val="Hyperlink"/>
+                <w:rFonts w:asciiTheme="majorHAnsi" w:hAnsiTheme="majorHAnsi" w:cstheme="majorHAnsi"/>
+                <w:b/>
+                <w:bCs/>
+                <w:noProof/>
+                <w:lang w:val="en-US"/>
+              </w:rPr>
+              <w:t>3.1.4. Ứng tuyển công việc</w:t>
+            </w:r>
+            <w:r>
+              <w:rPr>
+                <w:noProof/>
+                <w:webHidden/>
+              </w:rPr>
+              <w:tab/>
+            </w:r>
+            <w:r>
+              <w:rPr>
+                <w:noProof/>
+                <w:webHidden/>
+              </w:rPr>
+              <w:fldChar w:fldCharType="begin"/>
+            </w:r>
+            <w:r>
+              <w:rPr>
+                <w:noProof/>
+                <w:webHidden/>
+              </w:rPr>
+              <w:instrText xml:space="preserve"> PAGEREF _Toc229432494 \h </w:instrText>
+            </w:r>
+            <w:r>
+              <w:rPr>
+                <w:noProof/>
+                <w:webHidden/>
+              </w:rPr>
+            </w:r>
+            <w:r>
+              <w:rPr>
+                <w:noProof/>
+                <w:webHidden/>
+              </w:rPr>
+              <w:fldChar w:fldCharType="separate"/>
+            </w:r>
+            <w:r>
+              <w:rPr>
+                <w:noProof/>
+                <w:webHidden/>
+              </w:rPr>
+              <w:t>19</w:t>
+            </w:r>
+            <w:r>
+              <w:rPr>
+                <w:noProof/>
+                <w:webHidden/>
+              </w:rPr>
+              <w:fldChar w:fldCharType="end"/>
+            </w:r>
+          </w:hyperlink>
+        </w:p>
+        <w:p>
+          <w:pPr>
+            <w:pStyle w:val="TOC3"/>
+            <w:tabs>
+              <w:tab w:val="right" w:leader="dot" w:pos="9016"/>
+            </w:tabs>
+            <w:rPr>
+              <w:rFonts w:asciiTheme="minorHAnsi" w:eastAsiaTheme="minorEastAsia" w:hAnsiTheme="minorHAnsi" w:cstheme="minorBidi"/>
+              <w:noProof/>
+              <w:kern w:val="2"/>
+              <w:sz w:val="24"/>
+              <w:lang w:eastAsia="vi-VN"/>
+              <w14:ligatures w14:val="standardContextual"/>
+            </w:rPr>
+          </w:pPr>
+          <w:hyperlink w:anchor="_Toc229432495" w:history="1">
+            <w:r>
+              <w:rPr>
+                <w:rStyle w:val="Hyperlink"/>
+                <w:rFonts w:asciiTheme="majorHAnsi" w:hAnsiTheme="majorHAnsi" w:cstheme="majorHAnsi"/>
+                <w:b/>
+                <w:bCs/>
+                <w:noProof/>
+                <w:lang w:val="en-US"/>
+              </w:rPr>
+              <w:t>3.1.5. Quản lí hồ sơ cá nhân</w:t>
+            </w:r>
+            <w:r>
+              <w:rPr>
+                <w:noProof/>
+                <w:webHidden/>
+              </w:rPr>
+              <w:tab/>
+            </w:r>
+            <w:r>
+              <w:rPr>
+                <w:noProof/>
+                <w:webHidden/>
+              </w:rPr>
+              <w:fldChar w:fldCharType="begin"/>
+            </w:r>
+            <w:r>
+              <w:rPr>
+                <w:noProof/>
+                <w:webHidden/>
+              </w:rPr>
+              <w:instrText xml:space="preserve"> PAGEREF _Toc229432495 \h </w:instrText>
+            </w:r>
+            <w:r>
+              <w:rPr>
+                <w:noProof/>
+                <w:webHidden/>
+              </w:rPr>
+            </w:r>
+            <w:r>
+              <w:rPr>
+                <w:noProof/>
+                <w:webHidden/>
+              </w:rPr>
+              <w:fldChar w:fldCharType="separate"/>
+            </w:r>
+            <w:r>
+              <w:rPr>
+                <w:noProof/>
+                <w:webHidden/>
+              </w:rPr>
+              <w:t>19</w:t>
+            </w:r>
+            <w:r>
+              <w:rPr>
+                <w:noProof/>
+                <w:webHidden/>
+              </w:rPr>
+              <w:fldChar w:fldCharType="end"/>
+            </w:r>
+          </w:hyperlink>
+        </w:p>
+        <w:p>
+          <w:pPr>
+            <w:pStyle w:val="TOC3"/>
+            <w:tabs>
+              <w:tab w:val="right" w:leader="dot" w:pos="9016"/>
+            </w:tabs>
+            <w:rPr>
+              <w:rFonts w:asciiTheme="minorHAnsi" w:eastAsiaTheme="minorEastAsia" w:hAnsiTheme="minorHAnsi" w:cstheme="minorBidi"/>
+              <w:noProof/>
+              <w:kern w:val="2"/>
+              <w:sz w:val="24"/>
+              <w:lang w:eastAsia="vi-VN"/>
+              <w14:ligatures w14:val="standardContextual"/>
+            </w:rPr>
+          </w:pPr>
+          <w:hyperlink w:anchor="_Toc229432496" w:history="1">
+            <w:r>
+              <w:rPr>
+                <w:rStyle w:val="Hyperlink"/>
+                <w:rFonts w:asciiTheme="majorHAnsi" w:hAnsiTheme="majorHAnsi" w:cstheme="majorHAnsi"/>
+                <w:b/>
+                <w:bCs/>
+                <w:noProof/>
+                <w:lang w:val="en-US"/>
+              </w:rPr>
+              <w:t>3.1.7. Đăng kí cho nhà tuyển dụng</w:t>
+            </w:r>
+            <w:r>
+              <w:rPr>
+                <w:noProof/>
+                <w:webHidden/>
+              </w:rPr>
+              <w:tab/>
+            </w:r>
+            <w:r>
+              <w:rPr>
+                <w:noProof/>
+                <w:webHidden/>
+              </w:rPr>
+              <w:fldChar w:fldCharType="begin"/>
+            </w:r>
+            <w:r>
+              <w:rPr>
+                <w:noProof/>
+                <w:webHidden/>
+              </w:rPr>
+              <w:instrText xml:space="preserve"> PAGEREF _Toc229432496 \h </w:instrText>
+            </w:r>
+            <w:r>
+              <w:rPr>
+                <w:noProof/>
+                <w:webHidden/>
+              </w:rPr>
+            </w:r>
+            <w:r>
+              <w:rPr>
+                <w:noProof/>
+                <w:webHidden/>
+              </w:rPr>
+              <w:fldChar w:fldCharType="separate"/>
+            </w:r>
+            <w:r>
+              <w:rPr>
+                <w:noProof/>
+                <w:webHidden/>
+              </w:rPr>
+              <w:t>20</w:t>
+            </w:r>
+            <w:r>
+              <w:rPr>
+                <w:noProof/>
+                <w:webHidden/>
+              </w:rPr>
+              <w:fldChar w:fldCharType="end"/>
+            </w:r>
+          </w:hyperlink>
+        </w:p>
+        <w:p>
+          <w:pPr>
+            <w:pStyle w:val="TOC3"/>
+            <w:tabs>
+              <w:tab w:val="right" w:leader="dot" w:pos="9016"/>
+            </w:tabs>
+            <w:rPr>
+              <w:rFonts w:asciiTheme="minorHAnsi" w:eastAsiaTheme="minorEastAsia" w:hAnsiTheme="minorHAnsi" w:cstheme="minorBidi"/>
+              <w:noProof/>
+              <w:kern w:val="2"/>
+              <w:sz w:val="24"/>
+              <w:lang w:eastAsia="vi-VN"/>
+              <w14:ligatures w14:val="standardContextual"/>
+            </w:rPr>
+          </w:pPr>
+          <w:hyperlink w:anchor="_Toc229432497" w:history="1">
+            <w:r>
+              <w:rPr>
+                <w:rStyle w:val="Hyperlink"/>
+                <w:rFonts w:asciiTheme="majorHAnsi" w:hAnsiTheme="majorHAnsi" w:cstheme="majorHAnsi"/>
+                <w:b/>
+                <w:bCs/>
+                <w:noProof/>
+                <w:lang w:val="en-US"/>
+              </w:rPr>
+              <w:t>3.1.8. Đăng nhập cho nhà tuyển dụng</w:t>
+            </w:r>
+            <w:r>
+              <w:rPr>
+                <w:noProof/>
+                <w:webHidden/>
+              </w:rPr>
+              <w:tab/>
+            </w:r>
+            <w:r>
+              <w:rPr>
+                <w:noProof/>
+                <w:webHidden/>
+              </w:rPr>
+              <w:fldChar w:fldCharType="begin"/>
+            </w:r>
+            <w:r>
+              <w:rPr>
+                <w:noProof/>
+                <w:webHidden/>
+              </w:rPr>
+              <w:instrText xml:space="preserve"> PAGEREF _Toc229432497 \h </w:instrText>
+            </w:r>
+            <w:r>
+              <w:rPr>
+                <w:noProof/>
+                <w:webHidden/>
+              </w:rPr>
+            </w:r>
+            <w:r>
+              <w:rPr>
+                <w:noProof/>
+                <w:webHidden/>
+              </w:rPr>
+              <w:fldChar w:fldCharType="separate"/>
+            </w:r>
+            <w:r>
+              <w:rPr>
+                <w:noProof/>
+                <w:webHidden/>
+              </w:rPr>
+              <w:t>20</w:t>
+            </w:r>
+            <w:r>
+              <w:rPr>
+                <w:noProof/>
+                <w:webHidden/>
+              </w:rPr>
+              <w:fldChar w:fldCharType="end"/>
+            </w:r>
+          </w:hyperlink>
+        </w:p>
+        <w:p>
+          <w:pPr>
+            <w:pStyle w:val="TOC3"/>
+            <w:tabs>
+              <w:tab w:val="right" w:leader="dot" w:pos="9016"/>
+            </w:tabs>
+            <w:rPr>
+              <w:rFonts w:asciiTheme="minorHAnsi" w:eastAsiaTheme="minorEastAsia" w:hAnsiTheme="minorHAnsi" w:cstheme="minorBidi"/>
+              <w:noProof/>
+              <w:kern w:val="2"/>
+              <w:sz w:val="24"/>
+              <w:lang w:eastAsia="vi-VN"/>
+              <w14:ligatures w14:val="standardContextual"/>
+            </w:rPr>
+          </w:pPr>
+          <w:hyperlink w:anchor="_Toc229432498" w:history="1">
+            <w:r>
+              <w:rPr>
+                <w:rStyle w:val="Hyperlink"/>
+                <w:rFonts w:asciiTheme="majorHAnsi" w:hAnsiTheme="majorHAnsi" w:cstheme="majorHAnsi"/>
+                <w:b/>
+                <w:bCs/>
+                <w:noProof/>
+                <w:lang w:val="en-US"/>
+              </w:rPr>
+              <w:t>3.1.9. Quản lí tin tuyển dụng</w:t>
+            </w:r>
+            <w:r>
+              <w:rPr>
+                <w:noProof/>
+                <w:webHidden/>
+              </w:rPr>
+              <w:tab/>
+            </w:r>
+            <w:r>
+              <w:rPr>
+                <w:noProof/>
+                <w:webHidden/>
+              </w:rPr>
+              <w:fldChar w:fldCharType="begin"/>
+            </w:r>
+            <w:r>
+              <w:rPr>
+                <w:noProof/>
+                <w:webHidden/>
+              </w:rPr>
+              <w:instrText xml:space="preserve"> PAGEREF _Toc229432498 \h </w:instrText>
+            </w:r>
+            <w:r>
+              <w:rPr>
+                <w:noProof/>
+                <w:webHidden/>
+              </w:rPr>
+            </w:r>
+            <w:r>
+              <w:rPr>
+                <w:noProof/>
+                <w:webHidden/>
+              </w:rPr>
+              <w:fldChar w:fldCharType="separate"/>
+            </w:r>
+            <w:r>
+              <w:rPr>
+                <w:noProof/>
+                <w:webHidden/>
+              </w:rPr>
+              <w:t>21</w:t>
+            </w:r>
+            <w:r>
+              <w:rPr>
+                <w:noProof/>
+                <w:webHidden/>
+              </w:rPr>
+              <w:fldChar w:fldCharType="end"/>
+            </w:r>
+          </w:hyperlink>
+        </w:p>
+        <w:p>
+          <w:pPr>
+            <w:pStyle w:val="TOC3"/>
+            <w:tabs>
+              <w:tab w:val="right" w:leader="dot" w:pos="9016"/>
+            </w:tabs>
+            <w:rPr>
+              <w:rFonts w:asciiTheme="minorHAnsi" w:eastAsiaTheme="minorEastAsia" w:hAnsiTheme="minorHAnsi" w:cstheme="minorBidi"/>
+              <w:noProof/>
+              <w:kern w:val="2"/>
+              <w:sz w:val="24"/>
+              <w:lang w:eastAsia="vi-VN"/>
+              <w14:ligatures w14:val="standardContextual"/>
+            </w:rPr>
+          </w:pPr>
+          <w:hyperlink w:anchor="_Toc229432499" w:history="1">
+            <w:r>
+              <w:rPr>
+                <w:rStyle w:val="Hyperlink"/>
+                <w:rFonts w:asciiTheme="majorHAnsi" w:hAnsiTheme="majorHAnsi" w:cstheme="majorHAnsi"/>
+                <w:b/>
+                <w:bCs/>
+                <w:noProof/>
+                <w:lang w:val="en-US"/>
+              </w:rPr>
+              <w:t>3.1.10. Tạo tin tuyển dụng</w:t>
+            </w:r>
+            <w:r>
+              <w:rPr>
+                <w:noProof/>
+                <w:webHidden/>
+              </w:rPr>
+              <w:tab/>
+            </w:r>
+            <w:r>
+              <w:rPr>
+                <w:noProof/>
+                <w:webHidden/>
+              </w:rPr>
+              <w:fldChar w:fldCharType="begin"/>
+            </w:r>
+            <w:r>
+              <w:rPr>
+                <w:noProof/>
+                <w:webHidden/>
+              </w:rPr>
+              <w:instrText xml:space="preserve"> PAGEREF _Toc229432499 \h </w:instrText>
+            </w:r>
+            <w:r>
+              <w:rPr>
+                <w:noProof/>
+                <w:webHidden/>
+              </w:rPr>
+            </w:r>
+            <w:r>
+              <w:rPr>
+                <w:noProof/>
+                <w:webHidden/>
+              </w:rPr>
+              <w:fldChar w:fldCharType="separate"/>
+            </w:r>
+            <w:r>
+              <w:rPr>
+                <w:noProof/>
+                <w:webHidden/>
+              </w:rPr>
+              <w:t>21</w:t>
+            </w:r>
+            <w:r>
+              <w:rPr>
+                <w:noProof/>
+                <w:webHidden/>
+              </w:rPr>
+              <w:fldChar w:fldCharType="end"/>
+            </w:r>
+          </w:hyperlink>
+        </w:p>
+        <w:p>
+          <w:pPr>
+            <w:pStyle w:val="TOC3"/>
+            <w:tabs>
+              <w:tab w:val="right" w:leader="dot" w:pos="9016"/>
+            </w:tabs>
+            <w:rPr>
+              <w:rFonts w:asciiTheme="minorHAnsi" w:eastAsiaTheme="minorEastAsia" w:hAnsiTheme="minorHAnsi" w:cstheme="minorBidi"/>
+              <w:noProof/>
+              <w:kern w:val="2"/>
+              <w:sz w:val="24"/>
+              <w:lang w:eastAsia="vi-VN"/>
+              <w14:ligatures w14:val="standardContextual"/>
+            </w:rPr>
+          </w:pPr>
+          <w:hyperlink w:anchor="_Toc229432500" w:history="1">
+            <w:r>
+              <w:rPr>
+                <w:rStyle w:val="Hyperlink"/>
+                <w:rFonts w:asciiTheme="majorHAnsi" w:hAnsiTheme="majorHAnsi" w:cstheme="majorHAnsi"/>
+                <w:b/>
+                <w:bCs/>
+                <w:noProof/>
+                <w:lang w:val="en-US"/>
+              </w:rPr>
+              <w:t>3.1.12. Quản lí ứng viên</w:t>
+            </w:r>
+            <w:r>
+              <w:rPr>
+                <w:noProof/>
+                <w:webHidden/>
+              </w:rPr>
+              <w:tab/>
+            </w:r>
+            <w:r>
+              <w:rPr>
+                <w:noProof/>
+                <w:webHidden/>
+              </w:rPr>
+              <w:fldChar w:fldCharType="begin"/>
+            </w:r>
+            <w:r>
+              <w:rPr>
+                <w:noProof/>
+                <w:webHidden/>
+              </w:rPr>
+              <w:instrText xml:space="preserve"> PAGEREF _Toc229432500 \h </w:instrText>
+            </w:r>
+            <w:r>
+              <w:rPr>
+                <w:noProof/>
+                <w:webHidden/>
+              </w:rPr>
+            </w:r>
+            <w:r>
+              <w:rPr>
+                <w:noProof/>
+                <w:webHidden/>
+              </w:rPr>
+              <w:fldChar w:fldCharType="separate"/>
+            </w:r>
+            <w:r>
+              <w:rPr>
+                <w:noProof/>
+                <w:webHidden/>
+              </w:rPr>
+              <w:t>22</w:t>
+            </w:r>
+            <w:r>
+              <w:rPr>
+                <w:noProof/>
+                <w:webHidden/>
+              </w:rPr>
+              <w:fldChar w:fldCharType="end"/>
+            </w:r>
+          </w:hyperlink>
+        </w:p>
+        <w:p>
+          <w:pPr>
+            <w:pStyle w:val="TOC3"/>
+            <w:tabs>
+              <w:tab w:val="right" w:leader="dot" w:pos="9016"/>
+            </w:tabs>
+            <w:rPr>
+              <w:rFonts w:asciiTheme="minorHAnsi" w:eastAsiaTheme="minorEastAsia" w:hAnsiTheme="minorHAnsi" w:cstheme="minorBidi"/>
+              <w:noProof/>
+              <w:kern w:val="2"/>
+              <w:sz w:val="24"/>
+              <w:lang w:eastAsia="vi-VN"/>
+              <w14:ligatures w14:val="standardContextual"/>
+            </w:rPr>
+          </w:pPr>
+          <w:hyperlink w:anchor="_Toc229432501" w:history="1">
+            <w:r>
+              <w:rPr>
+                <w:rStyle w:val="Hyperlink"/>
+                <w:rFonts w:asciiTheme="majorHAnsi" w:hAnsiTheme="majorHAnsi" w:cstheme="majorHAnsi"/>
+                <w:b/>
+                <w:bCs/>
+                <w:noProof/>
+                <w:lang w:val="en-US"/>
+              </w:rPr>
+              <w:t>3.1.13. Xem chi tiết CV ứng viên</w:t>
+            </w:r>
+            <w:r>
+              <w:rPr>
+                <w:noProof/>
+                <w:webHidden/>
+              </w:rPr>
+              <w:tab/>
+            </w:r>
+            <w:r>
+              <w:rPr>
+                <w:noProof/>
+                <w:webHidden/>
+              </w:rPr>
+              <w:fldChar w:fldCharType="begin"/>
+            </w:r>
+            <w:r>
+              <w:rPr>
+                <w:noProof/>
+                <w:webHidden/>
+              </w:rPr>
+              <w:instrText xml:space="preserve"> PAGEREF _Toc229432501 \h </w:instrText>
+            </w:r>
+            <w:r>
+              <w:rPr>
+                <w:noProof/>
+                <w:webHidden/>
+              </w:rPr>
+            </w:r>
+            <w:r>
+              <w:rPr>
+                <w:noProof/>
+                <w:webHidden/>
+              </w:rPr>
+              <w:fldChar w:fldCharType="separate"/>
+            </w:r>
+            <w:r>
+              <w:rPr>
+                <w:noProof/>
+                <w:webHidden/>
+              </w:rPr>
+              <w:t>23</w:t>
+            </w:r>
+            <w:r>
+              <w:rPr>
+                <w:noProof/>
+                <w:webHidden/>
+              </w:rPr>
+              <w:fldChar w:fldCharType="end"/>
+            </w:r>
+          </w:hyperlink>
+        </w:p>
+        <w:p>
+          <w:pPr>
+            <w:pStyle w:val="TOC3"/>
+            <w:tabs>
+              <w:tab w:val="right" w:leader="dot" w:pos="9016"/>
+            </w:tabs>
+            <w:rPr>
+              <w:rFonts w:asciiTheme="minorHAnsi" w:eastAsiaTheme="minorEastAsia" w:hAnsiTheme="minorHAnsi" w:cstheme="minorBidi"/>
+              <w:noProof/>
+              <w:kern w:val="2"/>
+              <w:sz w:val="24"/>
+              <w:lang w:eastAsia="vi-VN"/>
+              <w14:ligatures w14:val="standardContextual"/>
+            </w:rPr>
+          </w:pPr>
+          <w:hyperlink w:anchor="_Toc229432502" w:history="1">
+            <w:r>
+              <w:rPr>
+                <w:rStyle w:val="Hyperlink"/>
+                <w:rFonts w:asciiTheme="majorHAnsi" w:hAnsiTheme="majorHAnsi" w:cstheme="majorHAnsi"/>
+                <w:b/>
+                <w:bCs/>
+                <w:noProof/>
+                <w:lang w:val="en-US"/>
+              </w:rPr>
+              <w:t>3.1.15. Quản lí người dùng</w:t>
+            </w:r>
+            <w:r>
+              <w:rPr>
+                <w:noProof/>
+                <w:webHidden/>
+              </w:rPr>
+              <w:tab/>
+            </w:r>
+            <w:r>
+              <w:rPr>
+                <w:noProof/>
+                <w:webHidden/>
+              </w:rPr>
+              <w:fldChar w:fldCharType="begin"/>
+            </w:r>
+            <w:r>
+              <w:rPr>
+                <w:noProof/>
+                <w:webHidden/>
+              </w:rPr>
+              <w:instrText xml:space="preserve"> PAGEREF _Toc229432502 \h </w:instrText>
+            </w:r>
+            <w:r>
+              <w:rPr>
+                <w:noProof/>
+                <w:webHidden/>
+              </w:rPr>
+            </w:r>
+            <w:r>
+              <w:rPr>
+                <w:noProof/>
+                <w:webHidden/>
+              </w:rPr>
+              <w:fldChar w:fldCharType="separate"/>
+            </w:r>
+            <w:r>
+              <w:rPr>
+                <w:noProof/>
+                <w:webHidden/>
+              </w:rPr>
+              <w:t>23</w:t>
+            </w:r>
+            <w:r>
+              <w:rPr>
+                <w:noProof/>
+                <w:webHidden/>
+              </w:rPr>
+              <w:fldChar w:fldCharType="end"/>
+            </w:r>
+          </w:hyperlink>
+        </w:p>
+        <w:p>
+          <w:pPr>
+            <w:pStyle w:val="TOC3"/>
+            <w:tabs>
+              <w:tab w:val="right" w:leader="dot" w:pos="9016"/>
+            </w:tabs>
+            <w:rPr>
+              <w:rFonts w:asciiTheme="minorHAnsi" w:eastAsiaTheme="minorEastAsia" w:hAnsiTheme="minorHAnsi" w:cstheme="minorBidi"/>
+              <w:noProof/>
+              <w:kern w:val="2"/>
+              <w:sz w:val="24"/>
+              <w:lang w:eastAsia="vi-VN"/>
+              <w14:ligatures w14:val="standardContextual"/>
+            </w:rPr>
+          </w:pPr>
+          <w:hyperlink w:anchor="_Toc229432503" w:history="1">
+            <w:r>
+              <w:rPr>
+                <w:rStyle w:val="Hyperlink"/>
+                <w:rFonts w:asciiTheme="majorHAnsi" w:hAnsiTheme="majorHAnsi" w:cstheme="majorHAnsi"/>
+                <w:b/>
+                <w:bCs/>
+                <w:noProof/>
+                <w:lang w:val="en-US"/>
+              </w:rPr>
+              <w:t>3.1.16. Quản lí tin tuyển dụng</w:t>
+            </w:r>
+            <w:r>
+              <w:rPr>
+                <w:noProof/>
+                <w:webHidden/>
+              </w:rPr>
+              <w:tab/>
+            </w:r>
+            <w:r>
+              <w:rPr>
+                <w:noProof/>
+                <w:webHidden/>
+              </w:rPr>
+              <w:fldChar w:fldCharType="begin"/>
+            </w:r>
+            <w:r>
+              <w:rPr>
+                <w:noProof/>
+                <w:webHidden/>
+              </w:rPr>
+              <w:instrText xml:space="preserve"> PAGEREF _Toc229432503 \h </w:instrText>
+            </w:r>
+            <w:r>
+              <w:rPr>
+                <w:noProof/>
+                <w:webHidden/>
+              </w:rPr>
+            </w:r>
+            <w:r>
+              <w:rPr>
+                <w:noProof/>
+                <w:webHidden/>
+              </w:rPr>
+              <w:fldChar w:fldCharType="separate"/>
+            </w:r>
+            <w:r>
+              <w:rPr>
+                <w:noProof/>
+                <w:webHidden/>
+              </w:rPr>
+              <w:t>24</w:t>
+            </w:r>
+            <w:r>
+              <w:rPr>
+                <w:noProof/>
+                <w:webHidden/>
+              </w:rPr>
+              <w:fldChar w:fldCharType="end"/>
+            </w:r>
+          </w:hyperlink>
+        </w:p>
+        <w:p>
+          <w:pPr>
+            <w:pStyle w:val="TOC3"/>
+            <w:tabs>
+              <w:tab w:val="right" w:leader="dot" w:pos="9016"/>
+            </w:tabs>
+            <w:rPr>
+              <w:rFonts w:asciiTheme="minorHAnsi" w:eastAsiaTheme="minorEastAsia" w:hAnsiTheme="minorHAnsi" w:cstheme="minorBidi"/>
+              <w:noProof/>
+              <w:kern w:val="2"/>
+              <w:sz w:val="24"/>
+              <w:lang w:eastAsia="vi-VN"/>
+              <w14:ligatures w14:val="standardContextual"/>
+            </w:rPr>
+          </w:pPr>
+          <w:hyperlink w:anchor="_Toc229432504" w:history="1">
+            <w:r>
+              <w:rPr>
+                <w:rStyle w:val="Hyperlink"/>
+                <w:rFonts w:asciiTheme="majorHAnsi" w:hAnsiTheme="majorHAnsi" w:cstheme="majorHAnsi"/>
+                <w:b/>
+                <w:bCs/>
+                <w:noProof/>
+                <w:lang w:val="en-US"/>
+              </w:rPr>
+              <w:t>3.1.17. Quản lí công ty</w:t>
+            </w:r>
+            <w:r>
+              <w:rPr>
+                <w:noProof/>
+                <w:webHidden/>
+              </w:rPr>
+              <w:tab/>
+            </w:r>
+            <w:r>
+              <w:rPr>
+                <w:noProof/>
+                <w:webHidden/>
+              </w:rPr>
+              <w:fldChar w:fldCharType="begin"/>
+            </w:r>
+            <w:r>
+              <w:rPr>
+                <w:noProof/>
+                <w:webHidden/>
+              </w:rPr>
+              <w:instrText xml:space="preserve"> PAGEREF _Toc229432504 \h </w:instrText>
+            </w:r>
+            <w:r>
+              <w:rPr>
+                <w:noProof/>
+                <w:webHidden/>
+              </w:rPr>
+            </w:r>
+            <w:r>
+              <w:rPr>
+                <w:noProof/>
+                <w:webHidden/>
+              </w:rPr>
+              <w:fldChar w:fldCharType="separate"/>
+            </w:r>
+            <w:r>
+              <w:rPr>
+                <w:noProof/>
+                <w:webHidden/>
+              </w:rPr>
+              <w:t>24</w:t>
+            </w:r>
+            <w:r>
+              <w:rPr>
+                <w:noProof/>
+                <w:webHidden/>
+              </w:rPr>
+              <w:fldChar w:fldCharType="end"/>
+            </w:r>
+          </w:hyperlink>
+        </w:p>
+        <w:p>
+          <w:pPr>
+            <w:pStyle w:val="TOC3"/>
+            <w:tabs>
+              <w:tab w:val="right" w:leader="dot" w:pos="9016"/>
+            </w:tabs>
+            <w:rPr>
+              <w:rFonts w:asciiTheme="minorHAnsi" w:eastAsiaTheme="minorEastAsia" w:hAnsiTheme="minorHAnsi" w:cstheme="minorBidi"/>
+              <w:noProof/>
+              <w:kern w:val="2"/>
+              <w:sz w:val="24"/>
+              <w:lang w:eastAsia="vi-VN"/>
+              <w14:ligatures w14:val="standardContextual"/>
+            </w:rPr>
+          </w:pPr>
+          <w:hyperlink w:anchor="_Toc229432505" w:history="1">
+            <w:r>
+              <w:rPr>
+                <w:rStyle w:val="Hyperlink"/>
+                <w:rFonts w:asciiTheme="majorHAnsi" w:hAnsiTheme="majorHAnsi" w:cstheme="majorHAnsi"/>
+                <w:b/>
+                <w:bCs/>
+                <w:noProof/>
+                <w:lang w:val="en-US"/>
+              </w:rPr>
+              <w:t>3.1.18. Báo cáo thống kê</w:t>
+            </w:r>
+            <w:r>
+              <w:rPr>
+                <w:noProof/>
+                <w:webHidden/>
+              </w:rPr>
+              <w:tab/>
+            </w:r>
+            <w:r>
+              <w:rPr>
+                <w:noProof/>
+                <w:webHidden/>
+              </w:rPr>
+              <w:fldChar w:fldCharType="begin"/>
+            </w:r>
+            <w:r>
+              <w:rPr>
+                <w:noProof/>
+                <w:webHidden/>
+              </w:rPr>
+              <w:instrText xml:space="preserve"> PAGEREF _Toc229432505 \h </w:instrText>
+            </w:r>
+            <w:r>
+              <w:rPr>
+                <w:noProof/>
+                <w:webHidden/>
+              </w:rPr>
+            </w:r>
+            <w:r>
+              <w:rPr>
+                <w:noProof/>
+                <w:webHidden/>
+              </w:rPr>
+              <w:fldChar w:fldCharType="separate"/>
+            </w:r>
+            <w:r>
+              <w:rPr>
+                <w:noProof/>
+                <w:webHidden/>
+              </w:rPr>
+              <w:t>24</w:t>
             </w:r>
             <w:r>
               <w:rPr>
@@ -898,7 +2771,7 @@
               <w14:ligatures w14:val="standardContextual"/>
             </w:rPr>
           </w:pPr>
-          <w:hyperlink w:anchor="_Toc229325245" w:history="1">
+          <w:hyperlink w:anchor="_Toc229432506" w:history="1">
             <w:r>
               <w:rPr>
                 <w:rStyle w:val="Hyperlink"/>
@@ -907,7 +2780,7 @@
                 <w:noProof/>
                 <w:lang w:val="en-US"/>
               </w:rPr>
-              <w:t>CHƯƠNG II. PHÂN TÍCH VÀ THIẾT KẾ HỆ THỐNG</w:t>
+              <w:t>KẾT LUẬN</w:t>
             </w:r>
             <w:r>
               <w:rPr>
@@ -928,7 +2801,7 @@
                 <w:noProof/>
                 <w:webHidden/>
               </w:rPr>
-              <w:instrText xml:space="preserve"> PAGEREF _Toc229325245 \h </w:instrText>
+              <w:instrText xml:space="preserve"> PAGEREF _Toc229432506 \h </w:instrText>
             </w:r>
             <w:r>
               <w:rPr>
@@ -948,619 +2821,7 @@
                 <w:noProof/>
                 <w:webHidden/>
               </w:rPr>
-              <w:t>5</w:t>
-            </w:r>
-            <w:r>
-              <w:rPr>
-                <w:noProof/>
-                <w:webHidden/>
-              </w:rPr>
-              <w:fldChar w:fldCharType="end"/>
-            </w:r>
-          </w:hyperlink>
-        </w:p>
-        <w:p>
-          <w:pPr>
-            <w:pStyle w:val="TOC2"/>
-            <w:tabs>
-              <w:tab w:val="right" w:leader="dot" w:pos="9016"/>
-            </w:tabs>
-            <w:rPr>
-              <w:rFonts w:asciiTheme="minorHAnsi" w:eastAsiaTheme="minorEastAsia" w:hAnsiTheme="minorHAnsi" w:cstheme="minorBidi"/>
-              <w:noProof/>
-              <w:kern w:val="2"/>
-              <w:sz w:val="24"/>
-              <w:lang w:eastAsia="vi-VN"/>
-              <w14:ligatures w14:val="standardContextual"/>
-            </w:rPr>
-          </w:pPr>
-          <w:hyperlink w:anchor="_Toc229325246" w:history="1">
-            <w:r>
-              <w:rPr>
-                <w:rStyle w:val="Hyperlink"/>
-                <w:b/>
-                <w:bCs/>
-                <w:noProof/>
-                <w:lang w:val="en-US"/>
-              </w:rPr>
-              <w:t>2.1. KHẢO SÁT THỰC TRẠNG</w:t>
-            </w:r>
-            <w:r>
-              <w:rPr>
-                <w:noProof/>
-                <w:webHidden/>
-              </w:rPr>
-              <w:tab/>
-            </w:r>
-            <w:r>
-              <w:rPr>
-                <w:noProof/>
-                <w:webHidden/>
-              </w:rPr>
-              <w:fldChar w:fldCharType="begin"/>
-            </w:r>
-            <w:r>
-              <w:rPr>
-                <w:noProof/>
-                <w:webHidden/>
-              </w:rPr>
-              <w:instrText xml:space="preserve"> PAGEREF _Toc229325246 \h </w:instrText>
-            </w:r>
-            <w:r>
-              <w:rPr>
-                <w:noProof/>
-                <w:webHidden/>
-              </w:rPr>
-            </w:r>
-            <w:r>
-              <w:rPr>
-                <w:noProof/>
-                <w:webHidden/>
-              </w:rPr>
-              <w:fldChar w:fldCharType="separate"/>
-            </w:r>
-            <w:r>
-              <w:rPr>
-                <w:noProof/>
-                <w:webHidden/>
-              </w:rPr>
-              <w:t>5</w:t>
-            </w:r>
-            <w:r>
-              <w:rPr>
-                <w:noProof/>
-                <w:webHidden/>
-              </w:rPr>
-              <w:fldChar w:fldCharType="end"/>
-            </w:r>
-          </w:hyperlink>
-        </w:p>
-        <w:p>
-          <w:pPr>
-            <w:pStyle w:val="TOC2"/>
-            <w:tabs>
-              <w:tab w:val="right" w:leader="dot" w:pos="9016"/>
-            </w:tabs>
-            <w:rPr>
-              <w:rFonts w:asciiTheme="minorHAnsi" w:eastAsiaTheme="minorEastAsia" w:hAnsiTheme="minorHAnsi" w:cstheme="minorBidi"/>
-              <w:noProof/>
-              <w:kern w:val="2"/>
-              <w:sz w:val="24"/>
-              <w:lang w:eastAsia="vi-VN"/>
-              <w14:ligatures w14:val="standardContextual"/>
-            </w:rPr>
-          </w:pPr>
-          <w:hyperlink w:anchor="_Toc229325247" w:history="1">
-            <w:r>
-              <w:rPr>
-                <w:rStyle w:val="Hyperlink"/>
-                <w:b/>
-                <w:bCs/>
-                <w:noProof/>
-                <w:lang w:val="en-US"/>
-              </w:rPr>
-              <w:t>2.2. CÁC ĐỐI TƯỢNG TƯƠNG TÁC VỚI HỆ THỐNG</w:t>
-            </w:r>
-            <w:r>
-              <w:rPr>
-                <w:noProof/>
-                <w:webHidden/>
-              </w:rPr>
-              <w:tab/>
-            </w:r>
-            <w:r>
-              <w:rPr>
-                <w:noProof/>
-                <w:webHidden/>
-              </w:rPr>
-              <w:fldChar w:fldCharType="begin"/>
-            </w:r>
-            <w:r>
-              <w:rPr>
-                <w:noProof/>
-                <w:webHidden/>
-              </w:rPr>
-              <w:instrText xml:space="preserve"> PAGEREF _Toc229325247 \h </w:instrText>
-            </w:r>
-            <w:r>
-              <w:rPr>
-                <w:noProof/>
-                <w:webHidden/>
-              </w:rPr>
-            </w:r>
-            <w:r>
-              <w:rPr>
-                <w:noProof/>
-                <w:webHidden/>
-              </w:rPr>
-              <w:fldChar w:fldCharType="separate"/>
-            </w:r>
-            <w:r>
-              <w:rPr>
-                <w:noProof/>
-                <w:webHidden/>
-              </w:rPr>
-              <w:t>5</w:t>
-            </w:r>
-            <w:r>
-              <w:rPr>
-                <w:noProof/>
-                <w:webHidden/>
-              </w:rPr>
-              <w:fldChar w:fldCharType="end"/>
-            </w:r>
-          </w:hyperlink>
-        </w:p>
-        <w:p>
-          <w:pPr>
-            <w:pStyle w:val="TOC2"/>
-            <w:tabs>
-              <w:tab w:val="right" w:leader="dot" w:pos="9016"/>
-            </w:tabs>
-            <w:rPr>
-              <w:rFonts w:asciiTheme="minorHAnsi" w:eastAsiaTheme="minorEastAsia" w:hAnsiTheme="minorHAnsi" w:cstheme="minorBidi"/>
-              <w:noProof/>
-              <w:kern w:val="2"/>
-              <w:sz w:val="24"/>
-              <w:lang w:eastAsia="vi-VN"/>
-              <w14:ligatures w14:val="standardContextual"/>
-            </w:rPr>
-          </w:pPr>
-          <w:hyperlink w:anchor="_Toc229325248" w:history="1">
-            <w:r>
-              <w:rPr>
-                <w:rStyle w:val="Hyperlink"/>
-                <w:b/>
-                <w:bCs/>
-                <w:noProof/>
-                <w:lang w:val="en-US"/>
-              </w:rPr>
-              <w:t>2.3. SƠ ĐỒ USE CASE SỬ DỤNG (USE CASE DIAGRAM)</w:t>
-            </w:r>
-            <w:r>
-              <w:rPr>
-                <w:noProof/>
-                <w:webHidden/>
-              </w:rPr>
-              <w:tab/>
-            </w:r>
-            <w:r>
-              <w:rPr>
-                <w:noProof/>
-                <w:webHidden/>
-              </w:rPr>
-              <w:fldChar w:fldCharType="begin"/>
-            </w:r>
-            <w:r>
-              <w:rPr>
-                <w:noProof/>
-                <w:webHidden/>
-              </w:rPr>
-              <w:instrText xml:space="preserve"> PAGEREF _Toc229325248 \h </w:instrText>
-            </w:r>
-            <w:r>
-              <w:rPr>
-                <w:noProof/>
-                <w:webHidden/>
-              </w:rPr>
-            </w:r>
-            <w:r>
-              <w:rPr>
-                <w:noProof/>
-                <w:webHidden/>
-              </w:rPr>
-              <w:fldChar w:fldCharType="separate"/>
-            </w:r>
-            <w:r>
-              <w:rPr>
-                <w:noProof/>
-                <w:webHidden/>
-              </w:rPr>
-              <w:t>6</w:t>
-            </w:r>
-            <w:r>
-              <w:rPr>
-                <w:noProof/>
-                <w:webHidden/>
-              </w:rPr>
-              <w:fldChar w:fldCharType="end"/>
-            </w:r>
-          </w:hyperlink>
-        </w:p>
-        <w:p>
-          <w:pPr>
-            <w:pStyle w:val="TOC3"/>
-            <w:tabs>
-              <w:tab w:val="right" w:leader="dot" w:pos="9016"/>
-            </w:tabs>
-            <w:rPr>
-              <w:rFonts w:asciiTheme="minorHAnsi" w:eastAsiaTheme="minorEastAsia" w:hAnsiTheme="minorHAnsi" w:cstheme="minorBidi"/>
-              <w:noProof/>
-              <w:kern w:val="2"/>
-              <w:sz w:val="24"/>
-              <w:lang w:eastAsia="vi-VN"/>
-              <w14:ligatures w14:val="standardContextual"/>
-            </w:rPr>
-          </w:pPr>
-          <w:hyperlink w:anchor="_Toc229325249" w:history="1">
-            <w:r>
-              <w:rPr>
-                <w:rStyle w:val="Hyperlink"/>
-                <w:rFonts w:asciiTheme="majorHAnsi" w:hAnsiTheme="majorHAnsi" w:cstheme="majorHAnsi"/>
-                <w:b/>
-                <w:bCs/>
-                <w:noProof/>
-                <w:lang w:val="en-US"/>
-              </w:rPr>
-              <w:t>2.3.1. Use case tổng quát</w:t>
-            </w:r>
-            <w:r>
-              <w:rPr>
-                <w:noProof/>
-                <w:webHidden/>
-              </w:rPr>
-              <w:tab/>
-            </w:r>
-            <w:r>
-              <w:rPr>
-                <w:noProof/>
-                <w:webHidden/>
-              </w:rPr>
-              <w:fldChar w:fldCharType="begin"/>
-            </w:r>
-            <w:r>
-              <w:rPr>
-                <w:noProof/>
-                <w:webHidden/>
-              </w:rPr>
-              <w:instrText xml:space="preserve"> PAGEREF _Toc229325249 \h </w:instrText>
-            </w:r>
-            <w:r>
-              <w:rPr>
-                <w:noProof/>
-                <w:webHidden/>
-              </w:rPr>
-            </w:r>
-            <w:r>
-              <w:rPr>
-                <w:noProof/>
-                <w:webHidden/>
-              </w:rPr>
-              <w:fldChar w:fldCharType="separate"/>
-            </w:r>
-            <w:r>
-              <w:rPr>
-                <w:noProof/>
-                <w:webHidden/>
-              </w:rPr>
-              <w:t>6</w:t>
-            </w:r>
-            <w:r>
-              <w:rPr>
-                <w:noProof/>
-                <w:webHidden/>
-              </w:rPr>
-              <w:fldChar w:fldCharType="end"/>
-            </w:r>
-          </w:hyperlink>
-        </w:p>
-        <w:p>
-          <w:pPr>
-            <w:pStyle w:val="TOC3"/>
-            <w:tabs>
-              <w:tab w:val="right" w:leader="dot" w:pos="9016"/>
-            </w:tabs>
-            <w:rPr>
-              <w:rFonts w:asciiTheme="minorHAnsi" w:eastAsiaTheme="minorEastAsia" w:hAnsiTheme="minorHAnsi" w:cstheme="minorBidi"/>
-              <w:noProof/>
-              <w:kern w:val="2"/>
-              <w:sz w:val="24"/>
-              <w:lang w:eastAsia="vi-VN"/>
-              <w14:ligatures w14:val="standardContextual"/>
-            </w:rPr>
-          </w:pPr>
-          <w:hyperlink w:anchor="_Toc229325250" w:history="1">
-            <w:r>
-              <w:rPr>
-                <w:rStyle w:val="Hyperlink"/>
-                <w:rFonts w:asciiTheme="majorHAnsi" w:hAnsiTheme="majorHAnsi" w:cstheme="majorHAnsi"/>
-                <w:b/>
-                <w:bCs/>
-                <w:noProof/>
-                <w:lang w:val="en-US"/>
-              </w:rPr>
-              <w:t>2.3.2. Use case chi tiết</w:t>
-            </w:r>
-            <w:r>
-              <w:rPr>
-                <w:noProof/>
-                <w:webHidden/>
-              </w:rPr>
-              <w:tab/>
-            </w:r>
-            <w:r>
-              <w:rPr>
-                <w:noProof/>
-                <w:webHidden/>
-              </w:rPr>
-              <w:fldChar w:fldCharType="begin"/>
-            </w:r>
-            <w:r>
-              <w:rPr>
-                <w:noProof/>
-                <w:webHidden/>
-              </w:rPr>
-              <w:instrText xml:space="preserve"> PAGEREF _Toc229325250 \h </w:instrText>
-            </w:r>
-            <w:r>
-              <w:rPr>
-                <w:noProof/>
-                <w:webHidden/>
-              </w:rPr>
-            </w:r>
-            <w:r>
-              <w:rPr>
-                <w:noProof/>
-                <w:webHidden/>
-              </w:rPr>
-              <w:fldChar w:fldCharType="separate"/>
-            </w:r>
-            <w:r>
-              <w:rPr>
-                <w:noProof/>
-                <w:webHidden/>
-              </w:rPr>
-              <w:t>8</w:t>
-            </w:r>
-            <w:r>
-              <w:rPr>
-                <w:noProof/>
-                <w:webHidden/>
-              </w:rPr>
-              <w:fldChar w:fldCharType="end"/>
-            </w:r>
-          </w:hyperlink>
-        </w:p>
-        <w:p>
-          <w:pPr>
-            <w:pStyle w:val="TOC2"/>
-            <w:tabs>
-              <w:tab w:val="right" w:leader="dot" w:pos="9016"/>
-            </w:tabs>
-            <w:rPr>
-              <w:rFonts w:asciiTheme="minorHAnsi" w:eastAsiaTheme="minorEastAsia" w:hAnsiTheme="minorHAnsi" w:cstheme="minorBidi"/>
-              <w:noProof/>
-              <w:kern w:val="2"/>
-              <w:sz w:val="24"/>
-              <w:lang w:eastAsia="vi-VN"/>
-              <w14:ligatures w14:val="standardContextual"/>
-            </w:rPr>
-          </w:pPr>
-          <w:hyperlink w:anchor="_Toc229325251" w:history="1">
-            <w:r>
-              <w:rPr>
-                <w:rStyle w:val="Hyperlink"/>
-                <w:b/>
-                <w:bCs/>
-                <w:noProof/>
-                <w:lang w:val="en-US"/>
-              </w:rPr>
-              <w:t>2.4. THIẾT KẾ CƠ SỞ DỮ LIỆU</w:t>
-            </w:r>
-            <w:r>
-              <w:rPr>
-                <w:noProof/>
-                <w:webHidden/>
-              </w:rPr>
-              <w:tab/>
-            </w:r>
-            <w:r>
-              <w:rPr>
-                <w:noProof/>
-                <w:webHidden/>
-              </w:rPr>
-              <w:fldChar w:fldCharType="begin"/>
-            </w:r>
-            <w:r>
-              <w:rPr>
-                <w:noProof/>
-                <w:webHidden/>
-              </w:rPr>
-              <w:instrText xml:space="preserve"> PAGEREF _Toc229325251 \h </w:instrText>
-            </w:r>
-            <w:r>
-              <w:rPr>
-                <w:noProof/>
-                <w:webHidden/>
-              </w:rPr>
-            </w:r>
-            <w:r>
-              <w:rPr>
-                <w:noProof/>
-                <w:webHidden/>
-              </w:rPr>
-              <w:fldChar w:fldCharType="separate"/>
-            </w:r>
-            <w:r>
-              <w:rPr>
-                <w:noProof/>
-                <w:webHidden/>
-              </w:rPr>
-              <w:t>13</w:t>
-            </w:r>
-            <w:r>
-              <w:rPr>
-                <w:noProof/>
-                <w:webHidden/>
-              </w:rPr>
-              <w:fldChar w:fldCharType="end"/>
-            </w:r>
-          </w:hyperlink>
-        </w:p>
-        <w:p>
-          <w:pPr>
-            <w:pStyle w:val="TOC3"/>
-            <w:tabs>
-              <w:tab w:val="right" w:leader="dot" w:pos="9016"/>
-            </w:tabs>
-            <w:rPr>
-              <w:rFonts w:asciiTheme="minorHAnsi" w:eastAsiaTheme="minorEastAsia" w:hAnsiTheme="minorHAnsi" w:cstheme="minorBidi"/>
-              <w:noProof/>
-              <w:kern w:val="2"/>
-              <w:sz w:val="24"/>
-              <w:lang w:eastAsia="vi-VN"/>
-              <w14:ligatures w14:val="standardContextual"/>
-            </w:rPr>
-          </w:pPr>
-          <w:hyperlink w:anchor="_Toc229325252" w:history="1">
-            <w:r>
-              <w:rPr>
-                <w:rStyle w:val="Hyperlink"/>
-                <w:rFonts w:asciiTheme="majorHAnsi" w:hAnsiTheme="majorHAnsi" w:cstheme="majorHAnsi"/>
-                <w:b/>
-                <w:bCs/>
-                <w:noProof/>
-                <w:lang w:val="en-US"/>
-              </w:rPr>
-              <w:t>2.4.1. Lựa chọn cơ sở dữ liệu</w:t>
-            </w:r>
-            <w:r>
-              <w:rPr>
-                <w:noProof/>
-                <w:webHidden/>
-              </w:rPr>
-              <w:tab/>
-            </w:r>
-            <w:r>
-              <w:rPr>
-                <w:noProof/>
-                <w:webHidden/>
-              </w:rPr>
-              <w:fldChar w:fldCharType="begin"/>
-            </w:r>
-            <w:r>
-              <w:rPr>
-                <w:noProof/>
-                <w:webHidden/>
-              </w:rPr>
-              <w:instrText xml:space="preserve"> PAGEREF _Toc229325252 \h </w:instrText>
-            </w:r>
-            <w:r>
-              <w:rPr>
-                <w:noProof/>
-                <w:webHidden/>
-              </w:rPr>
-            </w:r>
-            <w:r>
-              <w:rPr>
-                <w:noProof/>
-                <w:webHidden/>
-              </w:rPr>
-              <w:fldChar w:fldCharType="separate"/>
-            </w:r>
-            <w:r>
-              <w:rPr>
-                <w:noProof/>
-                <w:webHidden/>
-              </w:rPr>
-              <w:t>13</w:t>
-            </w:r>
-            <w:r>
-              <w:rPr>
-                <w:noProof/>
-                <w:webHidden/>
-              </w:rPr>
-              <w:fldChar w:fldCharType="end"/>
-            </w:r>
-          </w:hyperlink>
-        </w:p>
-        <w:p>
-          <w:pPr>
-            <w:pStyle w:val="TOC3"/>
-            <w:tabs>
-              <w:tab w:val="right" w:leader="dot" w:pos="9016"/>
-            </w:tabs>
-            <w:rPr>
-              <w:rFonts w:asciiTheme="minorHAnsi" w:eastAsiaTheme="minorEastAsia" w:hAnsiTheme="minorHAnsi" w:cstheme="minorBidi"/>
-              <w:noProof/>
-              <w:kern w:val="2"/>
-              <w:sz w:val="24"/>
-              <w:lang w:eastAsia="vi-VN"/>
-              <w14:ligatures w14:val="standardContextual"/>
-            </w:rPr>
-          </w:pPr>
-          <w:hyperlink w:anchor="_Toc229325253" w:history="1">
-            <w:r>
-              <w:rPr>
-                <w:rStyle w:val="Hyperlink"/>
-                <w:rFonts w:asciiTheme="majorHAnsi" w:hAnsiTheme="majorHAnsi" w:cstheme="majorHAnsi"/>
-                <w:b/>
-                <w:bCs/>
-                <w:noProof/>
-                <w:lang w:val="en-US"/>
-              </w:rPr>
-              <w:t>2.4.2. Lược đồ cơ sở dữ liệu</w:t>
-            </w:r>
-            <w:r>
-              <w:rPr>
-                <w:noProof/>
-                <w:webHidden/>
-              </w:rPr>
-              <w:tab/>
-            </w:r>
-            <w:r>
-              <w:rPr>
-                <w:noProof/>
-                <w:webHidden/>
-              </w:rPr>
-              <w:fldChar w:fldCharType="begin"/>
-            </w:r>
-            <w:r>
-              <w:rPr>
-                <w:noProof/>
-                <w:webHidden/>
-              </w:rPr>
-              <w:instrText xml:space="preserve"> PAGEREF _Toc229325253 \h </w:instrText>
-            </w:r>
-            <w:r>
-              <w:rPr>
-                <w:noProof/>
-                <w:webHidden/>
-              </w:rPr>
-            </w:r>
-            <w:r>
-              <w:rPr>
-                <w:noProof/>
-                <w:webHidden/>
-              </w:rPr>
-              <w:fldChar w:fldCharType="separate"/>
-            </w:r>
-            <w:r>
-              <w:rPr>
-                <w:noProof/>
-                <w:webHidden/>
-              </w:rPr>
-              <w:t>13</w:t>
+              <w:t>25</w:t>
             </w:r>
             <w:r>
               <w:rPr>
@@ -1586,7 +2847,7 @@
               <w14:ligatures w14:val="standardContextual"/>
             </w:rPr>
           </w:pPr>
-          <w:hyperlink w:anchor="_Toc229325254" w:history="1">
+          <w:hyperlink w:anchor="_Toc229432507" w:history="1">
             <w:r>
               <w:rPr>
                 <w:rStyle w:val="Hyperlink"/>
@@ -1595,7 +2856,7 @@
                 <w:noProof/>
                 <w:lang w:val="en-US"/>
               </w:rPr>
-              <w:t>CHƯƠNG 3. CÀI ĐẶT VÀ KIỂM THỬ</w:t>
+              <w:t>TÀI LIỆU THAM KHẢO</w:t>
             </w:r>
             <w:r>
               <w:rPr>
@@ -1616,7 +2877,7 @@
                 <w:noProof/>
                 <w:webHidden/>
               </w:rPr>
-              <w:instrText xml:space="preserve"> PAGEREF _Toc229325254 \h </w:instrText>
+              <w:instrText xml:space="preserve"> PAGEREF _Toc229432507 \h </w:instrText>
             </w:r>
             <w:r>
               <w:rPr>
@@ -1636,1161 +2897,7 @@
                 <w:noProof/>
                 <w:webHidden/>
               </w:rPr>
-              <w:t>15</w:t>
-            </w:r>
-            <w:r>
-              <w:rPr>
-                <w:noProof/>
-                <w:webHidden/>
-              </w:rPr>
-              <w:fldChar w:fldCharType="end"/>
-            </w:r>
-          </w:hyperlink>
-        </w:p>
-        <w:p>
-          <w:pPr>
-            <w:pStyle w:val="TOC2"/>
-            <w:tabs>
-              <w:tab w:val="right" w:leader="dot" w:pos="9016"/>
-            </w:tabs>
-            <w:rPr>
-              <w:rFonts w:asciiTheme="minorHAnsi" w:eastAsiaTheme="minorEastAsia" w:hAnsiTheme="minorHAnsi" w:cstheme="minorBidi"/>
-              <w:noProof/>
-              <w:kern w:val="2"/>
-              <w:sz w:val="24"/>
-              <w:lang w:eastAsia="vi-VN"/>
-              <w14:ligatures w14:val="standardContextual"/>
-            </w:rPr>
-          </w:pPr>
-          <w:hyperlink w:anchor="_Toc229325255" w:history="1">
-            <w:r>
-              <w:rPr>
-                <w:rStyle w:val="Hyperlink"/>
-                <w:b/>
-                <w:bCs/>
-                <w:noProof/>
-                <w:lang w:val="en-US"/>
-              </w:rPr>
-              <w:t>3.1. KẾT QUẢ THỰC HIỆN</w:t>
-            </w:r>
-            <w:r>
-              <w:rPr>
-                <w:noProof/>
-                <w:webHidden/>
-              </w:rPr>
-              <w:tab/>
-            </w:r>
-            <w:r>
-              <w:rPr>
-                <w:noProof/>
-                <w:webHidden/>
-              </w:rPr>
-              <w:fldChar w:fldCharType="begin"/>
-            </w:r>
-            <w:r>
-              <w:rPr>
-                <w:noProof/>
-                <w:webHidden/>
-              </w:rPr>
-              <w:instrText xml:space="preserve"> PAGEREF _Toc229325255 \h </w:instrText>
-            </w:r>
-            <w:r>
-              <w:rPr>
-                <w:noProof/>
-                <w:webHidden/>
-              </w:rPr>
-            </w:r>
-            <w:r>
-              <w:rPr>
-                <w:noProof/>
-                <w:webHidden/>
-              </w:rPr>
-              <w:fldChar w:fldCharType="separate"/>
-            </w:r>
-            <w:r>
-              <w:rPr>
-                <w:noProof/>
-                <w:webHidden/>
-              </w:rPr>
-              <w:t>15</w:t>
-            </w:r>
-            <w:r>
-              <w:rPr>
-                <w:noProof/>
-                <w:webHidden/>
-              </w:rPr>
-              <w:fldChar w:fldCharType="end"/>
-            </w:r>
-          </w:hyperlink>
-        </w:p>
-        <w:p>
-          <w:pPr>
-            <w:pStyle w:val="TOC3"/>
-            <w:tabs>
-              <w:tab w:val="right" w:leader="dot" w:pos="9016"/>
-            </w:tabs>
-            <w:rPr>
-              <w:rFonts w:asciiTheme="minorHAnsi" w:eastAsiaTheme="minorEastAsia" w:hAnsiTheme="minorHAnsi" w:cstheme="minorBidi"/>
-              <w:noProof/>
-              <w:kern w:val="2"/>
-              <w:sz w:val="24"/>
-              <w:lang w:eastAsia="vi-VN"/>
-              <w14:ligatures w14:val="standardContextual"/>
-            </w:rPr>
-          </w:pPr>
-          <w:hyperlink w:anchor="_Toc229325256" w:history="1">
-            <w:r>
-              <w:rPr>
-                <w:rStyle w:val="Hyperlink"/>
-                <w:rFonts w:asciiTheme="majorHAnsi" w:hAnsiTheme="majorHAnsi" w:cstheme="majorHAnsi"/>
-                <w:b/>
-                <w:bCs/>
-                <w:noProof/>
-                <w:lang w:val="en-US"/>
-              </w:rPr>
-              <w:t>3.1.1. Đăng kí cho ứng viên</w:t>
-            </w:r>
-            <w:r>
-              <w:rPr>
-                <w:noProof/>
-                <w:webHidden/>
-              </w:rPr>
-              <w:tab/>
-            </w:r>
-            <w:r>
-              <w:rPr>
-                <w:noProof/>
-                <w:webHidden/>
-              </w:rPr>
-              <w:fldChar w:fldCharType="begin"/>
-            </w:r>
-            <w:r>
-              <w:rPr>
-                <w:noProof/>
-                <w:webHidden/>
-              </w:rPr>
-              <w:instrText xml:space="preserve"> PAGEREF _Toc229325256 \h </w:instrText>
-            </w:r>
-            <w:r>
-              <w:rPr>
-                <w:noProof/>
-                <w:webHidden/>
-              </w:rPr>
-            </w:r>
-            <w:r>
-              <w:rPr>
-                <w:noProof/>
-                <w:webHidden/>
-              </w:rPr>
-              <w:fldChar w:fldCharType="separate"/>
-            </w:r>
-            <w:r>
-              <w:rPr>
-                <w:noProof/>
-                <w:webHidden/>
-              </w:rPr>
-              <w:t>15</w:t>
-            </w:r>
-            <w:r>
-              <w:rPr>
-                <w:noProof/>
-                <w:webHidden/>
-              </w:rPr>
-              <w:fldChar w:fldCharType="end"/>
-            </w:r>
-          </w:hyperlink>
-        </w:p>
-        <w:p>
-          <w:pPr>
-            <w:pStyle w:val="TOC3"/>
-            <w:tabs>
-              <w:tab w:val="right" w:leader="dot" w:pos="9016"/>
-            </w:tabs>
-            <w:rPr>
-              <w:rFonts w:asciiTheme="minorHAnsi" w:eastAsiaTheme="minorEastAsia" w:hAnsiTheme="minorHAnsi" w:cstheme="minorBidi"/>
-              <w:noProof/>
-              <w:kern w:val="2"/>
-              <w:sz w:val="24"/>
-              <w:lang w:eastAsia="vi-VN"/>
-              <w14:ligatures w14:val="standardContextual"/>
-            </w:rPr>
-          </w:pPr>
-          <w:hyperlink w:anchor="_Toc229325257" w:history="1">
-            <w:r>
-              <w:rPr>
-                <w:rStyle w:val="Hyperlink"/>
-                <w:rFonts w:asciiTheme="majorHAnsi" w:hAnsiTheme="majorHAnsi" w:cstheme="majorHAnsi"/>
-                <w:b/>
-                <w:bCs/>
-                <w:noProof/>
-                <w:lang w:val="en-US"/>
-              </w:rPr>
-              <w:t>3.1.2. Đăng nhập cho ứng viên</w:t>
-            </w:r>
-            <w:r>
-              <w:rPr>
-                <w:noProof/>
-                <w:webHidden/>
-              </w:rPr>
-              <w:tab/>
-            </w:r>
-            <w:r>
-              <w:rPr>
-                <w:noProof/>
-                <w:webHidden/>
-              </w:rPr>
-              <w:fldChar w:fldCharType="begin"/>
-            </w:r>
-            <w:r>
-              <w:rPr>
-                <w:noProof/>
-                <w:webHidden/>
-              </w:rPr>
-              <w:instrText xml:space="preserve"> PAGEREF _Toc229325257 \h </w:instrText>
-            </w:r>
-            <w:r>
-              <w:rPr>
-                <w:noProof/>
-                <w:webHidden/>
-              </w:rPr>
-            </w:r>
-            <w:r>
-              <w:rPr>
-                <w:noProof/>
-                <w:webHidden/>
-              </w:rPr>
-              <w:fldChar w:fldCharType="separate"/>
-            </w:r>
-            <w:r>
-              <w:rPr>
-                <w:noProof/>
-                <w:webHidden/>
-              </w:rPr>
-              <w:t>15</w:t>
-            </w:r>
-            <w:r>
-              <w:rPr>
-                <w:noProof/>
-                <w:webHidden/>
-              </w:rPr>
-              <w:fldChar w:fldCharType="end"/>
-            </w:r>
-          </w:hyperlink>
-        </w:p>
-        <w:p>
-          <w:pPr>
-            <w:pStyle w:val="TOC3"/>
-            <w:tabs>
-              <w:tab w:val="right" w:leader="dot" w:pos="9016"/>
-            </w:tabs>
-            <w:rPr>
-              <w:rFonts w:asciiTheme="minorHAnsi" w:eastAsiaTheme="minorEastAsia" w:hAnsiTheme="minorHAnsi" w:cstheme="minorBidi"/>
-              <w:noProof/>
-              <w:kern w:val="2"/>
-              <w:sz w:val="24"/>
-              <w:lang w:eastAsia="vi-VN"/>
-              <w14:ligatures w14:val="standardContextual"/>
-            </w:rPr>
-          </w:pPr>
-          <w:hyperlink w:anchor="_Toc229325258" w:history="1">
-            <w:r>
-              <w:rPr>
-                <w:rStyle w:val="Hyperlink"/>
-                <w:rFonts w:asciiTheme="majorHAnsi" w:hAnsiTheme="majorHAnsi" w:cstheme="majorHAnsi"/>
-                <w:b/>
-                <w:bCs/>
-                <w:noProof/>
-                <w:lang w:val="en-US"/>
-              </w:rPr>
-              <w:t>3.1.4. Xem danh sách công ty</w:t>
-            </w:r>
-            <w:r>
-              <w:rPr>
-                <w:noProof/>
-                <w:webHidden/>
-              </w:rPr>
-              <w:tab/>
-            </w:r>
-            <w:r>
-              <w:rPr>
-                <w:noProof/>
-                <w:webHidden/>
-              </w:rPr>
-              <w:fldChar w:fldCharType="begin"/>
-            </w:r>
-            <w:r>
-              <w:rPr>
-                <w:noProof/>
-                <w:webHidden/>
-              </w:rPr>
-              <w:instrText xml:space="preserve"> PAGEREF _Toc229325258 \h </w:instrText>
-            </w:r>
-            <w:r>
-              <w:rPr>
-                <w:noProof/>
-                <w:webHidden/>
-              </w:rPr>
-            </w:r>
-            <w:r>
-              <w:rPr>
-                <w:noProof/>
-                <w:webHidden/>
-              </w:rPr>
-              <w:fldChar w:fldCharType="separate"/>
-            </w:r>
-            <w:r>
-              <w:rPr>
-                <w:noProof/>
-                <w:webHidden/>
-              </w:rPr>
-              <w:t>16</w:t>
-            </w:r>
-            <w:r>
-              <w:rPr>
-                <w:noProof/>
-                <w:webHidden/>
-              </w:rPr>
-              <w:fldChar w:fldCharType="end"/>
-            </w:r>
-          </w:hyperlink>
-        </w:p>
-        <w:p>
-          <w:pPr>
-            <w:pStyle w:val="TOC3"/>
-            <w:tabs>
-              <w:tab w:val="right" w:leader="dot" w:pos="9016"/>
-            </w:tabs>
-            <w:rPr>
-              <w:rFonts w:asciiTheme="minorHAnsi" w:eastAsiaTheme="minorEastAsia" w:hAnsiTheme="minorHAnsi" w:cstheme="minorBidi"/>
-              <w:noProof/>
-              <w:kern w:val="2"/>
-              <w:sz w:val="24"/>
-              <w:lang w:eastAsia="vi-VN"/>
-              <w14:ligatures w14:val="standardContextual"/>
-            </w:rPr>
-          </w:pPr>
-          <w:hyperlink w:anchor="_Toc229325259" w:history="1">
-            <w:r>
-              <w:rPr>
-                <w:rStyle w:val="Hyperlink"/>
-                <w:rFonts w:asciiTheme="majorHAnsi" w:hAnsiTheme="majorHAnsi" w:cstheme="majorHAnsi"/>
-                <w:b/>
-                <w:bCs/>
-                <w:noProof/>
-                <w:lang w:val="en-US"/>
-              </w:rPr>
-              <w:t>3.1.5. Xem chi tiết công ty</w:t>
-            </w:r>
-            <w:r>
-              <w:rPr>
-                <w:noProof/>
-                <w:webHidden/>
-              </w:rPr>
-              <w:tab/>
-            </w:r>
-            <w:r>
-              <w:rPr>
-                <w:noProof/>
-                <w:webHidden/>
-              </w:rPr>
-              <w:fldChar w:fldCharType="begin"/>
-            </w:r>
-            <w:r>
-              <w:rPr>
-                <w:noProof/>
-                <w:webHidden/>
-              </w:rPr>
-              <w:instrText xml:space="preserve"> PAGEREF _Toc229325259 \h </w:instrText>
-            </w:r>
-            <w:r>
-              <w:rPr>
-                <w:noProof/>
-                <w:webHidden/>
-              </w:rPr>
-            </w:r>
-            <w:r>
-              <w:rPr>
-                <w:noProof/>
-                <w:webHidden/>
-              </w:rPr>
-              <w:fldChar w:fldCharType="separate"/>
-            </w:r>
-            <w:r>
-              <w:rPr>
-                <w:noProof/>
-                <w:webHidden/>
-              </w:rPr>
-              <w:t>17</w:t>
-            </w:r>
-            <w:r>
-              <w:rPr>
-                <w:noProof/>
-                <w:webHidden/>
-              </w:rPr>
-              <w:fldChar w:fldCharType="end"/>
-            </w:r>
-          </w:hyperlink>
-        </w:p>
-        <w:p>
-          <w:pPr>
-            <w:pStyle w:val="TOC3"/>
-            <w:tabs>
-              <w:tab w:val="right" w:leader="dot" w:pos="9016"/>
-            </w:tabs>
-            <w:rPr>
-              <w:rFonts w:asciiTheme="minorHAnsi" w:eastAsiaTheme="minorEastAsia" w:hAnsiTheme="minorHAnsi" w:cstheme="minorBidi"/>
-              <w:noProof/>
-              <w:kern w:val="2"/>
-              <w:sz w:val="24"/>
-              <w:lang w:eastAsia="vi-VN"/>
-              <w14:ligatures w14:val="standardContextual"/>
-            </w:rPr>
-          </w:pPr>
-          <w:hyperlink w:anchor="_Toc229325260" w:history="1">
-            <w:r>
-              <w:rPr>
-                <w:rStyle w:val="Hyperlink"/>
-                <w:rFonts w:asciiTheme="majorHAnsi" w:hAnsiTheme="majorHAnsi" w:cstheme="majorHAnsi"/>
-                <w:b/>
-                <w:bCs/>
-                <w:noProof/>
-                <w:lang w:val="en-US"/>
-              </w:rPr>
-              <w:t>3.1.4. Ứng tuyển công việc</w:t>
-            </w:r>
-            <w:r>
-              <w:rPr>
-                <w:noProof/>
-                <w:webHidden/>
-              </w:rPr>
-              <w:tab/>
-            </w:r>
-            <w:r>
-              <w:rPr>
-                <w:noProof/>
-                <w:webHidden/>
-              </w:rPr>
-              <w:fldChar w:fldCharType="begin"/>
-            </w:r>
-            <w:r>
-              <w:rPr>
-                <w:noProof/>
-                <w:webHidden/>
-              </w:rPr>
-              <w:instrText xml:space="preserve"> PAGEREF _Toc229325260 \h </w:instrText>
-            </w:r>
-            <w:r>
-              <w:rPr>
-                <w:noProof/>
-                <w:webHidden/>
-              </w:rPr>
-            </w:r>
-            <w:r>
-              <w:rPr>
-                <w:noProof/>
-                <w:webHidden/>
-              </w:rPr>
-              <w:fldChar w:fldCharType="separate"/>
-            </w:r>
-            <w:r>
-              <w:rPr>
-                <w:noProof/>
-                <w:webHidden/>
-              </w:rPr>
-              <w:t>18</w:t>
-            </w:r>
-            <w:r>
-              <w:rPr>
-                <w:noProof/>
-                <w:webHidden/>
-              </w:rPr>
-              <w:fldChar w:fldCharType="end"/>
-            </w:r>
-          </w:hyperlink>
-        </w:p>
-        <w:p>
-          <w:pPr>
-            <w:pStyle w:val="TOC3"/>
-            <w:tabs>
-              <w:tab w:val="right" w:leader="dot" w:pos="9016"/>
-            </w:tabs>
-            <w:rPr>
-              <w:rFonts w:asciiTheme="minorHAnsi" w:eastAsiaTheme="minorEastAsia" w:hAnsiTheme="minorHAnsi" w:cstheme="minorBidi"/>
-              <w:noProof/>
-              <w:kern w:val="2"/>
-              <w:sz w:val="24"/>
-              <w:lang w:eastAsia="vi-VN"/>
-              <w14:ligatures w14:val="standardContextual"/>
-            </w:rPr>
-          </w:pPr>
-          <w:hyperlink w:anchor="_Toc229325261" w:history="1">
-            <w:r>
-              <w:rPr>
-                <w:rStyle w:val="Hyperlink"/>
-                <w:rFonts w:asciiTheme="majorHAnsi" w:hAnsiTheme="majorHAnsi" w:cstheme="majorHAnsi"/>
-                <w:b/>
-                <w:bCs/>
-                <w:noProof/>
-                <w:lang w:val="en-US"/>
-              </w:rPr>
-              <w:t>3.1.5. Quản lí hồ sơ cá nhân</w:t>
-            </w:r>
-            <w:r>
-              <w:rPr>
-                <w:noProof/>
-                <w:webHidden/>
-              </w:rPr>
-              <w:tab/>
-            </w:r>
-            <w:r>
-              <w:rPr>
-                <w:noProof/>
-                <w:webHidden/>
-              </w:rPr>
-              <w:fldChar w:fldCharType="begin"/>
-            </w:r>
-            <w:r>
-              <w:rPr>
-                <w:noProof/>
-                <w:webHidden/>
-              </w:rPr>
-              <w:instrText xml:space="preserve"> PAGEREF _Toc229325261 \h </w:instrText>
-            </w:r>
-            <w:r>
-              <w:rPr>
-                <w:noProof/>
-                <w:webHidden/>
-              </w:rPr>
-            </w:r>
-            <w:r>
-              <w:rPr>
-                <w:noProof/>
-                <w:webHidden/>
-              </w:rPr>
-              <w:fldChar w:fldCharType="separate"/>
-            </w:r>
-            <w:r>
-              <w:rPr>
-                <w:noProof/>
-                <w:webHidden/>
-              </w:rPr>
-              <w:t>18</w:t>
-            </w:r>
-            <w:r>
-              <w:rPr>
-                <w:noProof/>
-                <w:webHidden/>
-              </w:rPr>
-              <w:fldChar w:fldCharType="end"/>
-            </w:r>
-          </w:hyperlink>
-        </w:p>
-        <w:p>
-          <w:pPr>
-            <w:pStyle w:val="TOC3"/>
-            <w:tabs>
-              <w:tab w:val="right" w:leader="dot" w:pos="9016"/>
-            </w:tabs>
-            <w:rPr>
-              <w:rFonts w:asciiTheme="minorHAnsi" w:eastAsiaTheme="minorEastAsia" w:hAnsiTheme="minorHAnsi" w:cstheme="minorBidi"/>
-              <w:noProof/>
-              <w:kern w:val="2"/>
-              <w:sz w:val="24"/>
-              <w:lang w:eastAsia="vi-VN"/>
-              <w14:ligatures w14:val="standardContextual"/>
-            </w:rPr>
-          </w:pPr>
-          <w:hyperlink w:anchor="_Toc229325262" w:history="1">
-            <w:r>
-              <w:rPr>
-                <w:rStyle w:val="Hyperlink"/>
-                <w:rFonts w:asciiTheme="majorHAnsi" w:hAnsiTheme="majorHAnsi" w:cstheme="majorHAnsi"/>
-                <w:b/>
-                <w:bCs/>
-                <w:noProof/>
-                <w:lang w:val="en-US"/>
-              </w:rPr>
-              <w:t>3.1.7. Đăng kí cho nhà tuyển dụng</w:t>
-            </w:r>
-            <w:r>
-              <w:rPr>
-                <w:noProof/>
-                <w:webHidden/>
-              </w:rPr>
-              <w:tab/>
-            </w:r>
-            <w:r>
-              <w:rPr>
-                <w:noProof/>
-                <w:webHidden/>
-              </w:rPr>
-              <w:fldChar w:fldCharType="begin"/>
-            </w:r>
-            <w:r>
-              <w:rPr>
-                <w:noProof/>
-                <w:webHidden/>
-              </w:rPr>
-              <w:instrText xml:space="preserve"> PAGEREF _Toc229325262 \h </w:instrText>
-            </w:r>
-            <w:r>
-              <w:rPr>
-                <w:noProof/>
-                <w:webHidden/>
-              </w:rPr>
-            </w:r>
-            <w:r>
-              <w:rPr>
-                <w:noProof/>
-                <w:webHidden/>
-              </w:rPr>
-              <w:fldChar w:fldCharType="separate"/>
-            </w:r>
-            <w:r>
-              <w:rPr>
-                <w:noProof/>
-                <w:webHidden/>
-              </w:rPr>
-              <w:t>19</w:t>
-            </w:r>
-            <w:r>
-              <w:rPr>
-                <w:noProof/>
-                <w:webHidden/>
-              </w:rPr>
-              <w:fldChar w:fldCharType="end"/>
-            </w:r>
-          </w:hyperlink>
-        </w:p>
-        <w:p>
-          <w:pPr>
-            <w:pStyle w:val="TOC3"/>
-            <w:tabs>
-              <w:tab w:val="right" w:leader="dot" w:pos="9016"/>
-            </w:tabs>
-            <w:rPr>
-              <w:rFonts w:asciiTheme="minorHAnsi" w:eastAsiaTheme="minorEastAsia" w:hAnsiTheme="minorHAnsi" w:cstheme="minorBidi"/>
-              <w:noProof/>
-              <w:kern w:val="2"/>
-              <w:sz w:val="24"/>
-              <w:lang w:eastAsia="vi-VN"/>
-              <w14:ligatures w14:val="standardContextual"/>
-            </w:rPr>
-          </w:pPr>
-          <w:hyperlink w:anchor="_Toc229325263" w:history="1">
-            <w:r>
-              <w:rPr>
-                <w:rStyle w:val="Hyperlink"/>
-                <w:rFonts w:asciiTheme="majorHAnsi" w:hAnsiTheme="majorHAnsi" w:cstheme="majorHAnsi"/>
-                <w:b/>
-                <w:bCs/>
-                <w:noProof/>
-                <w:lang w:val="en-US"/>
-              </w:rPr>
-              <w:t>3.1.8. Đăng nhập cho nhà tuyển dụng</w:t>
-            </w:r>
-            <w:r>
-              <w:rPr>
-                <w:noProof/>
-                <w:webHidden/>
-              </w:rPr>
-              <w:tab/>
-            </w:r>
-            <w:r>
-              <w:rPr>
-                <w:noProof/>
-                <w:webHidden/>
-              </w:rPr>
-              <w:fldChar w:fldCharType="begin"/>
-            </w:r>
-            <w:r>
-              <w:rPr>
-                <w:noProof/>
-                <w:webHidden/>
-              </w:rPr>
-              <w:instrText xml:space="preserve"> PAGEREF _Toc229325263 \h </w:instrText>
-            </w:r>
-            <w:r>
-              <w:rPr>
-                <w:noProof/>
-                <w:webHidden/>
-              </w:rPr>
-            </w:r>
-            <w:r>
-              <w:rPr>
-                <w:noProof/>
-                <w:webHidden/>
-              </w:rPr>
-              <w:fldChar w:fldCharType="separate"/>
-            </w:r>
-            <w:r>
-              <w:rPr>
-                <w:noProof/>
-                <w:webHidden/>
-              </w:rPr>
-              <w:t>19</w:t>
-            </w:r>
-            <w:r>
-              <w:rPr>
-                <w:noProof/>
-                <w:webHidden/>
-              </w:rPr>
-              <w:fldChar w:fldCharType="end"/>
-            </w:r>
-          </w:hyperlink>
-        </w:p>
-        <w:p>
-          <w:pPr>
-            <w:pStyle w:val="TOC3"/>
-            <w:tabs>
-              <w:tab w:val="right" w:leader="dot" w:pos="9016"/>
-            </w:tabs>
-            <w:rPr>
-              <w:rFonts w:asciiTheme="minorHAnsi" w:eastAsiaTheme="minorEastAsia" w:hAnsiTheme="minorHAnsi" w:cstheme="minorBidi"/>
-              <w:noProof/>
-              <w:kern w:val="2"/>
-              <w:sz w:val="24"/>
-              <w:lang w:eastAsia="vi-VN"/>
-              <w14:ligatures w14:val="standardContextual"/>
-            </w:rPr>
-          </w:pPr>
-          <w:hyperlink w:anchor="_Toc229325264" w:history="1">
-            <w:r>
-              <w:rPr>
-                <w:rStyle w:val="Hyperlink"/>
-                <w:rFonts w:asciiTheme="majorHAnsi" w:hAnsiTheme="majorHAnsi" w:cstheme="majorHAnsi"/>
-                <w:b/>
-                <w:bCs/>
-                <w:noProof/>
-                <w:lang w:val="en-US"/>
-              </w:rPr>
-              <w:t>3.1.9. Quản lí tin tuyển dụng</w:t>
-            </w:r>
-            <w:r>
-              <w:rPr>
-                <w:noProof/>
-                <w:webHidden/>
-              </w:rPr>
-              <w:tab/>
-            </w:r>
-            <w:r>
-              <w:rPr>
-                <w:noProof/>
-                <w:webHidden/>
-              </w:rPr>
-              <w:fldChar w:fldCharType="begin"/>
-            </w:r>
-            <w:r>
-              <w:rPr>
-                <w:noProof/>
-                <w:webHidden/>
-              </w:rPr>
-              <w:instrText xml:space="preserve"> PAGEREF _Toc229325264 \h </w:instrText>
-            </w:r>
-            <w:r>
-              <w:rPr>
-                <w:noProof/>
-                <w:webHidden/>
-              </w:rPr>
-            </w:r>
-            <w:r>
-              <w:rPr>
-                <w:noProof/>
-                <w:webHidden/>
-              </w:rPr>
-              <w:fldChar w:fldCharType="separate"/>
-            </w:r>
-            <w:r>
-              <w:rPr>
-                <w:noProof/>
-                <w:webHidden/>
-              </w:rPr>
-              <w:t>20</w:t>
-            </w:r>
-            <w:r>
-              <w:rPr>
-                <w:noProof/>
-                <w:webHidden/>
-              </w:rPr>
-              <w:fldChar w:fldCharType="end"/>
-            </w:r>
-          </w:hyperlink>
-        </w:p>
-        <w:p>
-          <w:pPr>
-            <w:pStyle w:val="TOC3"/>
-            <w:tabs>
-              <w:tab w:val="right" w:leader="dot" w:pos="9016"/>
-            </w:tabs>
-            <w:rPr>
-              <w:rFonts w:asciiTheme="minorHAnsi" w:eastAsiaTheme="minorEastAsia" w:hAnsiTheme="minorHAnsi" w:cstheme="minorBidi"/>
-              <w:noProof/>
-              <w:kern w:val="2"/>
-              <w:sz w:val="24"/>
-              <w:lang w:eastAsia="vi-VN"/>
-              <w14:ligatures w14:val="standardContextual"/>
-            </w:rPr>
-          </w:pPr>
-          <w:hyperlink w:anchor="_Toc229325265" w:history="1">
-            <w:r>
-              <w:rPr>
-                <w:rStyle w:val="Hyperlink"/>
-                <w:rFonts w:asciiTheme="majorHAnsi" w:hAnsiTheme="majorHAnsi" w:cstheme="majorHAnsi"/>
-                <w:b/>
-                <w:bCs/>
-                <w:noProof/>
-                <w:lang w:val="en-US"/>
-              </w:rPr>
-              <w:t>3.1.10. Tạo tin tuyển dụng</w:t>
-            </w:r>
-            <w:r>
-              <w:rPr>
-                <w:noProof/>
-                <w:webHidden/>
-              </w:rPr>
-              <w:tab/>
-            </w:r>
-            <w:r>
-              <w:rPr>
-                <w:noProof/>
-                <w:webHidden/>
-              </w:rPr>
-              <w:fldChar w:fldCharType="begin"/>
-            </w:r>
-            <w:r>
-              <w:rPr>
-                <w:noProof/>
-                <w:webHidden/>
-              </w:rPr>
-              <w:instrText xml:space="preserve"> PAGEREF _Toc229325265 \h </w:instrText>
-            </w:r>
-            <w:r>
-              <w:rPr>
-                <w:noProof/>
-                <w:webHidden/>
-              </w:rPr>
-            </w:r>
-            <w:r>
-              <w:rPr>
-                <w:noProof/>
-                <w:webHidden/>
-              </w:rPr>
-              <w:fldChar w:fldCharType="separate"/>
-            </w:r>
-            <w:r>
-              <w:rPr>
-                <w:noProof/>
-                <w:webHidden/>
-              </w:rPr>
-              <w:t>20</w:t>
-            </w:r>
-            <w:r>
-              <w:rPr>
-                <w:noProof/>
-                <w:webHidden/>
-              </w:rPr>
-              <w:fldChar w:fldCharType="end"/>
-            </w:r>
-          </w:hyperlink>
-        </w:p>
-        <w:p>
-          <w:pPr>
-            <w:pStyle w:val="TOC3"/>
-            <w:tabs>
-              <w:tab w:val="right" w:leader="dot" w:pos="9016"/>
-            </w:tabs>
-            <w:rPr>
-              <w:rFonts w:asciiTheme="minorHAnsi" w:eastAsiaTheme="minorEastAsia" w:hAnsiTheme="minorHAnsi" w:cstheme="minorBidi"/>
-              <w:noProof/>
-              <w:kern w:val="2"/>
-              <w:sz w:val="24"/>
-              <w:lang w:eastAsia="vi-VN"/>
-              <w14:ligatures w14:val="standardContextual"/>
-            </w:rPr>
-          </w:pPr>
-          <w:hyperlink w:anchor="_Toc229325266" w:history="1">
-            <w:r>
-              <w:rPr>
-                <w:rStyle w:val="Hyperlink"/>
-                <w:rFonts w:asciiTheme="majorHAnsi" w:hAnsiTheme="majorHAnsi" w:cstheme="majorHAnsi"/>
-                <w:b/>
-                <w:bCs/>
-                <w:noProof/>
-                <w:lang w:val="en-US"/>
-              </w:rPr>
-              <w:t>3.1.12. Quản lí ứng viên</w:t>
-            </w:r>
-            <w:r>
-              <w:rPr>
-                <w:noProof/>
-                <w:webHidden/>
-              </w:rPr>
-              <w:tab/>
-            </w:r>
-            <w:r>
-              <w:rPr>
-                <w:noProof/>
-                <w:webHidden/>
-              </w:rPr>
-              <w:fldChar w:fldCharType="begin"/>
-            </w:r>
-            <w:r>
-              <w:rPr>
-                <w:noProof/>
-                <w:webHidden/>
-              </w:rPr>
-              <w:instrText xml:space="preserve"> PAGEREF _Toc229325266 \h </w:instrText>
-            </w:r>
-            <w:r>
-              <w:rPr>
-                <w:noProof/>
-                <w:webHidden/>
-              </w:rPr>
-            </w:r>
-            <w:r>
-              <w:rPr>
-                <w:noProof/>
-                <w:webHidden/>
-              </w:rPr>
-              <w:fldChar w:fldCharType="separate"/>
-            </w:r>
-            <w:r>
-              <w:rPr>
-                <w:noProof/>
-                <w:webHidden/>
-              </w:rPr>
-              <w:t>21</w:t>
-            </w:r>
-            <w:r>
-              <w:rPr>
-                <w:noProof/>
-                <w:webHidden/>
-              </w:rPr>
-              <w:fldChar w:fldCharType="end"/>
-            </w:r>
-          </w:hyperlink>
-        </w:p>
-        <w:p>
-          <w:pPr>
-            <w:pStyle w:val="TOC3"/>
-            <w:tabs>
-              <w:tab w:val="right" w:leader="dot" w:pos="9016"/>
-            </w:tabs>
-            <w:rPr>
-              <w:rFonts w:asciiTheme="minorHAnsi" w:eastAsiaTheme="minorEastAsia" w:hAnsiTheme="minorHAnsi" w:cstheme="minorBidi"/>
-              <w:noProof/>
-              <w:kern w:val="2"/>
-              <w:sz w:val="24"/>
-              <w:lang w:eastAsia="vi-VN"/>
-              <w14:ligatures w14:val="standardContextual"/>
-            </w:rPr>
-          </w:pPr>
-          <w:hyperlink w:anchor="_Toc229325267" w:history="1">
-            <w:r>
-              <w:rPr>
-                <w:rStyle w:val="Hyperlink"/>
-                <w:rFonts w:asciiTheme="majorHAnsi" w:hAnsiTheme="majorHAnsi" w:cstheme="majorHAnsi"/>
-                <w:b/>
-                <w:bCs/>
-                <w:noProof/>
-                <w:lang w:val="en-US"/>
-              </w:rPr>
-              <w:t>3.1.13. Xem chi tiết CV ứng viên</w:t>
-            </w:r>
-            <w:r>
-              <w:rPr>
-                <w:noProof/>
-                <w:webHidden/>
-              </w:rPr>
-              <w:tab/>
-            </w:r>
-            <w:r>
-              <w:rPr>
-                <w:noProof/>
-                <w:webHidden/>
-              </w:rPr>
-              <w:fldChar w:fldCharType="begin"/>
-            </w:r>
-            <w:r>
-              <w:rPr>
-                <w:noProof/>
-                <w:webHidden/>
-              </w:rPr>
-              <w:instrText xml:space="preserve"> PAGEREF _Toc229325267 \h </w:instrText>
-            </w:r>
-            <w:r>
-              <w:rPr>
-                <w:noProof/>
-                <w:webHidden/>
-              </w:rPr>
-            </w:r>
-            <w:r>
-              <w:rPr>
-                <w:noProof/>
-                <w:webHidden/>
-              </w:rPr>
-              <w:fldChar w:fldCharType="separate"/>
-            </w:r>
-            <w:r>
-              <w:rPr>
-                <w:noProof/>
-                <w:webHidden/>
-              </w:rPr>
-              <w:t>22</w:t>
-            </w:r>
-            <w:r>
-              <w:rPr>
-                <w:noProof/>
-                <w:webHidden/>
-              </w:rPr>
-              <w:fldChar w:fldCharType="end"/>
-            </w:r>
-          </w:hyperlink>
-        </w:p>
-        <w:p>
-          <w:pPr>
-            <w:pStyle w:val="TOC3"/>
-            <w:tabs>
-              <w:tab w:val="right" w:leader="dot" w:pos="9016"/>
-            </w:tabs>
-            <w:rPr>
-              <w:rFonts w:asciiTheme="minorHAnsi" w:eastAsiaTheme="minorEastAsia" w:hAnsiTheme="minorHAnsi" w:cstheme="minorBidi"/>
-              <w:noProof/>
-              <w:kern w:val="2"/>
-              <w:sz w:val="24"/>
-              <w:lang w:eastAsia="vi-VN"/>
-              <w14:ligatures w14:val="standardContextual"/>
-            </w:rPr>
-          </w:pPr>
-          <w:hyperlink w:anchor="_Toc229325268" w:history="1">
-            <w:r>
-              <w:rPr>
-                <w:rStyle w:val="Hyperlink"/>
-                <w:rFonts w:asciiTheme="majorHAnsi" w:hAnsiTheme="majorHAnsi" w:cstheme="majorHAnsi"/>
-                <w:b/>
-                <w:bCs/>
-                <w:noProof/>
-                <w:lang w:val="en-US"/>
-              </w:rPr>
-              <w:t>3.1.15. Quản lí người dùng</w:t>
-            </w:r>
-            <w:r>
-              <w:rPr>
-                <w:noProof/>
-                <w:webHidden/>
-              </w:rPr>
-              <w:tab/>
-            </w:r>
-            <w:r>
-              <w:rPr>
-                <w:noProof/>
-                <w:webHidden/>
-              </w:rPr>
-              <w:fldChar w:fldCharType="begin"/>
-            </w:r>
-            <w:r>
-              <w:rPr>
-                <w:noProof/>
-                <w:webHidden/>
-              </w:rPr>
-              <w:instrText xml:space="preserve"> PAGEREF _Toc229325268 \h </w:instrText>
-            </w:r>
-            <w:r>
-              <w:rPr>
-                <w:noProof/>
-                <w:webHidden/>
-              </w:rPr>
-            </w:r>
-            <w:r>
-              <w:rPr>
-                <w:noProof/>
-                <w:webHidden/>
-              </w:rPr>
-              <w:fldChar w:fldCharType="separate"/>
-            </w:r>
-            <w:r>
-              <w:rPr>
-                <w:noProof/>
-                <w:webHidden/>
-              </w:rPr>
-              <w:t>22</w:t>
-            </w:r>
-            <w:r>
-              <w:rPr>
-                <w:noProof/>
-                <w:webHidden/>
-              </w:rPr>
-              <w:fldChar w:fldCharType="end"/>
-            </w:r>
-          </w:hyperlink>
-        </w:p>
-        <w:p>
-          <w:pPr>
-            <w:pStyle w:val="TOC3"/>
-            <w:tabs>
-              <w:tab w:val="right" w:leader="dot" w:pos="9016"/>
-            </w:tabs>
-            <w:rPr>
-              <w:rFonts w:asciiTheme="minorHAnsi" w:eastAsiaTheme="minorEastAsia" w:hAnsiTheme="minorHAnsi" w:cstheme="minorBidi"/>
-              <w:noProof/>
-              <w:kern w:val="2"/>
-              <w:sz w:val="24"/>
-              <w:lang w:eastAsia="vi-VN"/>
-              <w14:ligatures w14:val="standardContextual"/>
-            </w:rPr>
-          </w:pPr>
-          <w:hyperlink w:anchor="_Toc229325269" w:history="1">
-            <w:r>
-              <w:rPr>
-                <w:rStyle w:val="Hyperlink"/>
-                <w:rFonts w:asciiTheme="majorHAnsi" w:hAnsiTheme="majorHAnsi" w:cstheme="majorHAnsi"/>
-                <w:b/>
-                <w:bCs/>
-                <w:noProof/>
-                <w:lang w:val="en-US"/>
-              </w:rPr>
-              <w:t>3.1.16. Quản lí tin tuyển dụng</w:t>
-            </w:r>
-            <w:r>
-              <w:rPr>
-                <w:noProof/>
-                <w:webHidden/>
-              </w:rPr>
-              <w:tab/>
-            </w:r>
-            <w:r>
-              <w:rPr>
-                <w:noProof/>
-                <w:webHidden/>
-              </w:rPr>
-              <w:fldChar w:fldCharType="begin"/>
-            </w:r>
-            <w:r>
-              <w:rPr>
-                <w:noProof/>
-                <w:webHidden/>
-              </w:rPr>
-              <w:instrText xml:space="preserve"> PAGEREF _Toc229325269 \h </w:instrText>
-            </w:r>
-            <w:r>
-              <w:rPr>
-                <w:noProof/>
-                <w:webHidden/>
-              </w:rPr>
-            </w:r>
-            <w:r>
-              <w:rPr>
-                <w:noProof/>
-                <w:webHidden/>
-              </w:rPr>
-              <w:fldChar w:fldCharType="separate"/>
-            </w:r>
-            <w:r>
-              <w:rPr>
-                <w:noProof/>
-                <w:webHidden/>
-              </w:rPr>
-              <w:t>23</w:t>
+              <w:t>26</w:t>
             </w:r>
             <w:r>
               <w:rPr>
@@ -2808,160 +2915,13 @@
               <w:tab w:val="right" w:leader="dot" w:pos="9016"/>
             </w:tabs>
             <w:rPr>
-              <w:rFonts w:asciiTheme="minorHAnsi" w:eastAsiaTheme="minorEastAsia" w:hAnsiTheme="minorHAnsi" w:cstheme="minorBidi"/>
-              <w:noProof/>
-              <w:kern w:val="2"/>
               <w:sz w:val="24"/>
-              <w:lang w:eastAsia="vi-VN"/>
-              <w14:ligatures w14:val="standardContextual"/>
             </w:rPr>
-          </w:pPr>
-          <w:hyperlink w:anchor="_Toc229325270" w:history="1">
-            <w:r>
-              <w:rPr>
-                <w:rStyle w:val="Hyperlink"/>
-                <w:b/>
-                <w:bCs/>
-                <w:noProof/>
-                <w:lang w:val="en-US"/>
-              </w:rPr>
-              <w:t>KẾT LUẬN</w:t>
-            </w:r>
-            <w:r>
-              <w:rPr>
-                <w:noProof/>
-                <w:webHidden/>
-              </w:rPr>
-              <w:tab/>
-            </w:r>
-            <w:r>
-              <w:rPr>
-                <w:noProof/>
-                <w:webHidden/>
-              </w:rPr>
-              <w:fldChar w:fldCharType="begin"/>
-            </w:r>
-            <w:r>
-              <w:rPr>
-                <w:noProof/>
-                <w:webHidden/>
-              </w:rPr>
-              <w:instrText xml:space="preserve"> PAGEREF _Toc229325270 \h </w:instrText>
-            </w:r>
-            <w:r>
-              <w:rPr>
-                <w:noProof/>
-                <w:webHidden/>
-              </w:rPr>
-            </w:r>
-            <w:r>
-              <w:rPr>
-                <w:noProof/>
-                <w:webHidden/>
-              </w:rPr>
-              <w:fldChar w:fldCharType="separate"/>
-            </w:r>
-            <w:r>
-              <w:rPr>
-                <w:noProof/>
-                <w:webHidden/>
-              </w:rPr>
-              <w:t>24</w:t>
-            </w:r>
-            <w:r>
-              <w:rPr>
-                <w:noProof/>
-                <w:webHidden/>
-              </w:rPr>
-              <w:fldChar w:fldCharType="end"/>
-            </w:r>
-          </w:hyperlink>
-        </w:p>
-        <w:p>
-          <w:pPr>
-            <w:pStyle w:val="TOC1"/>
-            <w:tabs>
-              <w:tab w:val="right" w:leader="dot" w:pos="9016"/>
-            </w:tabs>
-            <w:rPr>
-              <w:rFonts w:asciiTheme="minorHAnsi" w:eastAsiaTheme="minorEastAsia" w:hAnsiTheme="minorHAnsi" w:cstheme="minorBidi"/>
-              <w:noProof/>
-              <w:kern w:val="2"/>
-              <w:sz w:val="24"/>
-              <w:lang w:eastAsia="vi-VN"/>
-              <w14:ligatures w14:val="standardContextual"/>
-            </w:rPr>
-          </w:pPr>
-          <w:hyperlink w:anchor="_Toc229325271" w:history="1">
-            <w:r>
-              <w:rPr>
-                <w:rStyle w:val="Hyperlink"/>
-                <w:b/>
-                <w:bCs/>
-                <w:noProof/>
-                <w:lang w:val="en-US"/>
-              </w:rPr>
-              <w:t>TÀI LIỆU THAM KHẢO</w:t>
-            </w:r>
-            <w:r>
-              <w:rPr>
-                <w:noProof/>
-                <w:webHidden/>
-              </w:rPr>
-              <w:tab/>
-            </w:r>
-            <w:r>
-              <w:rPr>
-                <w:noProof/>
-                <w:webHidden/>
-              </w:rPr>
-              <w:fldChar w:fldCharType="begin"/>
-            </w:r>
-            <w:r>
-              <w:rPr>
-                <w:noProof/>
-                <w:webHidden/>
-              </w:rPr>
-              <w:instrText xml:space="preserve"> PAGEREF _Toc229325271 \h </w:instrText>
-            </w:r>
-            <w:r>
-              <w:rPr>
-                <w:noProof/>
-                <w:webHidden/>
-              </w:rPr>
-            </w:r>
-            <w:r>
-              <w:rPr>
-                <w:noProof/>
-                <w:webHidden/>
-              </w:rPr>
-              <w:fldChar w:fldCharType="separate"/>
-            </w:r>
-            <w:r>
-              <w:rPr>
-                <w:noProof/>
-                <w:webHidden/>
-              </w:rPr>
-              <w:t>25</w:t>
-            </w:r>
-            <w:r>
-              <w:rPr>
-                <w:noProof/>
-                <w:webHidden/>
-              </w:rPr>
-              <w:fldChar w:fldCharType="end"/>
-            </w:r>
-          </w:hyperlink>
-        </w:p>
-        <w:p>
-          <w:pPr>
-            <w:spacing w:line="360" w:lineRule="auto"/>
           </w:pPr>
           <w:r>
             <w:rPr>
-              <w:b/>
-              <w:bCs/>
               <w:noProof/>
+              <w:sz w:val="24"/>
             </w:rPr>
             <w:fldChar w:fldCharType="end"/>
           </w:r>
@@ -2970,6 +2930,357 @@
     </w:sdt>
     <w:p>
       <w:pPr>
+        <w:rPr>
+          <w:b/>
+          <w:bCs/>
+          <w:szCs w:val="26"/>
+          <w:lang w:val="en-US"/>
+        </w:rPr>
+      </w:pPr>
+      <w:bookmarkStart w:id="1" w:name="_Toc229432465"/>
+    </w:p>
+    <w:p>
+      <w:pPr>
+        <w:rPr>
+          <w:b/>
+          <w:bCs/>
+          <w:szCs w:val="26"/>
+          <w:lang w:val="en-US"/>
+        </w:rPr>
+      </w:pPr>
+    </w:p>
+    <w:p>
+      <w:pPr>
+        <w:rPr>
+          <w:b/>
+          <w:bCs/>
+          <w:szCs w:val="26"/>
+          <w:lang w:val="en-US"/>
+        </w:rPr>
+      </w:pPr>
+    </w:p>
+    <w:p>
+      <w:pPr>
+        <w:rPr>
+          <w:b/>
+          <w:bCs/>
+          <w:szCs w:val="26"/>
+          <w:lang w:val="en-US"/>
+        </w:rPr>
+      </w:pPr>
+    </w:p>
+    <w:p>
+      <w:pPr>
+        <w:rPr>
+          <w:b/>
+          <w:bCs/>
+          <w:szCs w:val="26"/>
+          <w:lang w:val="en-US"/>
+        </w:rPr>
+      </w:pPr>
+    </w:p>
+    <w:p>
+      <w:pPr>
+        <w:rPr>
+          <w:b/>
+          <w:bCs/>
+          <w:szCs w:val="26"/>
+          <w:lang w:val="en-US"/>
+        </w:rPr>
+      </w:pPr>
+    </w:p>
+    <w:p>
+      <w:pPr>
+        <w:rPr>
+          <w:b/>
+          <w:bCs/>
+          <w:szCs w:val="26"/>
+          <w:lang w:val="en-US"/>
+        </w:rPr>
+      </w:pPr>
+    </w:p>
+    <w:p>
+      <w:pPr>
+        <w:rPr>
+          <w:b/>
+          <w:bCs/>
+          <w:szCs w:val="26"/>
+          <w:lang w:val="en-US"/>
+        </w:rPr>
+      </w:pPr>
+    </w:p>
+    <w:p>
+      <w:pPr>
+        <w:rPr>
+          <w:b/>
+          <w:bCs/>
+          <w:szCs w:val="26"/>
+          <w:lang w:val="en-US"/>
+        </w:rPr>
+      </w:pPr>
+    </w:p>
+    <w:p>
+      <w:pPr>
+        <w:rPr>
+          <w:b/>
+          <w:bCs/>
+          <w:szCs w:val="26"/>
+          <w:lang w:val="en-US"/>
+        </w:rPr>
+      </w:pPr>
+    </w:p>
+    <w:p>
+      <w:pPr>
+        <w:rPr>
+          <w:b/>
+          <w:bCs/>
+          <w:szCs w:val="26"/>
+          <w:lang w:val="en-US"/>
+        </w:rPr>
+      </w:pPr>
+    </w:p>
+    <w:p>
+      <w:pPr>
+        <w:rPr>
+          <w:b/>
+          <w:bCs/>
+          <w:szCs w:val="26"/>
+          <w:lang w:val="en-US"/>
+        </w:rPr>
+      </w:pPr>
+    </w:p>
+    <w:p>
+      <w:pPr>
+        <w:rPr>
+          <w:b/>
+          <w:bCs/>
+          <w:szCs w:val="26"/>
+          <w:lang w:val="en-US"/>
+        </w:rPr>
+      </w:pPr>
+    </w:p>
+    <w:p>
+      <w:pPr>
+        <w:rPr>
+          <w:b/>
+          <w:bCs/>
+          <w:szCs w:val="26"/>
+          <w:lang w:val="en-US"/>
+        </w:rPr>
+      </w:pPr>
+    </w:p>
+    <w:p>
+      <w:pPr>
+        <w:rPr>
+          <w:b/>
+          <w:bCs/>
+          <w:szCs w:val="26"/>
+          <w:lang w:val="en-US"/>
+        </w:rPr>
+      </w:pPr>
+    </w:p>
+    <w:p>
+      <w:pPr>
+        <w:rPr>
+          <w:b/>
+          <w:bCs/>
+          <w:szCs w:val="26"/>
+          <w:lang w:val="en-US"/>
+        </w:rPr>
+      </w:pPr>
+    </w:p>
+    <w:p>
+      <w:pPr>
+        <w:rPr>
+          <w:b/>
+          <w:bCs/>
+          <w:szCs w:val="26"/>
+          <w:lang w:val="en-US"/>
+        </w:rPr>
+      </w:pPr>
+    </w:p>
+    <w:p>
+      <w:pPr>
+        <w:rPr>
+          <w:b/>
+          <w:bCs/>
+          <w:szCs w:val="26"/>
+          <w:lang w:val="en-US"/>
+        </w:rPr>
+      </w:pPr>
+    </w:p>
+    <w:p>
+      <w:pPr>
+        <w:rPr>
+          <w:b/>
+          <w:bCs/>
+          <w:szCs w:val="26"/>
+          <w:lang w:val="en-US"/>
+        </w:rPr>
+      </w:pPr>
+    </w:p>
+    <w:p>
+      <w:pPr>
+        <w:rPr>
+          <w:b/>
+          <w:bCs/>
+          <w:szCs w:val="26"/>
+          <w:lang w:val="en-US"/>
+        </w:rPr>
+      </w:pPr>
+    </w:p>
+    <w:p>
+      <w:pPr>
+        <w:rPr>
+          <w:b/>
+          <w:bCs/>
+          <w:szCs w:val="26"/>
+          <w:lang w:val="en-US"/>
+        </w:rPr>
+      </w:pPr>
+    </w:p>
+    <w:p>
+      <w:pPr>
+        <w:rPr>
+          <w:b/>
+          <w:bCs/>
+          <w:szCs w:val="26"/>
+          <w:lang w:val="en-US"/>
+        </w:rPr>
+      </w:pPr>
+    </w:p>
+    <w:p>
+      <w:pPr>
+        <w:rPr>
+          <w:b/>
+          <w:bCs/>
+          <w:szCs w:val="26"/>
+          <w:lang w:val="en-US"/>
+        </w:rPr>
+      </w:pPr>
+    </w:p>
+    <w:p>
+      <w:pPr>
+        <w:rPr>
+          <w:b/>
+          <w:bCs/>
+          <w:szCs w:val="26"/>
+          <w:lang w:val="en-US"/>
+        </w:rPr>
+      </w:pPr>
+    </w:p>
+    <w:p>
+      <w:pPr>
+        <w:rPr>
+          <w:b/>
+          <w:bCs/>
+          <w:szCs w:val="26"/>
+          <w:lang w:val="en-US"/>
+        </w:rPr>
+      </w:pPr>
+    </w:p>
+    <w:p>
+      <w:pPr>
+        <w:rPr>
+          <w:b/>
+          <w:bCs/>
+          <w:szCs w:val="26"/>
+          <w:lang w:val="en-US"/>
+        </w:rPr>
+      </w:pPr>
+    </w:p>
+    <w:p>
+      <w:pPr>
+        <w:rPr>
+          <w:b/>
+          <w:bCs/>
+          <w:szCs w:val="26"/>
+          <w:lang w:val="en-US"/>
+        </w:rPr>
+      </w:pPr>
+    </w:p>
+    <w:p>
+      <w:pPr>
+        <w:rPr>
+          <w:b/>
+          <w:bCs/>
+          <w:szCs w:val="26"/>
+          <w:lang w:val="en-US"/>
+        </w:rPr>
+      </w:pPr>
+    </w:p>
+    <w:p>
+      <w:pPr>
+        <w:rPr>
+          <w:b/>
+          <w:bCs/>
+          <w:szCs w:val="26"/>
+          <w:lang w:val="en-US"/>
+        </w:rPr>
+      </w:pPr>
+    </w:p>
+    <w:p>
+      <w:pPr>
+        <w:rPr>
+          <w:b/>
+          <w:bCs/>
+          <w:szCs w:val="26"/>
+          <w:lang w:val="en-US"/>
+        </w:rPr>
+      </w:pPr>
+    </w:p>
+    <w:p>
+      <w:pPr>
+        <w:rPr>
+          <w:b/>
+          <w:bCs/>
+          <w:szCs w:val="26"/>
+          <w:lang w:val="en-US"/>
+        </w:rPr>
+      </w:pPr>
+    </w:p>
+    <w:p>
+      <w:pPr>
+        <w:rPr>
+          <w:b/>
+          <w:bCs/>
+          <w:szCs w:val="26"/>
+          <w:lang w:val="en-US"/>
+        </w:rPr>
+      </w:pPr>
+    </w:p>
+    <w:p>
+      <w:pPr>
+        <w:rPr>
+          <w:b/>
+          <w:bCs/>
+          <w:szCs w:val="26"/>
+          <w:lang w:val="en-US"/>
+        </w:rPr>
+      </w:pPr>
+    </w:p>
+    <w:p>
+      <w:pPr>
+        <w:rPr>
+          <w:b/>
+          <w:bCs/>
+          <w:szCs w:val="26"/>
+          <w:lang w:val="en-US"/>
+        </w:rPr>
+      </w:pPr>
+    </w:p>
+    <w:p>
+      <w:pPr>
+        <w:rPr>
+          <w:b/>
+          <w:bCs/>
+          <w:szCs w:val="26"/>
+          <w:lang w:val="en-US"/>
+        </w:rPr>
+      </w:pPr>
+    </w:p>
+    <w:p>
+      <w:pPr>
         <w:pStyle w:val="Heading1"/>
         <w:spacing w:before="0" w:after="0" w:line="360" w:lineRule="auto"/>
         <w:jc w:val="center"/>
@@ -2982,7 +3293,6 @@
           <w:lang w:val="en-US"/>
         </w:rPr>
       </w:pPr>
-      <w:bookmarkStart w:id="1" w:name="_Toc229325234"/>
       <w:r>
         <w:rPr>
           <w:b/>
@@ -2992,6 +3302,7 @@
           <w:szCs w:val="26"/>
           <w:lang w:val="en-US"/>
         </w:rPr>
+        <w:lastRenderedPageBreak/>
         <w:t>MỞ ĐẦU</w:t>
       </w:r>
       <w:bookmarkEnd w:id="0"/>
@@ -3015,6 +3326,9 @@
       <w:bookmarkStart w:id="4" w:name="_Toc229322828"/>
       <w:bookmarkStart w:id="5" w:name="_Toc229324981"/>
       <w:bookmarkStart w:id="6" w:name="_Toc229325235"/>
+      <w:bookmarkStart w:id="7" w:name="_Toc229387174"/>
+      <w:bookmarkStart w:id="8" w:name="_Toc229387861"/>
+      <w:bookmarkStart w:id="9" w:name="_Toc229432466"/>
       <w:r>
         <w:rPr>
           <w:b/>
@@ -3031,6 +3345,9 @@
       <w:bookmarkEnd w:id="4"/>
       <w:bookmarkEnd w:id="5"/>
       <w:bookmarkEnd w:id="6"/>
+      <w:bookmarkEnd w:id="7"/>
+      <w:bookmarkEnd w:id="8"/>
+      <w:bookmarkEnd w:id="9"/>
     </w:p>
     <w:p>
       <w:pPr>
@@ -3118,11 +3435,14 @@
           <w:lang w:val="en-US"/>
         </w:rPr>
       </w:pPr>
-      <w:bookmarkStart w:id="7" w:name="_Toc224733171"/>
-      <w:bookmarkStart w:id="8" w:name="_Toc229298696"/>
-      <w:bookmarkStart w:id="9" w:name="_Toc229322829"/>
-      <w:bookmarkStart w:id="10" w:name="_Toc229324982"/>
-      <w:bookmarkStart w:id="11" w:name="_Toc229325236"/>
+      <w:bookmarkStart w:id="10" w:name="_Toc224733171"/>
+      <w:bookmarkStart w:id="11" w:name="_Toc229298696"/>
+      <w:bookmarkStart w:id="12" w:name="_Toc229322829"/>
+      <w:bookmarkStart w:id="13" w:name="_Toc229324982"/>
+      <w:bookmarkStart w:id="14" w:name="_Toc229325236"/>
+      <w:bookmarkStart w:id="15" w:name="_Toc229387175"/>
+      <w:bookmarkStart w:id="16" w:name="_Toc229387862"/>
+      <w:bookmarkStart w:id="17" w:name="_Toc229432467"/>
       <w:r>
         <w:rPr>
           <w:b/>
@@ -3134,397 +3454,14 @@
         </w:rPr>
         <w:t>2. Mục đích và ý nghĩa của đề tài</w:t>
       </w:r>
-      <w:bookmarkEnd w:id="7"/>
-      <w:bookmarkEnd w:id="8"/>
-      <w:bookmarkEnd w:id="9"/>
       <w:bookmarkEnd w:id="10"/>
       <w:bookmarkEnd w:id="11"/>
-    </w:p>
-    <w:p>
-      <w:pPr>
-        <w:spacing w:line="360" w:lineRule="auto"/>
-        <w:jc w:val="both"/>
-        <w:rPr>
-          <w:b/>
-          <w:bCs/>
-          <w:lang w:val="en-US"/>
-        </w:rPr>
-      </w:pPr>
-      <w:r>
-        <w:rPr>
-          <w:b/>
-          <w:bCs/>
-          <w:lang w:val="en-US"/>
-        </w:rPr>
-        <w:t>a. Mục đích</w:t>
-      </w:r>
-    </w:p>
-    <w:p>
-      <w:pPr>
-        <w:spacing w:line="360" w:lineRule="auto"/>
-        <w:jc w:val="both"/>
-        <w:rPr>
-          <w:lang w:val="en-US"/>
-        </w:rPr>
-      </w:pPr>
-      <w:r>
-        <w:rPr>
-          <w:lang w:val="en-US"/>
-        </w:rPr>
-        <w:t xml:space="preserve">- </w:t>
-      </w:r>
-      <w:r>
-        <w:t>Xây dựng hệ thống website với các chức năng cơ bản:</w:t>
-      </w:r>
-      <w:r>
-        <w:rPr>
-          <w:lang w:val="en-US"/>
-        </w:rPr>
-        <w:tab/>
-      </w:r>
-    </w:p>
-    <w:p>
-      <w:pPr>
-        <w:spacing w:line="360" w:lineRule="auto"/>
-        <w:jc w:val="both"/>
-        <w:rPr>
-          <w:lang w:val="en-US"/>
-        </w:rPr>
-      </w:pPr>
-      <w:r>
-        <w:rPr>
-          <w:lang w:val="en-US"/>
-        </w:rPr>
-        <w:tab/>
-        <w:t xml:space="preserve">+ </w:t>
-      </w:r>
-      <w:r>
-        <w:t>Đăng ký, đăng nhập cho ứng viên và nhà tuyển dụng</w:t>
-      </w:r>
-    </w:p>
-    <w:p>
-      <w:pPr>
-        <w:spacing w:line="360" w:lineRule="auto"/>
-        <w:jc w:val="both"/>
-        <w:rPr>
-          <w:lang w:val="en-US"/>
-        </w:rPr>
-      </w:pPr>
-      <w:r>
-        <w:rPr>
-          <w:lang w:val="en-US"/>
-        </w:rPr>
-        <w:tab/>
-        <w:t xml:space="preserve">+ </w:t>
-      </w:r>
-      <w:r>
-        <w:t>Đăng tin tuyển dụng</w:t>
-      </w:r>
-    </w:p>
-    <w:p>
-      <w:pPr>
-        <w:spacing w:line="360" w:lineRule="auto"/>
-        <w:jc w:val="both"/>
-        <w:rPr>
-          <w:lang w:val="en-US"/>
-        </w:rPr>
-      </w:pPr>
-      <w:r>
-        <w:rPr>
-          <w:lang w:val="en-US"/>
-        </w:rPr>
-        <w:tab/>
-        <w:t xml:space="preserve">+ </w:t>
-      </w:r>
-      <w:r>
-        <w:t>Nộp hồ sơ ứng tuyển trực tuyến</w:t>
-      </w:r>
-    </w:p>
-    <w:p>
-      <w:pPr>
-        <w:spacing w:line="360" w:lineRule="auto"/>
-        <w:jc w:val="both"/>
-      </w:pPr>
-      <w:r>
-        <w:rPr>
-          <w:lang w:val="en-US"/>
-        </w:rPr>
-        <w:tab/>
-        <w:t xml:space="preserve">+ </w:t>
-      </w:r>
-      <w:r>
-        <w:t>Quản lý hồ sơ và tin tuyển dụng</w:t>
-      </w:r>
-    </w:p>
-    <w:p>
-      <w:pPr>
-        <w:spacing w:line="360" w:lineRule="auto"/>
-        <w:jc w:val="both"/>
-        <w:rPr>
-          <w:lang w:val="en-US"/>
-        </w:rPr>
-      </w:pPr>
-      <w:r>
-        <w:rPr>
-          <w:lang w:val="en-US"/>
-        </w:rPr>
-        <w:t>-</w:t>
-      </w:r>
-      <w:r>
-        <w:t xml:space="preserve"> Ứng dụng trí tuệ nhân tạo (AI) để:</w:t>
-      </w:r>
-    </w:p>
-    <w:p>
-      <w:pPr>
-        <w:spacing w:line="360" w:lineRule="auto"/>
-        <w:jc w:val="both"/>
-        <w:rPr>
-          <w:lang w:val="en-US"/>
-        </w:rPr>
-      </w:pPr>
-      <w:r>
-        <w:rPr>
-          <w:lang w:val="en-US"/>
-        </w:rPr>
-        <w:tab/>
-        <w:t xml:space="preserve">+ </w:t>
-      </w:r>
-      <w:r>
-        <w:t>Phân tích nội dung CV của ứng viên</w:t>
-      </w:r>
-    </w:p>
-    <w:p>
-      <w:pPr>
-        <w:spacing w:line="360" w:lineRule="auto"/>
-        <w:jc w:val="both"/>
-        <w:rPr>
-          <w:lang w:val="en-US"/>
-        </w:rPr>
-      </w:pPr>
-      <w:r>
-        <w:rPr>
-          <w:lang w:val="en-US"/>
-        </w:rPr>
-        <w:tab/>
-        <w:t xml:space="preserve">+ </w:t>
-      </w:r>
-      <w:r>
-        <w:t>So sánh CV với yêu cầu công việc</w:t>
-      </w:r>
-    </w:p>
-    <w:p>
-      <w:pPr>
-        <w:spacing w:line="360" w:lineRule="auto"/>
-        <w:jc w:val="both"/>
-        <w:rPr>
-          <w:lang w:val="en-US"/>
-        </w:rPr>
-      </w:pPr>
-      <w:r>
-        <w:rPr>
-          <w:lang w:val="en-US"/>
-        </w:rPr>
-        <w:tab/>
-        <w:t xml:space="preserve">+ </w:t>
-      </w:r>
-      <w:r>
-        <w:t>Tính toán mức độ phù hợp (matching score)</w:t>
-      </w:r>
-    </w:p>
-    <w:p>
-      <w:pPr>
-        <w:spacing w:line="360" w:lineRule="auto"/>
-        <w:jc w:val="both"/>
-      </w:pPr>
-      <w:r>
-        <w:rPr>
-          <w:lang w:val="en-US"/>
-        </w:rPr>
-        <w:tab/>
-        <w:t xml:space="preserve">+ </w:t>
-      </w:r>
-      <w:r>
-        <w:t>Gợi ý ứng viên tiềm năng cho nhà tuyển dụng</w:t>
-      </w:r>
-    </w:p>
-    <w:p>
-      <w:pPr>
-        <w:spacing w:line="360" w:lineRule="auto"/>
-        <w:jc w:val="both"/>
-      </w:pPr>
-      <w:r>
-        <w:rPr>
-          <w:lang w:val="en-US"/>
-        </w:rPr>
-        <w:t>-</w:t>
-      </w:r>
-      <w:r>
-        <w:t xml:space="preserve">  Xây dựng giao diện thân thiện, dễ sử dụng cho cả ứng viên và nhà tuyển dụng</w:t>
-      </w:r>
-    </w:p>
-    <w:p>
-      <w:pPr>
-        <w:spacing w:line="360" w:lineRule="auto"/>
-        <w:jc w:val="both"/>
-        <w:rPr>
-          <w:lang w:val="en-US"/>
-        </w:rPr>
-      </w:pPr>
-      <w:r>
-        <w:rPr>
-          <w:lang w:val="en-US"/>
-        </w:rPr>
-        <w:t>-</w:t>
-      </w:r>
-      <w:r>
-        <w:t xml:space="preserve">  Đảm bảo hệ thống:</w:t>
-      </w:r>
-    </w:p>
-    <w:p>
-      <w:pPr>
-        <w:spacing w:line="360" w:lineRule="auto"/>
-        <w:jc w:val="both"/>
-        <w:rPr>
-          <w:lang w:val="en-US"/>
-        </w:rPr>
-      </w:pPr>
-      <w:r>
-        <w:rPr>
-          <w:lang w:val="en-US"/>
-        </w:rPr>
-        <w:lastRenderedPageBreak/>
-        <w:tab/>
-        <w:t xml:space="preserve">+ </w:t>
-      </w:r>
-      <w:r>
-        <w:t>Hoạt động ổn định</w:t>
-      </w:r>
-    </w:p>
-    <w:p>
-      <w:pPr>
-        <w:spacing w:line="360" w:lineRule="auto"/>
-        <w:jc w:val="both"/>
-        <w:rPr>
-          <w:lang w:val="en-US"/>
-        </w:rPr>
-      </w:pPr>
-      <w:r>
-        <w:rPr>
-          <w:lang w:val="en-US"/>
-        </w:rPr>
-        <w:tab/>
-        <w:t xml:space="preserve">+ </w:t>
-      </w:r>
-      <w:r>
-        <w:t>Dữ liệu được bảo mật</w:t>
-      </w:r>
-    </w:p>
-    <w:p>
-      <w:pPr>
-        <w:spacing w:line="360" w:lineRule="auto"/>
-        <w:jc w:val="both"/>
-      </w:pPr>
-      <w:r>
-        <w:rPr>
-          <w:lang w:val="en-US"/>
-        </w:rPr>
-        <w:tab/>
-        <w:t xml:space="preserve">+ </w:t>
-      </w:r>
-      <w:r>
-        <w:t>Có khả năng mở rộng trong tương lai</w:t>
-      </w:r>
-    </w:p>
-    <w:p>
-      <w:pPr>
-        <w:spacing w:line="360" w:lineRule="auto"/>
-        <w:jc w:val="both"/>
-        <w:rPr>
-          <w:b/>
-          <w:bCs/>
-          <w:lang w:val="en-US"/>
-        </w:rPr>
-      </w:pPr>
-      <w:r>
-        <w:rPr>
-          <w:b/>
-          <w:bCs/>
-          <w:lang w:val="en-US"/>
-        </w:rPr>
-        <w:t>b. Ý nghĩa</w:t>
-      </w:r>
-    </w:p>
-    <w:p>
-      <w:pPr>
-        <w:spacing w:line="360" w:lineRule="auto"/>
-        <w:jc w:val="both"/>
-        <w:rPr>
-          <w:lang w:val="en-US"/>
-        </w:rPr>
-      </w:pPr>
-      <w:r>
-        <w:rPr>
-          <w:lang w:val="en-US"/>
-        </w:rPr>
-        <w:t>- Về mặt lí thuyết, đ</w:t>
-      </w:r>
-      <w:r>
-        <w:t>ề tài giúp nghiên cứu và ứng dụng trí tuệ nhân tạo (AI) vào bài toán tuyển dụng, đặc biệt là phân tích và đánh giá hồ sơ ứng viên, góp phần thúc đẩy tự động hóa trong lĩnh vực này.</w:t>
-      </w:r>
-    </w:p>
-    <w:p>
-      <w:pPr>
-        <w:spacing w:line="360" w:lineRule="auto"/>
-        <w:jc w:val="both"/>
-        <w:rPr>
-          <w:lang w:val="en-US"/>
-        </w:rPr>
-      </w:pPr>
-      <w:r>
-        <w:rPr>
-          <w:lang w:val="en-US"/>
-        </w:rPr>
-        <w:t>- Về mặt thực tiễn, h</w:t>
-      </w:r>
-      <w:r>
-        <w:t>ệ thống giúp nhà tuyển dụng tiết kiệm thời gian sàng lọc hồ sơ, nâng cao độ chính xác khi lựa chọn ứng viên, đồng thời hỗ trợ ứng viên tìm kiếm công việc phù hợp nhanh chóng và hiệu quả hơn.</w:t>
-      </w:r>
-    </w:p>
-    <w:p>
-      <w:pPr>
-        <w:pStyle w:val="Heading2"/>
-        <w:spacing w:before="0" w:after="0" w:line="360" w:lineRule="auto"/>
-        <w:jc w:val="both"/>
-        <w:rPr>
-          <w:b/>
-          <w:bCs/>
-          <w:color w:val="auto"/>
-          <w:sz w:val="26"/>
-          <w:szCs w:val="26"/>
-          <w:lang w:val="en-US"/>
-        </w:rPr>
-      </w:pPr>
-      <w:bookmarkStart w:id="12" w:name="_Toc224733172"/>
-      <w:bookmarkStart w:id="13" w:name="_Toc229298697"/>
-      <w:bookmarkStart w:id="14" w:name="_Toc229322830"/>
-      <w:bookmarkStart w:id="15" w:name="_Toc229324983"/>
-      <w:bookmarkStart w:id="16" w:name="_Toc229325237"/>
-      <w:r>
-        <w:rPr>
-          <w:b/>
-          <w:bCs/>
-          <w:color w:val="auto"/>
-          <w:sz w:val="26"/>
-          <w:szCs w:val="26"/>
-          <w:lang w:val="en-US"/>
-        </w:rPr>
-        <w:t>3. Đối tượng và phạm vi nghiên cứu</w:t>
-      </w:r>
       <w:bookmarkEnd w:id="12"/>
       <w:bookmarkEnd w:id="13"/>
       <w:bookmarkEnd w:id="14"/>
       <w:bookmarkEnd w:id="15"/>
       <w:bookmarkEnd w:id="16"/>
+      <w:bookmarkEnd w:id="17"/>
     </w:p>
     <w:p>
       <w:pPr>
@@ -3542,7 +3479,7 @@
           <w:bCs/>
           <w:lang w:val="en-US"/>
         </w:rPr>
-        <w:t>a. Đối tượng</w:t>
+        <w:t>a. Mục đích</w:t>
       </w:r>
     </w:p>
     <w:p>
@@ -3560,7 +3497,13 @@
         <w:t xml:space="preserve">- </w:t>
       </w:r>
       <w:r>
-        <w:t>Nhà tuyển dụng và ứng viên có nhu cầu sử dụng hệ thống tuyển dụng trực tuyến để đăng tin, tìm kiếm việc làm và nộp hồ sơ ứng tuyển.</w:t>
+        <w:t>Xây dựng hệ thống website với các chức năng cơ bản:</w:t>
+      </w:r>
+      <w:r>
+        <w:rPr>
+          <w:lang w:val="en-US"/>
+        </w:rPr>
+        <w:tab/>
       </w:r>
     </w:p>
     <w:p>
@@ -3568,18 +3511,18 @@
         <w:spacing w:line="360" w:lineRule="auto"/>
         <w:jc w:val="both"/>
         <w:rPr>
-          <w:b/>
-          <w:bCs/>
-          <w:lang w:val="en-US"/>
-        </w:rPr>
-      </w:pPr>
-      <w:r>
-        <w:rPr>
-          <w:b/>
-          <w:bCs/>
-          <w:lang w:val="en-US"/>
-        </w:rPr>
-        <w:t xml:space="preserve">b. Phạm vi </w:t>
+          <w:lang w:val="en-US"/>
+        </w:rPr>
+      </w:pPr>
+      <w:r>
+        <w:rPr>
+          <w:lang w:val="en-US"/>
+        </w:rPr>
+        <w:tab/>
+        <w:t xml:space="preserve">+ </w:t>
+      </w:r>
+      <w:r>
+        <w:t>Đăng ký, đăng nhập cho ứng viên và nhà tuyển dụng</w:t>
       </w:r>
     </w:p>
     <w:p>
@@ -3594,7 +3537,11 @@
         <w:rPr>
           <w:lang w:val="en-US"/>
         </w:rPr>
-        <w:t>- Đáp ứng theo yêu cầu của hệ thống tuyển dụng, việc phát triển website bao gồm:</w:t>
+        <w:tab/>
+        <w:t xml:space="preserve">+ </w:t>
+      </w:r>
+      <w:r>
+        <w:t>Đăng tin tuyển dụng</w:t>
       </w:r>
     </w:p>
     <w:p>
@@ -3610,23 +3557,26 @@
           <w:lang w:val="en-US"/>
         </w:rPr>
         <w:tab/>
-        <w:t>+ Xác định yêu cầu của hệ thống tuyển dụng.</w:t>
+        <w:t xml:space="preserve">+ </w:t>
+      </w:r>
+      <w:r>
+        <w:t>Nộp hồ sơ ứng tuyển trực tuyến</w:t>
       </w:r>
     </w:p>
     <w:p>
       <w:pPr>
         <w:spacing w:line="360" w:lineRule="auto"/>
         <w:jc w:val="both"/>
-        <w:rPr>
-          <w:lang w:val="en-US"/>
-        </w:rPr>
       </w:pPr>
       <w:r>
         <w:rPr>
           <w:lang w:val="en-US"/>
         </w:rPr>
         <w:tab/>
-        <w:t>+ Phân tích và đặc tả các chức năng như đăng ký, đăng nhập, đăng tin, ứng tuyển.</w:t>
+        <w:t xml:space="preserve">+ </w:t>
+      </w:r>
+      <w:r>
+        <w:t>Quản lý hồ sơ và tin tuyển dụng</w:t>
       </w:r>
     </w:p>
     <w:p>
@@ -3641,8 +3591,29 @@
         <w:rPr>
           <w:lang w:val="en-US"/>
         </w:rPr>
+        <w:t>-</w:t>
+      </w:r>
+      <w:r>
+        <w:t xml:space="preserve"> Ứng dụng trí tuệ nhân tạo (AI) để:</w:t>
+      </w:r>
+    </w:p>
+    <w:p>
+      <w:pPr>
+        <w:spacing w:line="360" w:lineRule="auto"/>
+        <w:jc w:val="both"/>
+        <w:rPr>
+          <w:lang w:val="en-US"/>
+        </w:rPr>
+      </w:pPr>
+      <w:r>
+        <w:rPr>
+          <w:lang w:val="en-US"/>
+        </w:rPr>
         <w:tab/>
-        <w:t xml:space="preserve"> + Phát triển hệ thống web bằng NodeJS/ExpressJS</w:t>
+        <w:t xml:space="preserve">+ </w:t>
+      </w:r>
+      <w:r>
+        <w:t>Phân tích nội dung CV của ứng viên</w:t>
       </w:r>
     </w:p>
     <w:p>
@@ -3658,7 +3629,10 @@
           <w:lang w:val="en-US"/>
         </w:rPr>
         <w:tab/>
-        <w:t>+ Tích hợp AI để hỗ trợ đánh giá và so khớp hồ sơ ứng viên.</w:t>
+        <w:t xml:space="preserve">+ </w:t>
+      </w:r>
+      <w:r>
+        <w:t>So sánh CV với yêu cầu công việc</w:t>
       </w:r>
     </w:p>
     <w:p>
@@ -3674,7 +3648,169 @@
           <w:lang w:val="en-US"/>
         </w:rPr>
         <w:tab/>
-        <w:t>+ Kiểm thử một số chức năng chính của hệ thống.</w:t>
+        <w:t xml:space="preserve">+ </w:t>
+      </w:r>
+      <w:r>
+        <w:t>Tính toán mức độ phù hợp (matching score)</w:t>
+      </w:r>
+    </w:p>
+    <w:p>
+      <w:pPr>
+        <w:spacing w:line="360" w:lineRule="auto"/>
+        <w:jc w:val="both"/>
+      </w:pPr>
+      <w:r>
+        <w:rPr>
+          <w:lang w:val="en-US"/>
+        </w:rPr>
+        <w:tab/>
+        <w:t xml:space="preserve">+ </w:t>
+      </w:r>
+      <w:r>
+        <w:t>Gợi ý ứng viên tiềm năng cho nhà tuyển dụng</w:t>
+      </w:r>
+    </w:p>
+    <w:p>
+      <w:pPr>
+        <w:spacing w:line="360" w:lineRule="auto"/>
+        <w:jc w:val="both"/>
+      </w:pPr>
+      <w:r>
+        <w:rPr>
+          <w:lang w:val="en-US"/>
+        </w:rPr>
+        <w:t>-</w:t>
+      </w:r>
+      <w:r>
+        <w:t xml:space="preserve">  Xây dựng giao diện thân thiện, dễ sử dụng cho cả ứng viên và nhà tuyển dụng</w:t>
+      </w:r>
+    </w:p>
+    <w:p>
+      <w:pPr>
+        <w:spacing w:line="360" w:lineRule="auto"/>
+        <w:jc w:val="both"/>
+        <w:rPr>
+          <w:lang w:val="en-US"/>
+        </w:rPr>
+      </w:pPr>
+      <w:r>
+        <w:rPr>
+          <w:lang w:val="en-US"/>
+        </w:rPr>
+        <w:t>-</w:t>
+      </w:r>
+      <w:r>
+        <w:t xml:space="preserve">  Đảm bảo hệ thống:</w:t>
+      </w:r>
+    </w:p>
+    <w:p>
+      <w:pPr>
+        <w:spacing w:line="360" w:lineRule="auto"/>
+        <w:jc w:val="both"/>
+        <w:rPr>
+          <w:lang w:val="en-US"/>
+        </w:rPr>
+      </w:pPr>
+      <w:r>
+        <w:rPr>
+          <w:lang w:val="en-US"/>
+        </w:rPr>
+        <w:tab/>
+        <w:t xml:space="preserve">+ </w:t>
+      </w:r>
+      <w:r>
+        <w:t>Hoạt động ổn định</w:t>
+      </w:r>
+    </w:p>
+    <w:p>
+      <w:pPr>
+        <w:spacing w:line="360" w:lineRule="auto"/>
+        <w:jc w:val="both"/>
+        <w:rPr>
+          <w:lang w:val="en-US"/>
+        </w:rPr>
+      </w:pPr>
+      <w:r>
+        <w:rPr>
+          <w:lang w:val="en-US"/>
+        </w:rPr>
+        <w:tab/>
+        <w:t xml:space="preserve">+ </w:t>
+      </w:r>
+      <w:r>
+        <w:t>Dữ liệu được bảo mật</w:t>
+      </w:r>
+    </w:p>
+    <w:p>
+      <w:pPr>
+        <w:spacing w:line="360" w:lineRule="auto"/>
+        <w:jc w:val="both"/>
+      </w:pPr>
+      <w:r>
+        <w:rPr>
+          <w:lang w:val="en-US"/>
+        </w:rPr>
+        <w:tab/>
+        <w:t xml:space="preserve">+ </w:t>
+      </w:r>
+      <w:r>
+        <w:t>Có khả năng mở rộng trong tương lai</w:t>
+      </w:r>
+    </w:p>
+    <w:p>
+      <w:pPr>
+        <w:spacing w:line="360" w:lineRule="auto"/>
+        <w:jc w:val="both"/>
+        <w:rPr>
+          <w:b/>
+          <w:bCs/>
+          <w:lang w:val="en-US"/>
+        </w:rPr>
+      </w:pPr>
+      <w:r>
+        <w:rPr>
+          <w:b/>
+          <w:bCs/>
+          <w:lang w:val="en-US"/>
+        </w:rPr>
+        <w:t>b. Ý nghĩa</w:t>
+      </w:r>
+    </w:p>
+    <w:p>
+      <w:pPr>
+        <w:spacing w:line="360" w:lineRule="auto"/>
+        <w:jc w:val="both"/>
+        <w:rPr>
+          <w:lang w:val="en-US"/>
+        </w:rPr>
+      </w:pPr>
+      <w:r>
+        <w:rPr>
+          <w:lang w:val="en-US"/>
+        </w:rPr>
+        <w:lastRenderedPageBreak/>
+        <w:t>- Về mặt lí thuyết, đ</w:t>
+      </w:r>
+      <w:r>
+        <w:t>ề tài giúp nghiên cứu và ứng dụng trí tuệ nhân tạo (AI) vào bài toán tuyển dụng, đặc biệt là phân tích và đánh giá hồ sơ ứng viên, góp phần thúc đẩy tự động hóa trong lĩnh vực này.</w:t>
+      </w:r>
+    </w:p>
+    <w:p>
+      <w:pPr>
+        <w:spacing w:line="360" w:lineRule="auto"/>
+        <w:jc w:val="both"/>
+        <w:rPr>
+          <w:lang w:val="en-US"/>
+        </w:rPr>
+      </w:pPr>
+      <w:r>
+        <w:rPr>
+          <w:lang w:val="en-US"/>
+        </w:rPr>
+        <w:t>- Về mặt thực tiễn, h</w:t>
+      </w:r>
+      <w:r>
+        <w:t>ệ thống giúp nhà tuyển dụng tiết kiệm thời gian sàng lọc hồ sơ, nâng cao độ chính xác khi lựa chọn ứng viên, đồng thời hỗ trợ ứng viên tìm kiếm công việc phù hợp nhanh chóng và hiệu quả hơn.</w:t>
       </w:r>
     </w:p>
     <w:p>
@@ -3691,11 +3827,14 @@
           <w:lang w:val="en-US"/>
         </w:rPr>
       </w:pPr>
-      <w:bookmarkStart w:id="17" w:name="_Toc224733173"/>
-      <w:bookmarkStart w:id="18" w:name="_Toc229298698"/>
-      <w:bookmarkStart w:id="19" w:name="_Toc229322831"/>
-      <w:bookmarkStart w:id="20" w:name="_Toc229324984"/>
-      <w:bookmarkStart w:id="21" w:name="_Toc229325238"/>
+      <w:bookmarkStart w:id="18" w:name="_Toc224733172"/>
+      <w:bookmarkStart w:id="19" w:name="_Toc229298697"/>
+      <w:bookmarkStart w:id="20" w:name="_Toc229322830"/>
+      <w:bookmarkStart w:id="21" w:name="_Toc229324983"/>
+      <w:bookmarkStart w:id="22" w:name="_Toc229325237"/>
+      <w:bookmarkStart w:id="23" w:name="_Toc229387176"/>
+      <w:bookmarkStart w:id="24" w:name="_Toc229387863"/>
+      <w:bookmarkStart w:id="25" w:name="_Toc229432468"/>
       <w:r>
         <w:rPr>
           <w:b/>
@@ -3705,185 +3844,41 @@
           <w:szCs w:val="26"/>
           <w:lang w:val="en-US"/>
         </w:rPr>
-        <w:t>4. Phương pháp nghiên cứu</w:t>
-      </w:r>
-      <w:bookmarkEnd w:id="17"/>
+        <w:t>3. Đối tượng và phạm vi nghiên cứu</w:t>
+      </w:r>
       <w:bookmarkEnd w:id="18"/>
       <w:bookmarkEnd w:id="19"/>
       <w:bookmarkEnd w:id="20"/>
       <w:bookmarkEnd w:id="21"/>
-    </w:p>
-    <w:p>
-      <w:pPr>
-        <w:spacing w:line="360" w:lineRule="auto"/>
-        <w:jc w:val="both"/>
-        <w:rPr>
-          <w:szCs w:val="26"/>
-          <w:lang w:val="en-US"/>
-        </w:rPr>
-      </w:pPr>
-      <w:r>
-        <w:rPr>
-          <w:szCs w:val="26"/>
-          <w:lang w:val="en-US"/>
-        </w:rPr>
-        <w:t xml:space="preserve">- </w:t>
-      </w:r>
-      <w:r>
-        <w:rPr>
-          <w:szCs w:val="26"/>
-        </w:rPr>
-        <w:t>Đề tài sử dụng các phương pháp nghiên cứu sau:</w:t>
-      </w:r>
-    </w:p>
-    <w:p>
-      <w:pPr>
-        <w:spacing w:line="360" w:lineRule="auto"/>
-        <w:jc w:val="both"/>
-        <w:rPr>
-          <w:szCs w:val="26"/>
-          <w:lang w:val="en-US"/>
-        </w:rPr>
-      </w:pPr>
-      <w:r>
-        <w:rPr>
-          <w:szCs w:val="26"/>
-          <w:lang w:val="en-US"/>
-        </w:rPr>
-        <w:tab/>
-        <w:t xml:space="preserve">+ </w:t>
-      </w:r>
-      <w:r>
-        <w:rPr>
-          <w:szCs w:val="26"/>
-        </w:rPr>
-        <w:t>Tổng hợp các kết quả nghiên cứu từ các tư liệu liên quan.</w:t>
-      </w:r>
-    </w:p>
-    <w:p>
-      <w:pPr>
-        <w:spacing w:line="360" w:lineRule="auto"/>
-        <w:jc w:val="both"/>
-        <w:rPr>
-          <w:szCs w:val="26"/>
-          <w:lang w:val="en-US"/>
-        </w:rPr>
-      </w:pPr>
-      <w:r>
-        <w:rPr>
-          <w:szCs w:val="26"/>
-          <w:lang w:val="en-US"/>
-        </w:rPr>
-        <w:tab/>
-        <w:t xml:space="preserve">+ </w:t>
-      </w:r>
-      <w:r>
-        <w:rPr>
-          <w:szCs w:val="26"/>
-        </w:rPr>
-        <w:t>Sử dụng các kiến thức đã có và các công cụ để thiết kế website.</w:t>
-      </w:r>
-    </w:p>
-    <w:p>
-      <w:pPr>
-        <w:spacing w:line="360" w:lineRule="auto"/>
-        <w:jc w:val="both"/>
-        <w:rPr>
-          <w:szCs w:val="26"/>
-          <w:lang w:val="en-US"/>
-        </w:rPr>
-      </w:pPr>
-      <w:r>
-        <w:rPr>
-          <w:szCs w:val="26"/>
-          <w:lang w:val="en-US"/>
-        </w:rPr>
-        <w:tab/>
-        <w:t xml:space="preserve">+ </w:t>
-      </w:r>
-      <w:r>
-        <w:rPr>
-          <w:szCs w:val="26"/>
-        </w:rPr>
-        <w:t xml:space="preserve">Quan sát hoạt động và quy trình </w:t>
-      </w:r>
-      <w:r>
-        <w:rPr>
-          <w:szCs w:val="26"/>
-        </w:rPr>
-        <w:t>các website tương tự</w:t>
-      </w:r>
-      <w:r>
-        <w:rPr>
-          <w:szCs w:val="26"/>
-        </w:rPr>
-        <w:t>.</w:t>
-      </w:r>
-    </w:p>
-    <w:p>
-      <w:pPr>
-        <w:spacing w:line="360" w:lineRule="auto"/>
-        <w:jc w:val="both"/>
-        <w:rPr>
-          <w:szCs w:val="26"/>
-        </w:rPr>
-      </w:pPr>
-      <w:r>
-        <w:rPr>
-          <w:szCs w:val="26"/>
-          <w:lang w:val="en-US"/>
-        </w:rPr>
-        <w:tab/>
-        <w:t xml:space="preserve">+ </w:t>
-      </w:r>
-      <w:r>
-        <w:rPr>
-          <w:szCs w:val="26"/>
-        </w:rPr>
-        <w:t>Góp ý của các chuyên gia.</w:t>
-      </w:r>
-    </w:p>
-    <w:p>
-      <w:pPr>
-        <w:pStyle w:val="Heading2"/>
-        <w:spacing w:before="0" w:after="0" w:line="360" w:lineRule="auto"/>
-        <w:jc w:val="both"/>
-        <w:rPr>
-          <w:b/>
-          <w:bCs/>
-          <w:color w:val="auto"/>
-          <w:sz w:val="26"/>
-          <w:szCs w:val="26"/>
-          <w:lang w:val="en-US"/>
-        </w:rPr>
-      </w:pPr>
-      <w:bookmarkStart w:id="22" w:name="_Toc224733174"/>
-      <w:bookmarkStart w:id="23" w:name="_Toc229298699"/>
-      <w:bookmarkStart w:id="24" w:name="_Toc229322832"/>
-      <w:bookmarkStart w:id="25" w:name="_Toc229324985"/>
-      <w:bookmarkStart w:id="26" w:name="_Toc229325239"/>
-      <w:r>
-        <w:rPr>
-          <w:b/>
-          <w:bCs/>
-          <w:color w:val="auto"/>
-          <w:sz w:val="26"/>
-          <w:szCs w:val="26"/>
-          <w:lang w:val="en-US"/>
-        </w:rPr>
-        <w:t>5. Kết quả dự kiến</w:t>
-      </w:r>
       <w:bookmarkEnd w:id="22"/>
       <w:bookmarkEnd w:id="23"/>
       <w:bookmarkEnd w:id="24"/>
       <w:bookmarkEnd w:id="25"/>
-      <w:bookmarkEnd w:id="26"/>
     </w:p>
     <w:p>
       <w:pPr>
         <w:spacing w:line="360" w:lineRule="auto"/>
         <w:jc w:val="both"/>
         <w:rPr>
+          <w:b/>
+          <w:bCs/>
+          <w:lang w:val="en-US"/>
+        </w:rPr>
+      </w:pPr>
+      <w:r>
+        <w:rPr>
+          <w:b/>
+          <w:bCs/>
+          <w:lang w:val="en-US"/>
+        </w:rPr>
+        <w:t>a. Đối tượng</w:t>
+      </w:r>
+    </w:p>
+    <w:p>
+      <w:pPr>
+        <w:spacing w:line="360" w:lineRule="auto"/>
+        <w:jc w:val="both"/>
+        <w:rPr>
           <w:lang w:val="en-US"/>
         </w:rPr>
       </w:pPr>
@@ -3894,10 +3889,121 @@
         <w:t xml:space="preserve">- </w:t>
       </w:r>
       <w:r>
-        <w:rPr>
-          <w:lang w:val="en-US"/>
-        </w:rPr>
-        <w:t>Ứng dụng hoàn thành các chức năng cơ bản trong thời gian 2 tháng.</w:t>
+        <w:t>Nhà tuyển dụng và ứng viên có nhu cầu sử dụng hệ thống tuyển dụng trực tuyến để đăng tin, tìm kiếm việc làm và nộp hồ sơ ứng tuyển.</w:t>
+      </w:r>
+    </w:p>
+    <w:p>
+      <w:pPr>
+        <w:spacing w:line="360" w:lineRule="auto"/>
+        <w:jc w:val="both"/>
+        <w:rPr>
+          <w:b/>
+          <w:bCs/>
+          <w:lang w:val="en-US"/>
+        </w:rPr>
+      </w:pPr>
+      <w:r>
+        <w:rPr>
+          <w:b/>
+          <w:bCs/>
+          <w:lang w:val="en-US"/>
+        </w:rPr>
+        <w:t xml:space="preserve">b. Phạm vi </w:t>
+      </w:r>
+    </w:p>
+    <w:p>
+      <w:pPr>
+        <w:spacing w:line="360" w:lineRule="auto"/>
+        <w:jc w:val="both"/>
+        <w:rPr>
+          <w:lang w:val="en-US"/>
+        </w:rPr>
+      </w:pPr>
+      <w:r>
+        <w:rPr>
+          <w:lang w:val="en-US"/>
+        </w:rPr>
+        <w:t>- Đáp ứng theo yêu cầu của hệ thống tuyển dụng, việc phát triển website bao gồm:</w:t>
+      </w:r>
+    </w:p>
+    <w:p>
+      <w:pPr>
+        <w:spacing w:line="360" w:lineRule="auto"/>
+        <w:jc w:val="both"/>
+        <w:rPr>
+          <w:lang w:val="en-US"/>
+        </w:rPr>
+      </w:pPr>
+      <w:r>
+        <w:rPr>
+          <w:lang w:val="en-US"/>
+        </w:rPr>
+        <w:tab/>
+        <w:t>+ Xác định yêu cầu của hệ thống tuyển dụng.</w:t>
+      </w:r>
+    </w:p>
+    <w:p>
+      <w:pPr>
+        <w:spacing w:line="360" w:lineRule="auto"/>
+        <w:jc w:val="both"/>
+        <w:rPr>
+          <w:lang w:val="en-US"/>
+        </w:rPr>
+      </w:pPr>
+      <w:r>
+        <w:rPr>
+          <w:lang w:val="en-US"/>
+        </w:rPr>
+        <w:tab/>
+        <w:t>+ Phân tích và đặc tả các chức năng như đăng ký, đăng nhập, đăng tin, ứng tuyển.</w:t>
+      </w:r>
+    </w:p>
+    <w:p>
+      <w:pPr>
+        <w:spacing w:line="360" w:lineRule="auto"/>
+        <w:jc w:val="both"/>
+        <w:rPr>
+          <w:lang w:val="en-US"/>
+        </w:rPr>
+      </w:pPr>
+      <w:r>
+        <w:rPr>
+          <w:lang w:val="en-US"/>
+        </w:rPr>
+        <w:tab/>
+        <w:t xml:space="preserve"> + Phát triển hệ thống web bằng NodeJS/ExpressJS</w:t>
+      </w:r>
+    </w:p>
+    <w:p>
+      <w:pPr>
+        <w:spacing w:line="360" w:lineRule="auto"/>
+        <w:jc w:val="both"/>
+        <w:rPr>
+          <w:lang w:val="en-US"/>
+        </w:rPr>
+      </w:pPr>
+      <w:r>
+        <w:rPr>
+          <w:lang w:val="en-US"/>
+        </w:rPr>
+        <w:tab/>
+        <w:t>+ Tích hợp AI để hỗ trợ đánh giá và so khớp hồ sơ ứng viên.</w:t>
+      </w:r>
+    </w:p>
+    <w:p>
+      <w:pPr>
+        <w:spacing w:line="360" w:lineRule="auto"/>
+        <w:jc w:val="both"/>
+        <w:rPr>
+          <w:lang w:val="en-US"/>
+        </w:rPr>
+      </w:pPr>
+      <w:r>
+        <w:rPr>
+          <w:lang w:val="en-US"/>
+        </w:rPr>
+        <w:tab/>
+        <w:t>+ Kiểm thử một số chức năng chính của hệ thống.</w:t>
       </w:r>
     </w:p>
     <w:p>
@@ -3914,11 +4020,14 @@
           <w:lang w:val="en-US"/>
         </w:rPr>
       </w:pPr>
-      <w:bookmarkStart w:id="27" w:name="_Toc224733175"/>
-      <w:bookmarkStart w:id="28" w:name="_Toc229298700"/>
-      <w:bookmarkStart w:id="29" w:name="_Toc229322833"/>
-      <w:bookmarkStart w:id="30" w:name="_Toc229324986"/>
-      <w:bookmarkStart w:id="31" w:name="_Toc229325240"/>
+      <w:bookmarkStart w:id="26" w:name="_Toc224733173"/>
+      <w:bookmarkStart w:id="27" w:name="_Toc229298698"/>
+      <w:bookmarkStart w:id="28" w:name="_Toc229322831"/>
+      <w:bookmarkStart w:id="29" w:name="_Toc229324984"/>
+      <w:bookmarkStart w:id="30" w:name="_Toc229325238"/>
+      <w:bookmarkStart w:id="31" w:name="_Toc229387177"/>
+      <w:bookmarkStart w:id="32" w:name="_Toc229387864"/>
+      <w:bookmarkStart w:id="33" w:name="_Toc229432469"/>
       <w:r>
         <w:rPr>
           <w:b/>
@@ -3928,19 +4037,257 @@
           <w:szCs w:val="26"/>
           <w:lang w:val="en-US"/>
         </w:rPr>
-        <w:t>6. Bố cục đề tài</w:t>
-      </w:r>
+        <w:t>4. Phương pháp nghiên cứu</w:t>
+      </w:r>
+      <w:bookmarkEnd w:id="26"/>
       <w:bookmarkEnd w:id="27"/>
       <w:bookmarkEnd w:id="28"/>
       <w:bookmarkEnd w:id="29"/>
       <w:bookmarkEnd w:id="30"/>
       <w:bookmarkEnd w:id="31"/>
+      <w:bookmarkEnd w:id="32"/>
+      <w:bookmarkEnd w:id="33"/>
     </w:p>
     <w:p>
       <w:pPr>
         <w:spacing w:line="360" w:lineRule="auto"/>
         <w:jc w:val="both"/>
         <w:rPr>
+          <w:szCs w:val="26"/>
+          <w:lang w:val="en-US"/>
+        </w:rPr>
+      </w:pPr>
+      <w:r>
+        <w:rPr>
+          <w:szCs w:val="26"/>
+          <w:lang w:val="en-US"/>
+        </w:rPr>
+        <w:t xml:space="preserve">- </w:t>
+      </w:r>
+      <w:r>
+        <w:rPr>
+          <w:szCs w:val="26"/>
+        </w:rPr>
+        <w:t>Đề tài sử dụng các phương pháp nghiên cứu sau:</w:t>
+      </w:r>
+    </w:p>
+    <w:p>
+      <w:pPr>
+        <w:spacing w:line="360" w:lineRule="auto"/>
+        <w:jc w:val="both"/>
+        <w:rPr>
+          <w:szCs w:val="26"/>
+          <w:lang w:val="en-US"/>
+        </w:rPr>
+      </w:pPr>
+      <w:r>
+        <w:rPr>
+          <w:szCs w:val="26"/>
+          <w:lang w:val="en-US"/>
+        </w:rPr>
+        <w:tab/>
+        <w:t xml:space="preserve">+ </w:t>
+      </w:r>
+      <w:r>
+        <w:rPr>
+          <w:szCs w:val="26"/>
+        </w:rPr>
+        <w:t>Tổng hợp các kết quả nghiên cứu từ các tư liệu liên quan.</w:t>
+      </w:r>
+    </w:p>
+    <w:p>
+      <w:pPr>
+        <w:spacing w:line="360" w:lineRule="auto"/>
+        <w:jc w:val="both"/>
+        <w:rPr>
+          <w:szCs w:val="26"/>
+          <w:lang w:val="en-US"/>
+        </w:rPr>
+      </w:pPr>
+      <w:r>
+        <w:rPr>
+          <w:szCs w:val="26"/>
+          <w:lang w:val="en-US"/>
+        </w:rPr>
+        <w:tab/>
+        <w:t xml:space="preserve">+ </w:t>
+      </w:r>
+      <w:r>
+        <w:rPr>
+          <w:szCs w:val="26"/>
+        </w:rPr>
+        <w:t>Sử dụng các kiến thức đã có và các công cụ để thiết kế website.</w:t>
+      </w:r>
+    </w:p>
+    <w:p>
+      <w:pPr>
+        <w:spacing w:line="360" w:lineRule="auto"/>
+        <w:jc w:val="both"/>
+        <w:rPr>
+          <w:szCs w:val="26"/>
+          <w:lang w:val="en-US"/>
+        </w:rPr>
+      </w:pPr>
+      <w:r>
+        <w:rPr>
+          <w:szCs w:val="26"/>
+          <w:lang w:val="en-US"/>
+        </w:rPr>
+        <w:tab/>
+        <w:t xml:space="preserve">+ </w:t>
+      </w:r>
+      <w:r>
+        <w:rPr>
+          <w:szCs w:val="26"/>
+        </w:rPr>
+        <w:t xml:space="preserve">Quan sát hoạt động và quy trình </w:t>
+      </w:r>
+      <w:r>
+        <w:rPr>
+          <w:szCs w:val="26"/>
+        </w:rPr>
+        <w:t>các website tương tự</w:t>
+      </w:r>
+      <w:r>
+        <w:rPr>
+          <w:szCs w:val="26"/>
+        </w:rPr>
+        <w:t>.</w:t>
+      </w:r>
+    </w:p>
+    <w:p>
+      <w:pPr>
+        <w:spacing w:line="360" w:lineRule="auto"/>
+        <w:jc w:val="both"/>
+        <w:rPr>
+          <w:szCs w:val="26"/>
+        </w:rPr>
+      </w:pPr>
+      <w:r>
+        <w:rPr>
+          <w:szCs w:val="26"/>
+          <w:lang w:val="en-US"/>
+        </w:rPr>
+        <w:tab/>
+        <w:t xml:space="preserve">+ </w:t>
+      </w:r>
+      <w:r>
+        <w:rPr>
+          <w:szCs w:val="26"/>
+        </w:rPr>
+        <w:t>Góp ý của các chuyên gia.</w:t>
+      </w:r>
+    </w:p>
+    <w:p>
+      <w:pPr>
+        <w:pStyle w:val="Heading2"/>
+        <w:spacing w:before="0" w:after="0" w:line="360" w:lineRule="auto"/>
+        <w:jc w:val="both"/>
+        <w:rPr>
+          <w:b/>
+          <w:bCs/>
+          <w:color w:val="auto"/>
+          <w:sz w:val="26"/>
+          <w:szCs w:val="26"/>
+          <w:lang w:val="en-US"/>
+        </w:rPr>
+      </w:pPr>
+      <w:bookmarkStart w:id="34" w:name="_Toc224733174"/>
+      <w:bookmarkStart w:id="35" w:name="_Toc229298699"/>
+      <w:bookmarkStart w:id="36" w:name="_Toc229322832"/>
+      <w:bookmarkStart w:id="37" w:name="_Toc229324985"/>
+      <w:bookmarkStart w:id="38" w:name="_Toc229325239"/>
+      <w:bookmarkStart w:id="39" w:name="_Toc229387178"/>
+      <w:bookmarkStart w:id="40" w:name="_Toc229387865"/>
+      <w:bookmarkStart w:id="41" w:name="_Toc229432470"/>
+      <w:r>
+        <w:rPr>
+          <w:b/>
+          <w:bCs/>
+          <w:color w:val="auto"/>
+          <w:sz w:val="26"/>
+          <w:szCs w:val="26"/>
+          <w:lang w:val="en-US"/>
+        </w:rPr>
+        <w:t>5. Kết quả dự kiến</w:t>
+      </w:r>
+      <w:bookmarkEnd w:id="34"/>
+      <w:bookmarkEnd w:id="35"/>
+      <w:bookmarkEnd w:id="36"/>
+      <w:bookmarkEnd w:id="37"/>
+      <w:bookmarkEnd w:id="38"/>
+      <w:bookmarkEnd w:id="39"/>
+      <w:bookmarkEnd w:id="40"/>
+      <w:bookmarkEnd w:id="41"/>
+    </w:p>
+    <w:p>
+      <w:pPr>
+        <w:spacing w:line="360" w:lineRule="auto"/>
+        <w:jc w:val="both"/>
+        <w:rPr>
+          <w:lang w:val="en-US"/>
+        </w:rPr>
+      </w:pPr>
+      <w:r>
+        <w:rPr>
+          <w:lang w:val="en-US"/>
+        </w:rPr>
+        <w:t xml:space="preserve">- </w:t>
+      </w:r>
+      <w:r>
+        <w:rPr>
+          <w:lang w:val="en-US"/>
+        </w:rPr>
+        <w:t>Ứng dụng hoàn thành các chức năng cơ bản trong thời gian 2 tháng.</w:t>
+      </w:r>
+    </w:p>
+    <w:p>
+      <w:pPr>
+        <w:pStyle w:val="Heading2"/>
+        <w:spacing w:before="0" w:after="0" w:line="360" w:lineRule="auto"/>
+        <w:jc w:val="both"/>
+        <w:rPr>
+          <w:b/>
+          <w:bCs/>
+          <w:color w:val="auto"/>
+          <w:sz w:val="26"/>
+          <w:szCs w:val="26"/>
+          <w:lang w:val="en-US"/>
+        </w:rPr>
+      </w:pPr>
+      <w:bookmarkStart w:id="42" w:name="_Toc224733175"/>
+      <w:bookmarkStart w:id="43" w:name="_Toc229298700"/>
+      <w:bookmarkStart w:id="44" w:name="_Toc229322833"/>
+      <w:bookmarkStart w:id="45" w:name="_Toc229324986"/>
+      <w:bookmarkStart w:id="46" w:name="_Toc229325240"/>
+      <w:bookmarkStart w:id="47" w:name="_Toc229387179"/>
+      <w:bookmarkStart w:id="48" w:name="_Toc229387866"/>
+      <w:bookmarkStart w:id="49" w:name="_Toc229432471"/>
+      <w:r>
+        <w:rPr>
+          <w:b/>
+          <w:bCs/>
+          <w:color w:val="auto"/>
+          <w:sz w:val="26"/>
+          <w:szCs w:val="26"/>
+          <w:lang w:val="en-US"/>
+        </w:rPr>
+        <w:t>6. Bố cục đề tài</w:t>
+      </w:r>
+      <w:bookmarkEnd w:id="42"/>
+      <w:bookmarkEnd w:id="43"/>
+      <w:bookmarkEnd w:id="44"/>
+      <w:bookmarkEnd w:id="45"/>
+      <w:bookmarkEnd w:id="46"/>
+      <w:bookmarkEnd w:id="47"/>
+      <w:bookmarkEnd w:id="48"/>
+      <w:bookmarkEnd w:id="49"/>
+    </w:p>
+    <w:p>
+      <w:pPr>
+        <w:spacing w:line="360" w:lineRule="auto"/>
+        <w:jc w:val="both"/>
+        <w:rPr>
           <w:lang w:val="en-US"/>
         </w:rPr>
       </w:pPr>
@@ -3963,7 +4310,6 @@
         <w:rPr>
           <w:lang w:val="en-US"/>
         </w:rPr>
-        <w:lastRenderedPageBreak/>
         <w:tab/>
       </w:r>
       <w:r>
@@ -4041,7 +4387,7 @@
           <w:lang w:val="en-US"/>
         </w:rPr>
       </w:pPr>
-      <w:bookmarkStart w:id="32" w:name="_Toc229325241"/>
+      <w:bookmarkStart w:id="50" w:name="_Toc229432472"/>
       <w:r>
         <w:rPr>
           <w:b/>
@@ -4051,6 +4397,7 @@
           <w:szCs w:val="26"/>
           <w:lang w:val="en-US"/>
         </w:rPr>
+        <w:lastRenderedPageBreak/>
         <w:t>CHƯƠNG I</w:t>
       </w:r>
       <w:r>
@@ -4075,7 +4422,7 @@
         </w:rPr>
         <w:t>TỔNG QUAN VỀ CÔNG CỤ VÀ MÔI TRƯỜNG PHÁT TRIỂN</w:t>
       </w:r>
-      <w:bookmarkEnd w:id="32"/>
+      <w:bookmarkEnd w:id="50"/>
     </w:p>
     <w:p>
       <w:pPr>
@@ -4091,7 +4438,7 @@
           <w:lang w:val="en-US"/>
         </w:rPr>
       </w:pPr>
-      <w:bookmarkStart w:id="33" w:name="_Toc229325242"/>
+      <w:bookmarkStart w:id="51" w:name="_Toc229432473"/>
       <w:r>
         <w:rPr>
           <w:b/>
@@ -4104,11 +4451,12 @@
         </w:rPr>
         <w:t>1.1. Giới thiệu ngôn ngữ lập trình Javascript</w:t>
       </w:r>
-      <w:bookmarkEnd w:id="33"/>
-    </w:p>
-    <w:p>
-      <w:pPr>
-        <w:spacing w:line="360" w:lineRule="auto"/>
+      <w:bookmarkEnd w:id="51"/>
+    </w:p>
+    <w:p>
+      <w:pPr>
+        <w:spacing w:line="360" w:lineRule="auto"/>
+        <w:jc w:val="both"/>
         <w:rPr>
           <w:lang w:val="en-US"/>
         </w:rPr>
@@ -4125,60 +4473,8 @@
     </w:p>
     <w:p>
       <w:pPr>
-        <w:spacing w:line="360" w:lineRule="auto"/>
-        <w:rPr>
-          <w:b/>
-          <w:bCs/>
-          <w:caps/>
-          <w:szCs w:val="26"/>
-          <w:lang w:val="en-US"/>
-        </w:rPr>
-      </w:pPr>
-      <w:r>
-        <w:rPr>
-          <w:b/>
-          <w:bCs/>
-          <w:caps/>
-          <w:szCs w:val="26"/>
-          <w:lang w:val="en-US"/>
-        </w:rPr>
-        <w:t xml:space="preserve">1.2. Giới thiệu </w:t>
-      </w:r>
-      <w:r>
-        <w:rPr>
-          <w:b/>
-          <w:bCs/>
-          <w:caps/>
-          <w:szCs w:val="26"/>
-          <w:lang w:val="en-US"/>
-        </w:rPr>
-        <w:t>reactjs</w:t>
-      </w:r>
-    </w:p>
-    <w:p>
-      <w:pPr>
-        <w:spacing w:line="360" w:lineRule="auto"/>
-        <w:rPr>
-          <w:lang w:val="en-US"/>
-        </w:rPr>
-      </w:pPr>
-      <w:r>
-        <w:rPr>
-          <w:lang w:val="en-US"/>
-        </w:rPr>
-        <w:tab/>
-      </w:r>
-      <w:r>
-        <w:t>React là thư viện JavaScript được phát triển bởi Meta nhằm xây dựng giao diện người dùng hiện đại và hiệu quả. ReactJS sử dụng cơ chế component giúp tái sử dụng mã nguồn, dễ bảo trì và phát triển ứng dụng lớn. Công nghệ này rất phổ biến trong việc phát triển website single-page application (SPA).</w:t>
-      </w:r>
-      <w:r>
-        <w:t>rộng rãi trong cả doanh nghiệp lớn lẫn các dự án startup.</w:t>
-      </w:r>
-    </w:p>
-    <w:p>
-      <w:pPr>
         <w:pStyle w:val="Heading2"/>
-        <w:spacing w:before="0" w:after="0" w:line="360" w:lineRule="auto"/>
+        <w:spacing w:before="0" w:after="0"/>
         <w:rPr>
           <w:b/>
           <w:bCs/>
@@ -4189,7 +4485,7 @@
           <w:lang w:val="en-US"/>
         </w:rPr>
       </w:pPr>
-      <w:bookmarkStart w:id="34" w:name="_Toc229325243"/>
+      <w:bookmarkStart w:id="52" w:name="_Toc229432474"/>
       <w:r>
         <w:rPr>
           <w:b/>
@@ -4200,13 +4496,26 @@
           <w:szCs w:val="26"/>
           <w:lang w:val="en-US"/>
         </w:rPr>
-        <w:t>1.3. Giới thiệu nodejs</w:t>
-      </w:r>
-      <w:bookmarkEnd w:id="34"/>
-    </w:p>
-    <w:p>
-      <w:pPr>
-        <w:spacing w:line="360" w:lineRule="auto"/>
+        <w:t xml:space="preserve">1.2. Giới thiệu </w:t>
+      </w:r>
+      <w:r>
+        <w:rPr>
+          <w:b/>
+          <w:bCs/>
+          <w:caps/>
+          <w:color w:val="auto"/>
+          <w:sz w:val="26"/>
+          <w:szCs w:val="26"/>
+          <w:lang w:val="en-US"/>
+        </w:rPr>
+        <w:t>reactjs</w:t>
+      </w:r>
+      <w:bookmarkEnd w:id="52"/>
+    </w:p>
+    <w:p>
+      <w:pPr>
+        <w:spacing w:line="360" w:lineRule="auto"/>
+        <w:jc w:val="both"/>
         <w:rPr>
           <w:lang w:val="en-US"/>
         </w:rPr>
@@ -4218,7 +4527,10 @@
         <w:tab/>
       </w:r>
       <w:r>
-        <w:t>Node.js là môi trường chạy JavaScript phía server, cho phép lập trình backend bằng cùng một ngôn ngữ với frontend. NodeJS nổi bật với kiến trúc non-blocking asynchronous giúp xử lý nhiều request cùng lúc một cách hiệu quả. Công nghệ này thường được sử dụng để xây dựng API, hệ thống realtime và các ứng dụng web có hiệu suất cao.</w:t>
+        <w:t>React là thư viện JavaScript được phát triển bởi Meta nhằm xây dựng giao diện người dùng hiện đại và hiệu quả. ReactJS sử dụng cơ chế component giúp tái sử dụng mã nguồn, dễ bảo trì và phát triển ứng dụng lớn. Công nghệ này rất phổ biến trong việc phát triển website single-page application (SPA).</w:t>
+      </w:r>
+      <w:r>
+        <w:t>rộng rãi trong cả doanh nghiệp lớn lẫn các dự án startup.</w:t>
       </w:r>
     </w:p>
     <w:p>
@@ -4228,29 +4540,77 @@
         <w:rPr>
           <w:b/>
           <w:bCs/>
+          <w:caps/>
           <w:color w:val="auto"/>
           <w:sz w:val="26"/>
           <w:szCs w:val="26"/>
           <w:lang w:val="en-US"/>
         </w:rPr>
       </w:pPr>
-      <w:bookmarkStart w:id="35" w:name="_Toc229325244"/>
-      <w:r>
-        <w:rPr>
-          <w:b/>
-          <w:bCs/>
+      <w:bookmarkStart w:id="53" w:name="_Toc229432475"/>
+      <w:r>
+        <w:rPr>
+          <w:b/>
+          <w:bCs/>
+          <w:caps/>
           <w:color w:val="auto"/>
           <w:sz w:val="26"/>
           <w:szCs w:val="26"/>
           <w:lang w:val="en-US"/>
         </w:rPr>
+        <w:t>1.3. Giới thiệu nodejs</w:t>
+      </w:r>
+      <w:bookmarkEnd w:id="53"/>
+    </w:p>
+    <w:p>
+      <w:pPr>
+        <w:spacing w:line="360" w:lineRule="auto"/>
+        <w:jc w:val="both"/>
+        <w:rPr>
+          <w:lang w:val="en-US"/>
+        </w:rPr>
+      </w:pPr>
+      <w:r>
+        <w:rPr>
+          <w:lang w:val="en-US"/>
+        </w:rPr>
+        <w:tab/>
+      </w:r>
+      <w:r>
+        <w:t>Node.js là môi trường chạy JavaScript phía server, cho phép lập trình backend bằng cùng một ngôn ngữ với frontend. NodeJS nổi bật với kiến trúc non-blocking asynchronous giúp xử lý nhiều request cùng lúc một cách hiệu quả. Công nghệ này thường được sử dụng để xây dựng API, hệ thống realtime và các ứng dụng web có hiệu suất cao.</w:t>
+      </w:r>
+    </w:p>
+    <w:p>
+      <w:pPr>
+        <w:pStyle w:val="Heading2"/>
+        <w:spacing w:before="0" w:after="0" w:line="360" w:lineRule="auto"/>
+        <w:rPr>
+          <w:b/>
+          <w:bCs/>
+          <w:color w:val="auto"/>
+          <w:sz w:val="26"/>
+          <w:szCs w:val="26"/>
+          <w:lang w:val="en-US"/>
+        </w:rPr>
+      </w:pPr>
+      <w:bookmarkStart w:id="54" w:name="_Toc229432476"/>
+      <w:r>
+        <w:rPr>
+          <w:b/>
+          <w:bCs/>
+          <w:color w:val="auto"/>
+          <w:sz w:val="26"/>
+          <w:szCs w:val="26"/>
+          <w:lang w:val="en-US"/>
+        </w:rPr>
         <w:t>1.4. GIỚI THIỆU EXPRESSJS</w:t>
       </w:r>
-      <w:bookmarkEnd w:id="35"/>
-    </w:p>
-    <w:p>
-      <w:pPr>
-        <w:spacing w:line="360" w:lineRule="auto"/>
+      <w:bookmarkEnd w:id="54"/>
+    </w:p>
+    <w:p>
+      <w:pPr>
+        <w:spacing w:line="360" w:lineRule="auto"/>
+        <w:jc w:val="both"/>
         <w:rPr>
           <w:lang w:val="en-US"/>
         </w:rPr>
@@ -4267,20 +4627,26 @@
     </w:p>
     <w:p>
       <w:pPr>
-        <w:spacing w:line="360" w:lineRule="auto"/>
+        <w:pStyle w:val="Heading2"/>
+        <w:spacing w:before="0" w:after="0"/>
         <w:rPr>
           <w:b/>
           <w:bCs/>
           <w:caps/>
-          <w:szCs w:val="26"/>
-          <w:lang w:val="en-US"/>
-        </w:rPr>
-      </w:pPr>
+          <w:color w:val="auto"/>
+          <w:sz w:val="26"/>
+          <w:szCs w:val="26"/>
+          <w:lang w:val="en-US"/>
+        </w:rPr>
+      </w:pPr>
+      <w:bookmarkStart w:id="55" w:name="_Toc229432477"/>
       <w:r>
         <w:rPr>
           <w:b/>
           <w:bCs/>
           <w:caps/>
+          <w:color w:val="auto"/>
+          <w:sz w:val="26"/>
           <w:szCs w:val="26"/>
           <w:lang w:val="en-US"/>
         </w:rPr>
@@ -4291,6 +4657,8 @@
           <w:b/>
           <w:bCs/>
           <w:caps/>
+          <w:color w:val="auto"/>
+          <w:sz w:val="26"/>
           <w:szCs w:val="26"/>
           <w:lang w:val="en-US"/>
         </w:rPr>
@@ -4301,29 +4669,40 @@
           <w:b/>
           <w:bCs/>
           <w:caps/>
+          <w:color w:val="auto"/>
+          <w:sz w:val="26"/>
           <w:szCs w:val="26"/>
           <w:lang w:val="en-US"/>
         </w:rPr>
         <w:t>. Giới thiệu postgresql</w:t>
       </w:r>
-    </w:p>
-    <w:p>
-      <w:pPr>
-        <w:spacing w:line="360" w:lineRule="auto"/>
-        <w:rPr>
-          <w:lang w:val="en-US"/>
-        </w:rPr>
-      </w:pPr>
-      <w:r>
-        <w:rPr>
-          <w:lang w:val="en-US"/>
-        </w:rPr>
-        <w:lastRenderedPageBreak/>
+      <w:bookmarkEnd w:id="55"/>
+    </w:p>
+    <w:p>
+      <w:pPr>
+        <w:spacing w:line="360" w:lineRule="auto"/>
+        <w:jc w:val="both"/>
+        <w:rPr>
+          <w:lang w:val="en-US"/>
+        </w:rPr>
+      </w:pPr>
+      <w:r>
+        <w:rPr>
+          <w:lang w:val="en-US"/>
+        </w:rPr>
         <w:tab/>
       </w:r>
       <w:r>
         <w:t>PostgreSQL là hệ quản trị cơ sở dữ liệu quan hệ mã nguồn mở mạnh mẽ và đáng tin cậy. PostgreSQL hỗ trợ nhiều tính năng nâng cao như transaction, indexing, JSON data và khả năng mở rộng tốt cho hệ thống lớn. Đây là lựa chọn phổ biến cho các ứng dụng web hiện đại nhờ hiệu suất ổn định và tính bảo mật cao.</w:t>
       </w:r>
+    </w:p>
+    <w:p>
+      <w:pPr>
+        <w:spacing w:line="360" w:lineRule="auto"/>
+        <w:rPr>
+          <w:lang w:val="en-US"/>
+        </w:rPr>
+      </w:pPr>
     </w:p>
     <w:p>
       <w:pPr>
@@ -4339,7 +4718,7 @@
           <w:lang w:val="en-US"/>
         </w:rPr>
       </w:pPr>
-      <w:bookmarkStart w:id="36" w:name="_Toc229325245"/>
+      <w:bookmarkStart w:id="56" w:name="_Toc229432478"/>
       <w:r>
         <w:rPr>
           <w:b/>
@@ -4349,6 +4728,7 @@
           <w:szCs w:val="26"/>
           <w:lang w:val="en-US"/>
         </w:rPr>
+        <w:lastRenderedPageBreak/>
         <w:t>CHƯƠNG II</w:t>
       </w:r>
       <w:r>
@@ -4373,7 +4753,7 @@
         </w:rPr>
         <w:t>PHÂN TÍCH VÀ THIẾT KẾ HỆ THỐNG</w:t>
       </w:r>
-      <w:bookmarkEnd w:id="36"/>
+      <w:bookmarkEnd w:id="56"/>
     </w:p>
     <w:p>
       <w:pPr>
@@ -4388,7 +4768,7 @@
           <w:lang w:val="en-US"/>
         </w:rPr>
       </w:pPr>
-      <w:bookmarkStart w:id="37" w:name="_Toc229325246"/>
+      <w:bookmarkStart w:id="57" w:name="_Toc229432479"/>
       <w:r>
         <w:rPr>
           <w:b/>
@@ -4400,11 +4780,12 @@
         </w:rPr>
         <w:t>2.1. KHẢO SÁT THỰC TRẠNG</w:t>
       </w:r>
-      <w:bookmarkEnd w:id="37"/>
-    </w:p>
-    <w:p>
-      <w:pPr>
-        <w:spacing w:line="360" w:lineRule="auto"/>
+      <w:bookmarkEnd w:id="57"/>
+    </w:p>
+    <w:p>
+      <w:pPr>
+        <w:spacing w:line="360" w:lineRule="auto"/>
+        <w:jc w:val="both"/>
       </w:pPr>
       <w:r>
         <w:rPr>
@@ -4419,6 +4800,7 @@
     <w:p>
       <w:pPr>
         <w:spacing w:line="360" w:lineRule="auto"/>
+        <w:jc w:val="both"/>
       </w:pPr>
       <w:r>
         <w:rPr>
@@ -4433,6 +4815,7 @@
     <w:p>
       <w:pPr>
         <w:spacing w:line="360" w:lineRule="auto"/>
+        <w:jc w:val="both"/>
         <w:rPr>
           <w:lang w:val="en-US"/>
         </w:rPr>
@@ -4460,7 +4843,7 @@
           <w:lang w:val="en-US"/>
         </w:rPr>
       </w:pPr>
-      <w:bookmarkStart w:id="38" w:name="_Toc229325247"/>
+      <w:bookmarkStart w:id="58" w:name="_Toc229432480"/>
       <w:r>
         <w:rPr>
           <w:b/>
@@ -4472,11 +4855,12 @@
         </w:rPr>
         <w:t>2.2. CÁC ĐỐI TƯỢNG TƯƠNG TÁC VỚI HỆ THỐNG</w:t>
       </w:r>
-      <w:bookmarkEnd w:id="38"/>
-    </w:p>
-    <w:p>
-      <w:pPr>
-        <w:spacing w:line="360" w:lineRule="auto"/>
+      <w:bookmarkEnd w:id="58"/>
+    </w:p>
+    <w:p>
+      <w:pPr>
+        <w:spacing w:line="360" w:lineRule="auto"/>
+        <w:jc w:val="both"/>
         <w:rPr>
           <w:lang w:val="en-US"/>
         </w:rPr>
@@ -4619,6 +5003,7 @@
           <w:p>
             <w:pPr>
               <w:spacing w:line="360" w:lineRule="auto"/>
+              <w:jc w:val="both"/>
               <w:rPr>
                 <w:lang w:val="en-US"/>
               </w:rPr>
@@ -4648,7 +5033,6 @@
               <w:rPr>
                 <w:lang w:val="en-US"/>
               </w:rPr>
-              <w:lastRenderedPageBreak/>
               <w:t>2</w:t>
             </w:r>
           </w:p>
@@ -4746,7 +5130,14 @@
               <w:rPr>
                 <w:lang w:val="en-US"/>
               </w:rPr>
-              <w:t>Có tất cả chức năng của người dùng chưa đăng kí, bổ sung chức năng quản lí thông tin công ti, quản lí tin tuyển dụng, xem danh sách ứng viên, đánh giá và xếp hạng hồ sơ ứng viên bằng AI</w:t>
+              <w:t xml:space="preserve">Có tất cả chức năng của người dùng chưa đăng kí, bổ sung chức năng quản lí thông tin công ti, quản lí </w:t>
+            </w:r>
+            <w:r>
+              <w:rPr>
+                <w:lang w:val="en-US"/>
+              </w:rPr>
+              <w:lastRenderedPageBreak/>
+              <w:t>tin tuyển dụng, xem danh sách ứng viên, đánh giá và xếp hạng hồ sơ ứng viên bằng AI</w:t>
             </w:r>
           </w:p>
         </w:tc>
@@ -4767,6 +5158,7 @@
               <w:rPr>
                 <w:lang w:val="en-US"/>
               </w:rPr>
+              <w:lastRenderedPageBreak/>
               <w:t>4</w:t>
             </w:r>
           </w:p>
@@ -4824,7 +5216,7 @@
           <w:lang w:val="en-US"/>
         </w:rPr>
       </w:pPr>
-      <w:bookmarkStart w:id="39" w:name="_Toc229325248"/>
+      <w:bookmarkStart w:id="59" w:name="_Toc229432481"/>
       <w:r>
         <w:rPr>
           <w:b/>
@@ -4847,7 +5239,7 @@
         </w:rPr>
         <w:t>SỬ DỤNG (USE CASE DIAGRAM)</w:t>
       </w:r>
-      <w:bookmarkEnd w:id="39"/>
+      <w:bookmarkEnd w:id="59"/>
     </w:p>
     <w:p>
       <w:pPr>
@@ -4863,7 +5255,7 @@
           <w:lang w:val="en-US"/>
         </w:rPr>
       </w:pPr>
-      <w:bookmarkStart w:id="40" w:name="_Toc229325249"/>
+      <w:bookmarkStart w:id="60" w:name="_Toc229432482"/>
       <w:r>
         <w:rPr>
           <w:rFonts w:asciiTheme="majorHAnsi" w:hAnsiTheme="majorHAnsi" w:cstheme="majorHAnsi"/>
@@ -4876,7 +5268,7 @@
         </w:rPr>
         <w:t>2.3.1. Use case tổng quát</w:t>
       </w:r>
-      <w:bookmarkEnd w:id="40"/>
+      <w:bookmarkEnd w:id="60"/>
     </w:p>
     <w:p>
       <w:pPr>
@@ -4913,9 +5305,9 @@
           <w:lang w:val="en-US"/>
         </w:rPr>
         <w:drawing>
-          <wp:inline distT="0" distB="0" distL="0" distR="0" wp14:anchorId="2D4535F2" wp14:editId="4F18CB06">
-            <wp:extent cx="4408170" cy="2965938"/>
-            <wp:effectExtent l="0" t="0" r="0" b="6350"/>
+          <wp:inline distT="0" distB="0" distL="0" distR="0" wp14:anchorId="2D4535F2" wp14:editId="364B90CA">
+            <wp:extent cx="4800057" cy="3318164"/>
+            <wp:effectExtent l="0" t="0" r="635" b="0"/>
             <wp:docPr id="650300535" name="Picture 1"/>
             <wp:cNvGraphicFramePr>
               <a:graphicFrameLocks xmlns:a="http://schemas.openxmlformats.org/drawingml/2006/main" noChangeAspect="1"/>
@@ -4928,7 +5320,7 @@
                     <pic:cNvPicPr/>
                   </pic:nvPicPr>
                   <pic:blipFill>
-                    <a:blip r:embed="rId6"/>
+                    <a:blip r:embed="rId8"/>
                     <a:stretch>
                       <a:fillRect/>
                     </a:stretch>
@@ -4936,7 +5328,7 @@
                   <pic:spPr>
                     <a:xfrm>
                       <a:off x="0" y="0"/>
-                      <a:ext cx="4421547" cy="2974938"/>
+                      <a:ext cx="4833835" cy="3341514"/>
                     </a:xfrm>
                     <a:prstGeom prst="rect">
                       <a:avLst/>
@@ -4983,12 +5375,11 @@
           <w:noProof/>
           <w:lang w:val="en-US"/>
         </w:rPr>
-        <w:lastRenderedPageBreak/>
         <w:drawing>
-          <wp:inline distT="0" distB="0" distL="0" distR="0" wp14:anchorId="7192F7B6" wp14:editId="6618C284">
-            <wp:extent cx="5731510" cy="2602523"/>
-            <wp:effectExtent l="0" t="0" r="2540" b="7620"/>
-            <wp:docPr id="1859852144" name="Picture 1"/>
+          <wp:inline distT="0" distB="0" distL="0" distR="0" wp14:anchorId="65F39AF1" wp14:editId="5F534EAA">
+            <wp:extent cx="5731510" cy="3073400"/>
+            <wp:effectExtent l="0" t="0" r="2540" b="0"/>
+            <wp:docPr id="109110902" name="Picture 1"/>
             <wp:cNvGraphicFramePr>
               <a:graphicFrameLocks xmlns:a="http://schemas.openxmlformats.org/drawingml/2006/main" noChangeAspect="1"/>
             </wp:cNvGraphicFramePr>
@@ -4996,11 +5387,11 @@
               <a:graphicData uri="http://schemas.openxmlformats.org/drawingml/2006/picture">
                 <pic:pic xmlns:pic="http://schemas.openxmlformats.org/drawingml/2006/picture">
                   <pic:nvPicPr>
-                    <pic:cNvPr id="1859852144" name=""/>
+                    <pic:cNvPr id="109110902" name=""/>
                     <pic:cNvPicPr/>
                   </pic:nvPicPr>
                   <pic:blipFill>
-                    <a:blip r:embed="rId7"/>
+                    <a:blip r:embed="rId9"/>
                     <a:stretch>
                       <a:fillRect/>
                     </a:stretch>
@@ -5008,7 +5399,7 @@
                   <pic:spPr>
                     <a:xfrm>
                       <a:off x="0" y="0"/>
-                      <a:ext cx="5735501" cy="2604335"/>
+                      <a:ext cx="5731510" cy="3073400"/>
                     </a:xfrm>
                     <a:prstGeom prst="rect">
                       <a:avLst/>
@@ -5020,26 +5411,6 @@
           </wp:inline>
         </w:drawing>
       </w:r>
-    </w:p>
-    <w:p>
-      <w:pPr>
-        <w:spacing w:line="360" w:lineRule="auto"/>
-        <w:rPr>
-          <w:b/>
-          <w:bCs/>
-          <w:lang w:val="en-US"/>
-        </w:rPr>
-      </w:pPr>
-    </w:p>
-    <w:p>
-      <w:pPr>
-        <w:spacing w:line="360" w:lineRule="auto"/>
-        <w:rPr>
-          <w:b/>
-          <w:bCs/>
-          <w:lang w:val="en-US"/>
-        </w:rPr>
-      </w:pPr>
     </w:p>
     <w:p>
       <w:pPr>
@@ -5101,7 +5472,7 @@
                     <pic:cNvPicPr/>
                   </pic:nvPicPr>
                   <pic:blipFill>
-                    <a:blip r:embed="rId8"/>
+                    <a:blip r:embed="rId10"/>
                     <a:stretch>
                       <a:fillRect/>
                     </a:stretch>
@@ -5156,7 +5527,6 @@
           <w:noProof/>
           <w:lang w:val="en-US"/>
         </w:rPr>
-        <w:lastRenderedPageBreak/>
         <w:drawing>
           <wp:inline distT="0" distB="0" distL="0" distR="0" wp14:anchorId="510175CF" wp14:editId="5048B06F">
             <wp:extent cx="5731510" cy="2543908"/>
@@ -5173,7 +5543,7 @@
                     <pic:cNvPicPr/>
                   </pic:nvPicPr>
                   <pic:blipFill>
-                    <a:blip r:embed="rId9"/>
+                    <a:blip r:embed="rId11"/>
                     <a:stretch>
                       <a:fillRect/>
                     </a:stretch>
@@ -5208,7 +5578,7 @@
           <w:lang w:val="en-US"/>
         </w:rPr>
       </w:pPr>
-      <w:bookmarkStart w:id="41" w:name="_Toc229325250"/>
+      <w:bookmarkStart w:id="61" w:name="_Toc229432483"/>
       <w:r>
         <w:rPr>
           <w:rFonts w:asciiTheme="majorHAnsi" w:hAnsiTheme="majorHAnsi" w:cstheme="majorHAnsi"/>
@@ -5257,7 +5627,7 @@
         </w:rPr>
         <w:t>chi tiết</w:t>
       </w:r>
-      <w:bookmarkEnd w:id="41"/>
+      <w:bookmarkEnd w:id="61"/>
     </w:p>
     <w:p>
       <w:pPr>
@@ -5305,7 +5675,7 @@
                     <pic:cNvPicPr/>
                   </pic:nvPicPr>
                   <pic:blipFill>
-                    <a:blip r:embed="rId10"/>
+                    <a:blip r:embed="rId12"/>
                     <a:stretch>
                       <a:fillRect/>
                     </a:stretch>
@@ -5382,7 +5752,7 @@
                     <pic:cNvPicPr/>
                   </pic:nvPicPr>
                   <pic:blipFill>
-                    <a:blip r:embed="rId11"/>
+                    <a:blip r:embed="rId13"/>
                     <a:stretch>
                       <a:fillRect/>
                     </a:stretch>
@@ -5465,7 +5835,7 @@
                     <pic:cNvPicPr/>
                   </pic:nvPicPr>
                   <pic:blipFill>
-                    <a:blip r:embed="rId12"/>
+                    <a:blip r:embed="rId14"/>
                     <a:stretch>
                       <a:fillRect/>
                     </a:stretch>
@@ -5516,7 +5886,6 @@
           <w:noProof/>
           <w:lang w:val="en-US"/>
         </w:rPr>
-        <w:lastRenderedPageBreak/>
         <w:drawing>
           <wp:inline distT="0" distB="0" distL="0" distR="0" wp14:anchorId="55F2F06B" wp14:editId="33B9451D">
             <wp:extent cx="3468965" cy="1230923"/>
@@ -5533,7 +5902,7 @@
                     <pic:cNvPicPr/>
                   </pic:nvPicPr>
                   <pic:blipFill>
-                    <a:blip r:embed="rId13"/>
+                    <a:blip r:embed="rId15"/>
                     <a:stretch>
                       <a:fillRect/>
                     </a:stretch>
@@ -5600,7 +5969,7 @@
                     <pic:cNvPicPr/>
                   </pic:nvPicPr>
                   <pic:blipFill>
-                    <a:blip r:embed="rId14"/>
+                    <a:blip r:embed="rId16"/>
                     <a:stretch>
                       <a:fillRect/>
                     </a:stretch>
@@ -5667,7 +6036,7 @@
                     <pic:cNvPicPr/>
                   </pic:nvPicPr>
                   <pic:blipFill>
-                    <a:blip r:embed="rId15"/>
+                    <a:blip r:embed="rId17"/>
                     <a:stretch>
                       <a:fillRect/>
                     </a:stretch>
@@ -5754,7 +6123,7 @@
                     <pic:cNvPicPr/>
                   </pic:nvPicPr>
                   <pic:blipFill>
-                    <a:blip r:embed="rId16"/>
+                    <a:blip r:embed="rId18"/>
                     <a:stretch>
                       <a:fillRect/>
                     </a:stretch>
@@ -5805,7 +6174,6 @@
           <w:noProof/>
           <w:lang w:val="en-US"/>
         </w:rPr>
-        <w:lastRenderedPageBreak/>
         <w:drawing>
           <wp:inline distT="0" distB="0" distL="0" distR="0" wp14:anchorId="78A16552" wp14:editId="7A4950A2">
             <wp:extent cx="5731510" cy="3363595"/>
@@ -5822,7 +6190,7 @@
                     <pic:cNvPicPr/>
                   </pic:nvPicPr>
                   <pic:blipFill>
-                    <a:blip r:embed="rId17"/>
+                    <a:blip r:embed="rId19"/>
                     <a:stretch>
                       <a:fillRect/>
                     </a:stretch>
@@ -5858,7 +6226,23 @@
           <w:bCs/>
           <w:lang w:val="en-US"/>
         </w:rPr>
-        <w:t>2.3.2.9. Use case Nhận thông báo</w:t>
+        <w:t>2.3.2.9. Use case</w:t>
+      </w:r>
+      <w:r>
+        <w:rPr>
+          <w:b/>
+          <w:bCs/>
+          <w:lang w:val="en-US"/>
+        </w:rPr>
+        <w:t xml:space="preserve"> Xem</w:t>
+      </w:r>
+      <w:r>
+        <w:rPr>
+          <w:b/>
+          <w:bCs/>
+          <w:lang w:val="en-US"/>
+        </w:rPr>
+        <w:t xml:space="preserve"> thông báo</w:t>
       </w:r>
     </w:p>
     <w:p>
@@ -5873,11 +6257,12 @@
           <w:noProof/>
           <w:lang w:val="en-US"/>
         </w:rPr>
+        <w:lastRenderedPageBreak/>
         <w:drawing>
-          <wp:inline distT="0" distB="0" distL="0" distR="0" wp14:anchorId="35422966" wp14:editId="63E03AAF">
-            <wp:extent cx="3205005" cy="2256692"/>
-            <wp:effectExtent l="0" t="0" r="0" b="0"/>
-            <wp:docPr id="774889853" name="Picture 1"/>
+          <wp:inline distT="0" distB="0" distL="0" distR="0" wp14:anchorId="79A4CB09" wp14:editId="5596C197">
+            <wp:extent cx="4254667" cy="2811780"/>
+            <wp:effectExtent l="0" t="0" r="0" b="7620"/>
+            <wp:docPr id="587179704" name="Picture 1"/>
             <wp:cNvGraphicFramePr>
               <a:graphicFrameLocks xmlns:a="http://schemas.openxmlformats.org/drawingml/2006/main" noChangeAspect="1"/>
             </wp:cNvGraphicFramePr>
@@ -5885,11 +6270,11 @@
               <a:graphicData uri="http://schemas.openxmlformats.org/drawingml/2006/picture">
                 <pic:pic xmlns:pic="http://schemas.openxmlformats.org/drawingml/2006/picture">
                   <pic:nvPicPr>
-                    <pic:cNvPr id="774889853" name=""/>
+                    <pic:cNvPr id="587179704" name=""/>
                     <pic:cNvPicPr/>
                   </pic:nvPicPr>
                   <pic:blipFill>
-                    <a:blip r:embed="rId18"/>
+                    <a:blip r:embed="rId20"/>
                     <a:stretch>
                       <a:fillRect/>
                     </a:stretch>
@@ -5897,7 +6282,7 @@
                   <pic:spPr>
                     <a:xfrm>
                       <a:off x="0" y="0"/>
-                      <a:ext cx="3255746" cy="2292420"/>
+                      <a:ext cx="4257844" cy="2813880"/>
                     </a:xfrm>
                     <a:prstGeom prst="rect">
                       <a:avLst/>
@@ -5941,25 +6326,7 @@
           <w:bCs/>
           <w:lang w:val="en-US"/>
         </w:rPr>
-        <w:t>. Use ca</w:t>
-      </w:r>
-    </w:p>
-    <w:p>
-      <w:pPr>
-        <w:spacing w:line="360" w:lineRule="auto"/>
-        <w:rPr>
-          <w:b/>
-          <w:bCs/>
-          <w:lang w:val="en-US"/>
-        </w:rPr>
-      </w:pPr>
-      <w:r>
-        <w:rPr>
-          <w:b/>
-          <w:bCs/>
-          <w:lang w:val="en-US"/>
-        </w:rPr>
-        <w:t>se Quản lí thông tin thông tin công ty</w:t>
+        <w:t>. Use case Quản lí thông tin thông tin công ty</w:t>
       </w:r>
     </w:p>
     <w:p>
@@ -5975,9 +6342,9 @@
           <w:lang w:val="en-US"/>
         </w:rPr>
         <w:drawing>
-          <wp:inline distT="0" distB="0" distL="0" distR="0" wp14:anchorId="7F894DBB" wp14:editId="32C34857">
-            <wp:extent cx="4266377" cy="2086708"/>
-            <wp:effectExtent l="0" t="0" r="1270" b="8890"/>
+          <wp:inline distT="0" distB="0" distL="0" distR="0" wp14:anchorId="7F894DBB" wp14:editId="5DFAAD14">
+            <wp:extent cx="4671060" cy="2650897"/>
+            <wp:effectExtent l="0" t="0" r="0" b="0"/>
             <wp:docPr id="1958782533" name="Picture 1"/>
             <wp:cNvGraphicFramePr>
               <a:graphicFrameLocks xmlns:a="http://schemas.openxmlformats.org/drawingml/2006/main" noChangeAspect="1"/>
@@ -5990,7 +6357,7 @@
                     <pic:cNvPicPr/>
                   </pic:nvPicPr>
                   <pic:blipFill>
-                    <a:blip r:embed="rId19"/>
+                    <a:blip r:embed="rId21"/>
                     <a:stretch>
                       <a:fillRect/>
                     </a:stretch>
@@ -5998,7 +6365,7 @@
                   <pic:spPr>
                     <a:xfrm>
                       <a:off x="0" y="0"/>
-                      <a:ext cx="4281507" cy="2094108"/>
+                      <a:ext cx="4704705" cy="2669991"/>
                     </a:xfrm>
                     <a:prstGeom prst="rect">
                       <a:avLst/>
@@ -6026,7 +6393,6 @@
           <w:bCs/>
           <w:lang w:val="en-US"/>
         </w:rPr>
-        <w:lastRenderedPageBreak/>
         <w:t>2.3.2.1</w:t>
       </w:r>
       <w:r>
@@ -6074,7 +6440,7 @@
                     <pic:cNvPicPr/>
                   </pic:nvPicPr>
                   <pic:blipFill>
-                    <a:blip r:embed="rId20"/>
+                    <a:blip r:embed="rId22"/>
                     <a:stretch>
                       <a:fillRect/>
                     </a:stretch>
@@ -6110,6 +6476,7 @@
           <w:bCs/>
           <w:lang w:val="en-US"/>
         </w:rPr>
+        <w:lastRenderedPageBreak/>
         <w:t>2.3.2.1</w:t>
       </w:r>
       <w:r>
@@ -6157,7 +6524,7 @@
                     <pic:cNvPicPr/>
                   </pic:nvPicPr>
                   <pic:blipFill>
-                    <a:blip r:embed="rId21"/>
+                    <a:blip r:embed="rId23"/>
                     <a:stretch>
                       <a:fillRect/>
                     </a:stretch>
@@ -6270,7 +6637,7 @@
                     <pic:cNvPicPr/>
                   </pic:nvPicPr>
                   <pic:blipFill>
-                    <a:blip r:embed="rId22"/>
+                    <a:blip r:embed="rId24"/>
                     <a:stretch>
                       <a:fillRect/>
                     </a:stretch>
@@ -6306,7 +6673,6 @@
           <w:bCs/>
           <w:lang w:val="en-US"/>
         </w:rPr>
-        <w:lastRenderedPageBreak/>
         <w:t>2.3.2.1</w:t>
       </w:r>
       <w:r>
@@ -6362,7 +6728,7 @@
                     <pic:cNvPicPr/>
                   </pic:nvPicPr>
                   <pic:blipFill>
-                    <a:blip r:embed="rId23"/>
+                    <a:blip r:embed="rId25"/>
                     <a:stretch>
                       <a:fillRect/>
                     </a:stretch>
@@ -6398,6 +6764,7 @@
           <w:bCs/>
           <w:lang w:val="en-US"/>
         </w:rPr>
+        <w:lastRenderedPageBreak/>
         <w:t>2.3.2.15. Use case Quản lí công ty</w:t>
       </w:r>
     </w:p>
@@ -6429,7 +6796,7 @@
                     <pic:cNvPicPr/>
                   </pic:nvPicPr>
                   <pic:blipFill>
-                    <a:blip r:embed="rId24"/>
+                    <a:blip r:embed="rId26"/>
                     <a:stretch>
                       <a:fillRect/>
                     </a:stretch>
@@ -6469,26 +6836,6 @@
           <w:lang w:val="en-US"/>
         </w:rPr>
       </w:pPr>
-    </w:p>
-    <w:p>
-      <w:pPr>
-        <w:spacing w:line="360" w:lineRule="auto"/>
-        <w:rPr>
-          <w:b/>
-          <w:bCs/>
-          <w:lang w:val="en-US"/>
-        </w:rPr>
-      </w:pPr>
-    </w:p>
-    <w:p>
-      <w:pPr>
-        <w:spacing w:line="360" w:lineRule="auto"/>
-        <w:rPr>
-          <w:b/>
-          <w:bCs/>
-          <w:lang w:val="en-US"/>
-        </w:rPr>
-      </w:pPr>
       <w:r>
         <w:rPr>
           <w:b/>
@@ -6519,9 +6866,9 @@
           <w:lang w:val="en-US"/>
         </w:rPr>
         <w:drawing>
-          <wp:inline distT="0" distB="0" distL="0" distR="0" wp14:anchorId="1C06818C" wp14:editId="3A177A86">
-            <wp:extent cx="2889082" cy="1729154"/>
-            <wp:effectExtent l="0" t="0" r="6985" b="4445"/>
+          <wp:inline distT="0" distB="0" distL="0" distR="0" wp14:anchorId="1C06818C" wp14:editId="7326F501">
+            <wp:extent cx="3144982" cy="2127115"/>
+            <wp:effectExtent l="0" t="0" r="0" b="6985"/>
             <wp:docPr id="221441321" name="Picture 1"/>
             <wp:cNvGraphicFramePr>
               <a:graphicFrameLocks xmlns:a="http://schemas.openxmlformats.org/drawingml/2006/main" noChangeAspect="1"/>
@@ -6534,7 +6881,7 @@
                     <pic:cNvPicPr/>
                   </pic:nvPicPr>
                   <pic:blipFill>
-                    <a:blip r:embed="rId25"/>
+                    <a:blip r:embed="rId27"/>
                     <a:stretch>
                       <a:fillRect/>
                     </a:stretch>
@@ -6542,7 +6889,7 @@
                   <pic:spPr>
                     <a:xfrm>
                       <a:off x="0" y="0"/>
-                      <a:ext cx="2889082" cy="1729154"/>
+                      <a:ext cx="3164225" cy="2140130"/>
                     </a:xfrm>
                     <a:prstGeom prst="rect">
                       <a:avLst/>
@@ -6568,7 +6915,7 @@
           <w:lang w:val="en-US"/>
         </w:rPr>
       </w:pPr>
-      <w:bookmarkStart w:id="42" w:name="_Toc229325251"/>
+      <w:bookmarkStart w:id="62" w:name="_Toc229432484"/>
       <w:r>
         <w:rPr>
           <w:b/>
@@ -6578,10 +6925,9 @@
           <w:szCs w:val="26"/>
           <w:lang w:val="en-US"/>
         </w:rPr>
-        <w:lastRenderedPageBreak/>
         <w:t>2.4. THIẾT KẾ CƠ SỞ DỮ LIỆU</w:t>
       </w:r>
-      <w:bookmarkEnd w:id="42"/>
+      <w:bookmarkEnd w:id="62"/>
     </w:p>
     <w:p>
       <w:pPr>
@@ -6597,7 +6943,7 @@
           <w:lang w:val="en-US"/>
         </w:rPr>
       </w:pPr>
-      <w:bookmarkStart w:id="43" w:name="_Toc229325252"/>
+      <w:bookmarkStart w:id="63" w:name="_Toc229432485"/>
       <w:r>
         <w:rPr>
           <w:rFonts w:asciiTheme="majorHAnsi" w:hAnsiTheme="majorHAnsi" w:cstheme="majorHAnsi"/>
@@ -6610,11 +6956,12 @@
         </w:rPr>
         <w:t>2.4.1. Lựa chọn cơ sở dữ liệu</w:t>
       </w:r>
-      <w:bookmarkEnd w:id="43"/>
-    </w:p>
-    <w:p>
-      <w:pPr>
-        <w:spacing w:line="360" w:lineRule="auto"/>
+      <w:bookmarkEnd w:id="63"/>
+    </w:p>
+    <w:p>
+      <w:pPr>
+        <w:spacing w:line="360" w:lineRule="auto"/>
+        <w:jc w:val="both"/>
         <w:rPr>
           <w:lang w:val="en-US"/>
         </w:rPr>
@@ -6643,7 +6990,7 @@
           <w:lang w:val="en-US"/>
         </w:rPr>
       </w:pPr>
-      <w:bookmarkStart w:id="44" w:name="_Toc229325253"/>
+      <w:bookmarkStart w:id="64" w:name="_Toc229432486"/>
       <w:r>
         <w:rPr>
           <w:rFonts w:asciiTheme="majorHAnsi" w:hAnsiTheme="majorHAnsi" w:cstheme="majorHAnsi"/>
@@ -6656,7 +7003,7 @@
         </w:rPr>
         <w:t>2.4.2. Lược đồ cơ sở dữ liệu</w:t>
       </w:r>
-      <w:bookmarkEnd w:id="44"/>
+      <w:bookmarkEnd w:id="64"/>
     </w:p>
     <w:p>
       <w:pPr>
@@ -6684,230 +7031,6 @@
           <w:lang w:val="en-US"/>
         </w:rPr>
         <w:t xml:space="preserve"> (Role_id, Title, Description, Created_at): Lưu trữ thông tin vai trò của người dùng trong hệ thống.</w:t>
-      </w:r>
-    </w:p>
-    <w:p>
-      <w:pPr>
-        <w:spacing w:line="360" w:lineRule="auto"/>
-        <w:rPr>
-          <w:lang w:val="en-US"/>
-        </w:rPr>
-      </w:pPr>
-      <w:r>
-        <w:rPr>
-          <w:lang w:val="en-US"/>
-        </w:rPr>
-        <w:t xml:space="preserve">- </w:t>
-      </w:r>
-      <w:r>
-        <w:rPr>
-          <w:b/>
-          <w:bCs/>
-          <w:lang w:val="en-US"/>
-        </w:rPr>
-        <w:t>user</w:t>
-      </w:r>
-      <w:r>
-        <w:rPr>
-          <w:lang w:val="en-US"/>
-        </w:rPr>
-        <w:t xml:space="preserve"> (User_id, Email, Password_hash, Role_id, Status, Created_at, Updated_at): Lưu trữ thông tin tài khoản người dùng.</w:t>
-      </w:r>
-    </w:p>
-    <w:p>
-      <w:pPr>
-        <w:spacing w:line="360" w:lineRule="auto"/>
-        <w:rPr>
-          <w:lang w:val="en-US"/>
-        </w:rPr>
-      </w:pPr>
-      <w:r>
-        <w:rPr>
-          <w:lang w:val="en-US"/>
-        </w:rPr>
-        <w:t xml:space="preserve">- </w:t>
-      </w:r>
-      <w:r>
-        <w:rPr>
-          <w:b/>
-          <w:bCs/>
-          <w:lang w:val="en-US"/>
-        </w:rPr>
-        <w:t>company</w:t>
-      </w:r>
-      <w:r>
-        <w:rPr>
-          <w:lang w:val="en-US"/>
-        </w:rPr>
-        <w:t xml:space="preserve"> (Company_id, Name, Description, Website, Avatar_url, Company_category_id, User_id, Created_at, Updated_at, City_id, Address): Lưu trữ thông tin công ty tuyển dụng.</w:t>
-      </w:r>
-    </w:p>
-    <w:p>
-      <w:pPr>
-        <w:spacing w:line="360" w:lineRule="auto"/>
-        <w:rPr>
-          <w:lang w:val="en-US"/>
-        </w:rPr>
-      </w:pPr>
-      <w:r>
-        <w:rPr>
-          <w:lang w:val="en-US"/>
-        </w:rPr>
-        <w:t xml:space="preserve">- </w:t>
-      </w:r>
-      <w:r>
-        <w:rPr>
-          <w:b/>
-          <w:bCs/>
-          <w:lang w:val="en-US"/>
-        </w:rPr>
-        <w:t>job_category</w:t>
-      </w:r>
-      <w:r>
-        <w:rPr>
-          <w:lang w:val="en-US"/>
-        </w:rPr>
-        <w:t xml:space="preserve"> (Job_category_id, Title, Description, Created_at, Updated_at): Lưu trữ danh mục ngành nghề tuyển dụng.</w:t>
-      </w:r>
-    </w:p>
-    <w:p>
-      <w:pPr>
-        <w:spacing w:line="360" w:lineRule="auto"/>
-        <w:rPr>
-          <w:lang w:val="en-US"/>
-        </w:rPr>
-      </w:pPr>
-      <w:r>
-        <w:rPr>
-          <w:lang w:val="en-US"/>
-        </w:rPr>
-        <w:t xml:space="preserve">- </w:t>
-      </w:r>
-      <w:r>
-        <w:rPr>
-          <w:b/>
-          <w:bCs/>
-          <w:lang w:val="en-US"/>
-        </w:rPr>
-        <w:t>company_category</w:t>
-      </w:r>
-      <w:r>
-        <w:rPr>
-          <w:lang w:val="en-US"/>
-        </w:rPr>
-        <w:t xml:space="preserve"> (Company_category_id, Title, Description, Created_at, Updated_at): Lưu trữ danh mục loại hình công ty.</w:t>
-      </w:r>
-    </w:p>
-    <w:p>
-      <w:pPr>
-        <w:spacing w:line="360" w:lineRule="auto"/>
-        <w:rPr>
-          <w:lang w:val="en-US"/>
-        </w:rPr>
-      </w:pPr>
-      <w:r>
-        <w:rPr>
-          <w:lang w:val="en-US"/>
-        </w:rPr>
-        <w:t xml:space="preserve">- </w:t>
-      </w:r>
-      <w:r>
-        <w:rPr>
-          <w:b/>
-          <w:bCs/>
-          <w:lang w:val="en-US"/>
-        </w:rPr>
-        <w:t>job</w:t>
-      </w:r>
-      <w:r>
-        <w:rPr>
-          <w:lang w:val="en-US"/>
-        </w:rPr>
-        <w:t xml:space="preserve"> (Job_id, Title, Description, Requirements, Experience_years, Salary_min, Salary_max, Benefits, Status, Expiration_date, Job_category_id, Company_id, Created_at, Updated_at): Lưu trữ thông tin tin tuyển dụng.</w:t>
-      </w:r>
-    </w:p>
-    <w:p>
-      <w:pPr>
-        <w:spacing w:line="360" w:lineRule="auto"/>
-        <w:rPr>
-          <w:lang w:val="en-US"/>
-        </w:rPr>
-      </w:pPr>
-      <w:r>
-        <w:rPr>
-          <w:lang w:val="en-US"/>
-        </w:rPr>
-        <w:t xml:space="preserve">- </w:t>
-      </w:r>
-      <w:r>
-        <w:rPr>
-          <w:b/>
-          <w:bCs/>
-          <w:lang w:val="en-US"/>
-        </w:rPr>
-        <w:t>candidate</w:t>
-      </w:r>
-      <w:r>
-        <w:rPr>
-          <w:lang w:val="en-US"/>
-        </w:rPr>
-        <w:t xml:space="preserve"> (Candidate_id, Full_name, Phone, Avatar_url, User_id, City_id): Lưu trữ thông tin ứng viên.</w:t>
-      </w:r>
-    </w:p>
-    <w:p>
-      <w:pPr>
-        <w:spacing w:line="360" w:lineRule="auto"/>
-        <w:rPr>
-          <w:lang w:val="en-US"/>
-        </w:rPr>
-      </w:pPr>
-      <w:r>
-        <w:rPr>
-          <w:lang w:val="en-US"/>
-        </w:rPr>
-        <w:t xml:space="preserve">- </w:t>
-      </w:r>
-      <w:r>
-        <w:rPr>
-          <w:b/>
-          <w:bCs/>
-          <w:lang w:val="en-US"/>
-        </w:rPr>
-        <w:t>resume</w:t>
-      </w:r>
-      <w:r>
-        <w:rPr>
-          <w:lang w:val="en-US"/>
-        </w:rPr>
-        <w:t xml:space="preserve"> (Resume_id, Candidate_id, Name, File_url, Uploaded_at, IsProfile): Lưu trữ thông tin CV/hồ sơ của ứng viên.</w:t>
-      </w:r>
-    </w:p>
-    <w:p>
-      <w:pPr>
-        <w:spacing w:line="360" w:lineRule="auto"/>
-        <w:rPr>
-          <w:lang w:val="en-US"/>
-        </w:rPr>
-      </w:pPr>
-      <w:r>
-        <w:rPr>
-          <w:lang w:val="en-US"/>
-        </w:rPr>
-        <w:t xml:space="preserve">- </w:t>
-      </w:r>
-      <w:r>
-        <w:rPr>
-          <w:b/>
-          <w:bCs/>
-          <w:lang w:val="en-US"/>
-        </w:rPr>
-        <w:t>application</w:t>
-      </w:r>
-      <w:r>
-        <w:rPr>
-          <w:lang w:val="en-US"/>
-        </w:rPr>
-        <w:t xml:space="preserve"> (Application_id, Candidate_id, Job_id, Resume_id, Cover_letter, Status, Created_at, Updated_at): Lưu trữ thông tin ứng tuyển của ứng viên vào công việc.</w:t>
       </w:r>
     </w:p>
     <w:p>
@@ -6930,6 +7053,264 @@
           <w:bCs/>
           <w:lang w:val="en-US"/>
         </w:rPr>
+        <w:t>user</w:t>
+      </w:r>
+      <w:r>
+        <w:rPr>
+          <w:lang w:val="en-US"/>
+        </w:rPr>
+        <w:t xml:space="preserve"> (User_id, Email, Password_hash, Role_id, Status, Created_at, Updated_at): Lưu trữ thông tin tài khoản người dùng.</w:t>
+      </w:r>
+    </w:p>
+    <w:p>
+      <w:pPr>
+        <w:spacing w:line="360" w:lineRule="auto"/>
+        <w:rPr>
+          <w:lang w:val="en-US"/>
+        </w:rPr>
+      </w:pPr>
+      <w:r>
+        <w:rPr>
+          <w:lang w:val="en-US"/>
+        </w:rPr>
+        <w:t xml:space="preserve">- </w:t>
+      </w:r>
+      <w:r>
+        <w:rPr>
+          <w:b/>
+          <w:bCs/>
+          <w:lang w:val="en-US"/>
+        </w:rPr>
+        <w:t>notification</w:t>
+      </w:r>
+      <w:r>
+        <w:rPr>
+          <w:lang w:val="en-US"/>
+        </w:rPr>
+        <w:t xml:space="preserve"> (Notification_id, User_id, Title, Message, isRead, created_at): Lưu trữ thông báo của người dùng </w:t>
+      </w:r>
+    </w:p>
+    <w:p>
+      <w:pPr>
+        <w:spacing w:line="360" w:lineRule="auto"/>
+        <w:rPr>
+          <w:lang w:val="en-US"/>
+        </w:rPr>
+      </w:pPr>
+      <w:r>
+        <w:rPr>
+          <w:lang w:val="en-US"/>
+        </w:rPr>
+        <w:t>-</w:t>
+      </w:r>
+      <w:r>
+        <w:rPr>
+          <w:lang w:val="en-US"/>
+        </w:rPr>
+        <w:t xml:space="preserve"> </w:t>
+      </w:r>
+      <w:r>
+        <w:rPr>
+          <w:b/>
+          <w:bCs/>
+          <w:lang w:val="en-US"/>
+        </w:rPr>
+        <w:t>company</w:t>
+      </w:r>
+      <w:r>
+        <w:rPr>
+          <w:lang w:val="en-US"/>
+        </w:rPr>
+        <w:t xml:space="preserve"> (Company_id, Name, Description, Website, Avatar_url, Company_category_id, User_id, Created_at, Updated_at, City_id, Address): Lưu trữ thông tin công ty tuyển dụng.</w:t>
+      </w:r>
+    </w:p>
+    <w:p>
+      <w:pPr>
+        <w:spacing w:line="360" w:lineRule="auto"/>
+        <w:rPr>
+          <w:lang w:val="en-US"/>
+        </w:rPr>
+      </w:pPr>
+      <w:r>
+        <w:rPr>
+          <w:lang w:val="en-US"/>
+        </w:rPr>
+        <w:t xml:space="preserve">- </w:t>
+      </w:r>
+      <w:r>
+        <w:rPr>
+          <w:b/>
+          <w:bCs/>
+          <w:lang w:val="en-US"/>
+        </w:rPr>
+        <w:t>job_category</w:t>
+      </w:r>
+      <w:r>
+        <w:rPr>
+          <w:lang w:val="en-US"/>
+        </w:rPr>
+        <w:t xml:space="preserve"> (Job_category_id, Title, Description, Created_at, Updated_at): Lưu trữ danh mục ngành nghề tuyển dụng.</w:t>
+      </w:r>
+    </w:p>
+    <w:p>
+      <w:pPr>
+        <w:spacing w:line="360" w:lineRule="auto"/>
+        <w:rPr>
+          <w:lang w:val="en-US"/>
+        </w:rPr>
+      </w:pPr>
+      <w:r>
+        <w:rPr>
+          <w:lang w:val="en-US"/>
+        </w:rPr>
+        <w:t xml:space="preserve">- </w:t>
+      </w:r>
+      <w:r>
+        <w:rPr>
+          <w:b/>
+          <w:bCs/>
+          <w:lang w:val="en-US"/>
+        </w:rPr>
+        <w:t>company_category</w:t>
+      </w:r>
+      <w:r>
+        <w:rPr>
+          <w:lang w:val="en-US"/>
+        </w:rPr>
+        <w:t xml:space="preserve"> (Company_category_id, Title, Description, Created_at, Updated_at): Lưu trữ danh mục loại hình công ty.</w:t>
+      </w:r>
+    </w:p>
+    <w:p>
+      <w:pPr>
+        <w:spacing w:line="360" w:lineRule="auto"/>
+        <w:rPr>
+          <w:lang w:val="en-US"/>
+        </w:rPr>
+      </w:pPr>
+      <w:r>
+        <w:rPr>
+          <w:lang w:val="en-US"/>
+        </w:rPr>
+        <w:t xml:space="preserve">- </w:t>
+      </w:r>
+      <w:r>
+        <w:rPr>
+          <w:b/>
+          <w:bCs/>
+          <w:lang w:val="en-US"/>
+        </w:rPr>
+        <w:t>job</w:t>
+      </w:r>
+      <w:r>
+        <w:rPr>
+          <w:lang w:val="en-US"/>
+        </w:rPr>
+        <w:t xml:space="preserve"> (Job_id, Title, Description, Requirements, Experience_years, Salary_min, Salary_max, Benefits, Status, Expiration_date, Job_category_id, Company_id, Created_at, Updated_at): Lưu trữ thông tin tin tuyển dụng.</w:t>
+      </w:r>
+    </w:p>
+    <w:p>
+      <w:pPr>
+        <w:spacing w:line="360" w:lineRule="auto"/>
+        <w:rPr>
+          <w:lang w:val="en-US"/>
+        </w:rPr>
+      </w:pPr>
+      <w:r>
+        <w:rPr>
+          <w:lang w:val="en-US"/>
+        </w:rPr>
+        <w:t xml:space="preserve">- </w:t>
+      </w:r>
+      <w:r>
+        <w:rPr>
+          <w:b/>
+          <w:bCs/>
+          <w:lang w:val="en-US"/>
+        </w:rPr>
+        <w:t>candidate</w:t>
+      </w:r>
+      <w:r>
+        <w:rPr>
+          <w:lang w:val="en-US"/>
+        </w:rPr>
+        <w:t xml:space="preserve"> (Candidate_id, Full_name, Phone, Avatar_url, User_id, City_id): Lưu trữ thông tin ứng viên.</w:t>
+      </w:r>
+    </w:p>
+    <w:p>
+      <w:pPr>
+        <w:spacing w:line="360" w:lineRule="auto"/>
+        <w:rPr>
+          <w:lang w:val="en-US"/>
+        </w:rPr>
+      </w:pPr>
+      <w:r>
+        <w:rPr>
+          <w:lang w:val="en-US"/>
+        </w:rPr>
+        <w:t xml:space="preserve">- </w:t>
+      </w:r>
+      <w:r>
+        <w:rPr>
+          <w:b/>
+          <w:bCs/>
+          <w:lang w:val="en-US"/>
+        </w:rPr>
+        <w:t>resume</w:t>
+      </w:r>
+      <w:r>
+        <w:rPr>
+          <w:lang w:val="en-US"/>
+        </w:rPr>
+        <w:t xml:space="preserve"> (Resume_id, Candidate_id, Name, File_url, Uploaded_at, IsProfile): Lưu trữ thông tin CV/hồ sơ của ứng viên.</w:t>
+      </w:r>
+    </w:p>
+    <w:p>
+      <w:pPr>
+        <w:spacing w:line="360" w:lineRule="auto"/>
+        <w:rPr>
+          <w:lang w:val="en-US"/>
+        </w:rPr>
+      </w:pPr>
+      <w:r>
+        <w:rPr>
+          <w:lang w:val="en-US"/>
+        </w:rPr>
+        <w:t xml:space="preserve">- </w:t>
+      </w:r>
+      <w:r>
+        <w:rPr>
+          <w:b/>
+          <w:bCs/>
+          <w:lang w:val="en-US"/>
+        </w:rPr>
+        <w:t>application</w:t>
+      </w:r>
+      <w:r>
+        <w:rPr>
+          <w:lang w:val="en-US"/>
+        </w:rPr>
+        <w:t xml:space="preserve"> (Application_id, Candidate_id, Job_id, Resume_id, Cover_letter, Status, Created_at, Updated_at): Lưu trữ thông tin ứng tuyển của ứng viên vào công việc.</w:t>
+      </w:r>
+    </w:p>
+    <w:p>
+      <w:pPr>
+        <w:spacing w:line="360" w:lineRule="auto"/>
+        <w:rPr>
+          <w:lang w:val="en-US"/>
+        </w:rPr>
+      </w:pPr>
+      <w:r>
+        <w:rPr>
+          <w:lang w:val="en-US"/>
+        </w:rPr>
+        <w:t xml:space="preserve">- </w:t>
+      </w:r>
+      <w:r>
+        <w:rPr>
+          <w:b/>
+          <w:bCs/>
+          <w:lang w:val="en-US"/>
+        </w:rPr>
         <w:t>ai_evaluation</w:t>
       </w:r>
       <w:r>
@@ -7027,30 +7408,58 @@
       <w:pPr>
         <w:spacing w:line="360" w:lineRule="auto"/>
         <w:rPr>
-          <w:b/>
-          <w:bCs/>
-          <w:szCs w:val="26"/>
-          <w:lang w:val="en-US"/>
-        </w:rPr>
-      </w:pPr>
+          <w:lang w:val="en-US"/>
+        </w:rPr>
+      </w:pPr>
+      <w:r>
+        <w:rPr>
+          <w:lang w:val="en-US"/>
+        </w:rPr>
+        <w:t xml:space="preserve">- </w:t>
+      </w:r>
+      <w:r>
+        <w:rPr>
+          <w:b/>
+          <w:bCs/>
+          <w:lang w:val="en-US"/>
+        </w:rPr>
+        <w:t>city</w:t>
+      </w:r>
+      <w:r>
+        <w:rPr>
+          <w:lang w:val="en-US"/>
+        </w:rPr>
+        <w:t xml:space="preserve"> (City_id, Name, Created_at): Lưu trữ thông tin tỉnh/thành phố.</w:t>
+      </w:r>
+    </w:p>
+    <w:p>
+      <w:pPr>
+        <w:pStyle w:val="Heading3"/>
+        <w:rPr>
+          <w:szCs w:val="24"/>
+          <w:lang w:val="en-US"/>
+        </w:rPr>
+      </w:pPr>
+      <w:bookmarkStart w:id="65" w:name="_Toc229432487"/>
       <w:r>
         <w:rPr>
           <w:noProof/>
           <w:lang w:val="en-US"/>
         </w:rPr>
+        <w:lastRenderedPageBreak/>
         <w:drawing>
-          <wp:anchor distT="0" distB="0" distL="114300" distR="114300" simplePos="0" relativeHeight="251658240" behindDoc="0" locked="0" layoutInCell="1" allowOverlap="1" wp14:anchorId="5F33C994" wp14:editId="03E229F1">
+          <wp:anchor distT="0" distB="0" distL="114300" distR="114300" simplePos="0" relativeHeight="251658240" behindDoc="0" locked="0" layoutInCell="1" allowOverlap="1" wp14:anchorId="597AE382" wp14:editId="1EEB8A4B">
             <wp:simplePos x="0" y="0"/>
-            <wp:positionH relativeFrom="margin">
-              <wp:align>center</wp:align>
+            <wp:positionH relativeFrom="page">
+              <wp:align>right</wp:align>
             </wp:positionH>
             <wp:positionV relativeFrom="paragraph">
-              <wp:posOffset>375871</wp:posOffset>
+              <wp:posOffset>392142</wp:posOffset>
             </wp:positionV>
-            <wp:extent cx="7299325" cy="3698240"/>
+            <wp:extent cx="7550150" cy="3909695"/>
             <wp:effectExtent l="0" t="0" r="0" b="0"/>
             <wp:wrapSquare wrapText="bothSides"/>
-            <wp:docPr id="2097785124" name="Picture 1"/>
+            <wp:docPr id="478998563" name="Picture 1"/>
             <wp:cNvGraphicFramePr>
               <a:graphicFrameLocks xmlns:a="http://schemas.openxmlformats.org/drawingml/2006/main" noChangeAspect="1"/>
             </wp:cNvGraphicFramePr>
@@ -7058,11 +7467,11 @@
               <a:graphicData uri="http://schemas.openxmlformats.org/drawingml/2006/picture">
                 <pic:pic xmlns:pic="http://schemas.openxmlformats.org/drawingml/2006/picture">
                   <pic:nvPicPr>
-                    <pic:cNvPr id="2097785124" name=""/>
+                    <pic:cNvPr id="478998563" name=""/>
                     <pic:cNvPicPr/>
                   </pic:nvPicPr>
                   <pic:blipFill>
-                    <a:blip r:embed="rId26">
+                    <a:blip r:embed="rId28">
                       <a:extLst>
                         <a:ext uri="{28A0092B-C50C-407E-A947-70E740481C1C}">
                           <a14:useLocalDpi xmlns:a14="http://schemas.microsoft.com/office/drawing/2010/main" val="0"/>
@@ -7076,7 +7485,7 @@
                   <pic:spPr>
                     <a:xfrm>
                       <a:off x="0" y="0"/>
-                      <a:ext cx="7303381" cy="3700685"/>
+                      <a:ext cx="7550150" cy="3909695"/>
                     </a:xfrm>
                     <a:prstGeom prst="rect">
                       <a:avLst/>
@@ -7096,30 +7505,67 @@
       </w:r>
       <w:r>
         <w:rPr>
-          <w:lang w:val="en-US"/>
-        </w:rPr>
-        <w:t xml:space="preserve">- </w:t>
-      </w:r>
-      <w:r>
-        <w:rPr>
-          <w:b/>
-          <w:bCs/>
-          <w:lang w:val="en-US"/>
-        </w:rPr>
-        <w:t>city</w:t>
-      </w:r>
-      <w:r>
-        <w:rPr>
-          <w:lang w:val="en-US"/>
-        </w:rPr>
-        <w:t xml:space="preserve"> (City_id, Name, Created_at): Lưu trữ thông tin tỉnh/thành phố.</w:t>
-      </w:r>
-      <w:r>
-        <w:rPr>
-          <w:lang w:val="en-US"/>
-        </w:rPr>
-        <w:br/>
-      </w:r>
+          <w:rFonts w:asciiTheme="majorHAnsi" w:hAnsiTheme="majorHAnsi" w:cstheme="majorHAnsi"/>
+          <w:b/>
+          <w:bCs/>
+          <w:color w:val="auto"/>
+          <w:sz w:val="26"/>
+          <w:szCs w:val="26"/>
+          <w:lang w:val="en-US"/>
+        </w:rPr>
+        <w:t>2.4.3. Sơ đồ thực thể liên kết</w:t>
+      </w:r>
+      <w:bookmarkEnd w:id="65"/>
+    </w:p>
+    <w:p>
+      <w:pPr>
+        <w:rPr>
+          <w:b/>
+          <w:bCs/>
+          <w:szCs w:val="26"/>
+          <w:lang w:val="en-US"/>
+        </w:rPr>
+      </w:pPr>
+    </w:p>
+    <w:p>
+      <w:pPr>
+        <w:rPr>
+          <w:b/>
+          <w:bCs/>
+          <w:szCs w:val="26"/>
+          <w:lang w:val="en-US"/>
+        </w:rPr>
+      </w:pPr>
+    </w:p>
+    <w:p>
+      <w:pPr>
+        <w:rPr>
+          <w:b/>
+          <w:bCs/>
+          <w:szCs w:val="26"/>
+          <w:lang w:val="en-US"/>
+        </w:rPr>
+      </w:pPr>
+    </w:p>
+    <w:p>
+      <w:pPr>
+        <w:rPr>
+          <w:b/>
+          <w:bCs/>
+          <w:szCs w:val="26"/>
+          <w:lang w:val="en-US"/>
+        </w:rPr>
+      </w:pPr>
+    </w:p>
+    <w:p>
+      <w:pPr>
+        <w:rPr>
+          <w:b/>
+          <w:bCs/>
+          <w:szCs w:val="26"/>
+          <w:lang w:val="en-US"/>
+        </w:rPr>
+      </w:pPr>
     </w:p>
     <w:p>
       <w:pPr>
@@ -7132,7 +7578,7 @@
           <w:lang w:val="en-US"/>
         </w:rPr>
       </w:pPr>
-      <w:bookmarkStart w:id="45" w:name="_Toc229325254"/>
+      <w:bookmarkStart w:id="66" w:name="_Toc229432488"/>
       <w:r>
         <w:rPr>
           <w:b/>
@@ -7167,7 +7613,7 @@
         </w:rPr>
         <w:t>CÀI ĐẶT VÀ KIỂM THỬ</w:t>
       </w:r>
-      <w:bookmarkEnd w:id="45"/>
+      <w:bookmarkEnd w:id="66"/>
     </w:p>
     <w:p>
       <w:pPr>
@@ -7182,7 +7628,7 @@
           <w:lang w:val="en-US"/>
         </w:rPr>
       </w:pPr>
-      <w:bookmarkStart w:id="46" w:name="_Toc229325255"/>
+      <w:bookmarkStart w:id="67" w:name="_Toc229432489"/>
       <w:r>
         <w:rPr>
           <w:b/>
@@ -7194,7 +7640,7 @@
         </w:rPr>
         <w:t>3.1. KẾT QUẢ THỰC HIỆN</w:t>
       </w:r>
-      <w:bookmarkEnd w:id="46"/>
+      <w:bookmarkEnd w:id="67"/>
     </w:p>
     <w:p>
       <w:pPr>
@@ -7205,16 +7651,20 @@
           <w:b/>
           <w:bCs/>
           <w:color w:val="auto"/>
-          <w:lang w:val="en-US"/>
-        </w:rPr>
-      </w:pPr>
-      <w:bookmarkStart w:id="47" w:name="_Toc229325256"/>
+          <w:sz w:val="26"/>
+          <w:szCs w:val="26"/>
+          <w:lang w:val="en-US"/>
+        </w:rPr>
+      </w:pPr>
+      <w:bookmarkStart w:id="68" w:name="_Toc229432490"/>
       <w:r>
         <w:rPr>
           <w:rFonts w:asciiTheme="majorHAnsi" w:hAnsiTheme="majorHAnsi" w:cstheme="majorHAnsi"/>
           <w:b/>
           <w:bCs/>
           <w:color w:val="auto"/>
+          <w:sz w:val="26"/>
+          <w:szCs w:val="26"/>
           <w:lang w:val="en-US"/>
         </w:rPr>
         <w:t xml:space="preserve">3.1.1. </w:t>
@@ -7225,11 +7675,13 @@
           <w:b/>
           <w:bCs/>
           <w:color w:val="auto"/>
+          <w:sz w:val="26"/>
+          <w:szCs w:val="26"/>
           <w:lang w:val="en-US"/>
         </w:rPr>
         <w:t>Đăng kí cho ứng viên</w:t>
       </w:r>
-      <w:bookmarkEnd w:id="47"/>
+      <w:bookmarkEnd w:id="68"/>
     </w:p>
     <w:p>
       <w:pPr>
@@ -7264,7 +7716,7 @@
                     <pic:cNvPicPr/>
                   </pic:nvPicPr>
                   <pic:blipFill>
-                    <a:blip r:embed="rId27"/>
+                    <a:blip r:embed="rId29"/>
                     <a:stretch>
                       <a:fillRect/>
                     </a:stretch>
@@ -7299,7 +7751,7 @@
           <w:lang w:val="en-US"/>
         </w:rPr>
       </w:pPr>
-      <w:bookmarkStart w:id="48" w:name="_Toc229325257"/>
+      <w:bookmarkStart w:id="69" w:name="_Toc229432491"/>
       <w:r>
         <w:rPr>
           <w:rFonts w:asciiTheme="majorHAnsi" w:hAnsiTheme="majorHAnsi" w:cstheme="majorHAnsi"/>
@@ -7312,7 +7764,7 @@
         </w:rPr>
         <w:t>3.1.2. Đăng nhập cho ứng viên</w:t>
       </w:r>
-      <w:bookmarkEnd w:id="48"/>
+      <w:bookmarkEnd w:id="69"/>
     </w:p>
     <w:p>
       <w:pPr>
@@ -7349,7 +7801,7 @@
                     <pic:cNvPicPr/>
                   </pic:nvPicPr>
                   <pic:blipFill>
-                    <a:blip r:embed="rId28"/>
+                    <a:blip r:embed="rId30"/>
                     <a:stretch>
                       <a:fillRect/>
                     </a:stretch>
@@ -7520,7 +7972,7 @@
                     <pic:cNvPicPr/>
                   </pic:nvPicPr>
                   <pic:blipFill>
-                    <a:blip r:embed="rId29"/>
+                    <a:blip r:embed="rId31"/>
                     <a:stretch>
                       <a:fillRect/>
                     </a:stretch>
@@ -7555,7 +8007,7 @@
           <w:lang w:val="en-US"/>
         </w:rPr>
       </w:pPr>
-      <w:bookmarkStart w:id="49" w:name="_Toc229325258"/>
+      <w:bookmarkStart w:id="70" w:name="_Toc229432492"/>
       <w:r>
         <w:rPr>
           <w:rFonts w:asciiTheme="majorHAnsi" w:hAnsiTheme="majorHAnsi" w:cstheme="majorHAnsi"/>
@@ -7568,7 +8020,7 @@
         </w:rPr>
         <w:t>3.1.4. Xem danh sách công ty</w:t>
       </w:r>
-      <w:bookmarkEnd w:id="49"/>
+      <w:bookmarkEnd w:id="70"/>
     </w:p>
     <w:p>
       <w:pPr>
@@ -7603,7 +8055,7 @@
                     <pic:cNvPicPr/>
                   </pic:nvPicPr>
                   <pic:blipFill>
-                    <a:blip r:embed="rId30"/>
+                    <a:blip r:embed="rId32"/>
                     <a:stretch>
                       <a:fillRect/>
                     </a:stretch>
@@ -7638,7 +8090,7 @@
           <w:lang w:val="en-US"/>
         </w:rPr>
       </w:pPr>
-      <w:bookmarkStart w:id="50" w:name="_Toc229325259"/>
+      <w:bookmarkStart w:id="71" w:name="_Toc229432493"/>
       <w:r>
         <w:rPr>
           <w:rFonts w:asciiTheme="majorHAnsi" w:hAnsiTheme="majorHAnsi" w:cstheme="majorHAnsi"/>
@@ -7652,7 +8104,7 @@
         <w:lastRenderedPageBreak/>
         <w:t>3.1.5. Xem chi tiết công ty</w:t>
       </w:r>
-      <w:bookmarkEnd w:id="50"/>
+      <w:bookmarkEnd w:id="71"/>
     </w:p>
     <w:p>
       <w:pPr>
@@ -7689,7 +8141,7 @@
                     <pic:cNvPicPr/>
                   </pic:nvPicPr>
                   <pic:blipFill>
-                    <a:blip r:embed="rId31"/>
+                    <a:blip r:embed="rId33"/>
                     <a:stretch>
                       <a:fillRect/>
                     </a:stretch>
@@ -7763,7 +8215,7 @@
                     <pic:cNvPicPr/>
                   </pic:nvPicPr>
                   <pic:blipFill>
-                    <a:blip r:embed="rId32"/>
+                    <a:blip r:embed="rId34"/>
                     <a:stretch>
                       <a:fillRect/>
                     </a:stretch>
@@ -7798,7 +8250,7 @@
           <w:lang w:val="en-US"/>
         </w:rPr>
       </w:pPr>
-      <w:bookmarkStart w:id="51" w:name="_Toc229325260"/>
+      <w:bookmarkStart w:id="72" w:name="_Toc229432494"/>
       <w:r>
         <w:rPr>
           <w:rFonts w:asciiTheme="majorHAnsi" w:hAnsiTheme="majorHAnsi" w:cstheme="majorHAnsi"/>
@@ -7812,7 +8264,7 @@
         <w:lastRenderedPageBreak/>
         <w:t>3.1.4. Ứng tuyển công việc</w:t>
       </w:r>
-      <w:bookmarkEnd w:id="51"/>
+      <w:bookmarkEnd w:id="72"/>
     </w:p>
     <w:p>
       <w:pPr>
@@ -7847,7 +8299,7 @@
                     <pic:cNvPicPr/>
                   </pic:nvPicPr>
                   <pic:blipFill>
-                    <a:blip r:embed="rId33"/>
+                    <a:blip r:embed="rId35"/>
                     <a:stretch>
                       <a:fillRect/>
                     </a:stretch>
@@ -7882,7 +8334,7 @@
           <w:lang w:val="en-US"/>
         </w:rPr>
       </w:pPr>
-      <w:bookmarkStart w:id="52" w:name="_Toc229325261"/>
+      <w:bookmarkStart w:id="73" w:name="_Toc229432495"/>
       <w:r>
         <w:rPr>
           <w:rFonts w:asciiTheme="majorHAnsi" w:hAnsiTheme="majorHAnsi" w:cstheme="majorHAnsi"/>
@@ -7895,7 +8347,7 @@
         </w:rPr>
         <w:t>3.1.5. Quản lí hồ sơ cá nhân</w:t>
       </w:r>
-      <w:bookmarkEnd w:id="52"/>
+      <w:bookmarkEnd w:id="73"/>
     </w:p>
     <w:p>
       <w:pPr>
@@ -7932,7 +8384,7 @@
                     <pic:cNvPicPr/>
                   </pic:nvPicPr>
                   <pic:blipFill>
-                    <a:blip r:embed="rId34"/>
+                    <a:blip r:embed="rId36"/>
                     <a:stretch>
                       <a:fillRect/>
                     </a:stretch>
@@ -8006,7 +8458,7 @@
                     <pic:cNvPicPr/>
                   </pic:nvPicPr>
                   <pic:blipFill>
-                    <a:blip r:embed="rId35"/>
+                    <a:blip r:embed="rId37"/>
                     <a:stretch>
                       <a:fillRect/>
                     </a:stretch>
@@ -8041,7 +8493,7 @@
           <w:lang w:val="en-US"/>
         </w:rPr>
       </w:pPr>
-      <w:bookmarkStart w:id="53" w:name="_Toc229325262"/>
+      <w:bookmarkStart w:id="74" w:name="_Toc229432496"/>
       <w:r>
         <w:rPr>
           <w:rFonts w:asciiTheme="majorHAnsi" w:hAnsiTheme="majorHAnsi" w:cstheme="majorHAnsi"/>
@@ -8055,7 +8507,7 @@
         <w:lastRenderedPageBreak/>
         <w:t>3.1.7. Đăng kí cho nhà tuyển dụng</w:t>
       </w:r>
-      <w:bookmarkEnd w:id="53"/>
+      <w:bookmarkEnd w:id="74"/>
     </w:p>
     <w:p>
       <w:pPr>
@@ -8090,7 +8542,7 @@
                     <pic:cNvPicPr/>
                   </pic:nvPicPr>
                   <pic:blipFill>
-                    <a:blip r:embed="rId36"/>
+                    <a:blip r:embed="rId38"/>
                     <a:stretch>
                       <a:fillRect/>
                     </a:stretch>
@@ -8125,7 +8577,7 @@
           <w:lang w:val="en-US"/>
         </w:rPr>
       </w:pPr>
-      <w:bookmarkStart w:id="54" w:name="_Toc229325263"/>
+      <w:bookmarkStart w:id="75" w:name="_Toc229432497"/>
       <w:r>
         <w:rPr>
           <w:rFonts w:asciiTheme="majorHAnsi" w:hAnsiTheme="majorHAnsi" w:cstheme="majorHAnsi"/>
@@ -8138,7 +8590,7 @@
         </w:rPr>
         <w:t>3.1.8. Đăng nhập cho nhà tuyển dụng</w:t>
       </w:r>
-      <w:bookmarkEnd w:id="54"/>
+      <w:bookmarkEnd w:id="75"/>
     </w:p>
     <w:p>
       <w:pPr>
@@ -8175,7 +8627,7 @@
                     <pic:cNvPicPr/>
                   </pic:nvPicPr>
                   <pic:blipFill>
-                    <a:blip r:embed="rId37"/>
+                    <a:blip r:embed="rId39"/>
                     <a:stretch>
                       <a:fillRect/>
                     </a:stretch>
@@ -8249,7 +8701,7 @@
                     <pic:cNvPicPr/>
                   </pic:nvPicPr>
                   <pic:blipFill>
-                    <a:blip r:embed="rId38"/>
+                    <a:blip r:embed="rId40"/>
                     <a:stretch>
                       <a:fillRect/>
                     </a:stretch>
@@ -8284,7 +8736,7 @@
           <w:lang w:val="en-US"/>
         </w:rPr>
       </w:pPr>
-      <w:bookmarkStart w:id="55" w:name="_Toc229325264"/>
+      <w:bookmarkStart w:id="76" w:name="_Toc229432498"/>
       <w:r>
         <w:rPr>
           <w:rFonts w:asciiTheme="majorHAnsi" w:hAnsiTheme="majorHAnsi" w:cstheme="majorHAnsi"/>
@@ -8298,7 +8750,7 @@
         <w:lastRenderedPageBreak/>
         <w:t>3.1.9. Quản lí tin tuyển dụng</w:t>
       </w:r>
-      <w:bookmarkEnd w:id="55"/>
+      <w:bookmarkEnd w:id="76"/>
     </w:p>
     <w:p>
       <w:pPr>
@@ -8333,7 +8785,7 @@
                     <pic:cNvPicPr/>
                   </pic:nvPicPr>
                   <pic:blipFill>
-                    <a:blip r:embed="rId39"/>
+                    <a:blip r:embed="rId41"/>
                     <a:stretch>
                       <a:fillRect/>
                     </a:stretch>
@@ -8368,7 +8820,7 @@
           <w:lang w:val="en-US"/>
         </w:rPr>
       </w:pPr>
-      <w:bookmarkStart w:id="56" w:name="_Toc229325265"/>
+      <w:bookmarkStart w:id="77" w:name="_Toc229432499"/>
       <w:r>
         <w:rPr>
           <w:rFonts w:asciiTheme="majorHAnsi" w:hAnsiTheme="majorHAnsi" w:cstheme="majorHAnsi"/>
@@ -8381,7 +8833,7 @@
         </w:rPr>
         <w:t>3.1.10. Tạo tin tuyển dụng</w:t>
       </w:r>
-      <w:bookmarkEnd w:id="56"/>
+      <w:bookmarkEnd w:id="77"/>
     </w:p>
     <w:p>
       <w:pPr>
@@ -8418,7 +8870,7 @@
                     <pic:cNvPicPr/>
                   </pic:nvPicPr>
                   <pic:blipFill>
-                    <a:blip r:embed="rId40"/>
+                    <a:blip r:embed="rId42"/>
                     <a:stretch>
                       <a:fillRect/>
                     </a:stretch>
@@ -8612,7 +9064,7 @@
                     <pic:cNvPicPr/>
                   </pic:nvPicPr>
                   <pic:blipFill>
-                    <a:blip r:embed="rId41"/>
+                    <a:blip r:embed="rId43"/>
                     <a:stretch>
                       <a:fillRect/>
                     </a:stretch>
@@ -8647,7 +9099,7 @@
           <w:lang w:val="en-US"/>
         </w:rPr>
       </w:pPr>
-      <w:bookmarkStart w:id="57" w:name="_Toc229325266"/>
+      <w:bookmarkStart w:id="78" w:name="_Toc229432500"/>
       <w:r>
         <w:rPr>
           <w:rFonts w:asciiTheme="majorHAnsi" w:hAnsiTheme="majorHAnsi" w:cstheme="majorHAnsi"/>
@@ -8660,7 +9112,7 @@
         </w:rPr>
         <w:t>3.1.12. Quản lí ứng viên</w:t>
       </w:r>
-      <w:bookmarkEnd w:id="57"/>
+      <w:bookmarkEnd w:id="78"/>
     </w:p>
     <w:p>
       <w:pPr>
@@ -8695,7 +9147,7 @@
                     <pic:cNvPicPr/>
                   </pic:nvPicPr>
                   <pic:blipFill>
-                    <a:blip r:embed="rId42"/>
+                    <a:blip r:embed="rId44"/>
                     <a:stretch>
                       <a:fillRect/>
                     </a:stretch>
@@ -8730,7 +9182,7 @@
           <w:lang w:val="en-US"/>
         </w:rPr>
       </w:pPr>
-      <w:bookmarkStart w:id="58" w:name="_Toc229325267"/>
+      <w:bookmarkStart w:id="79" w:name="_Toc229432501"/>
       <w:r>
         <w:rPr>
           <w:rFonts w:asciiTheme="majorHAnsi" w:hAnsiTheme="majorHAnsi" w:cstheme="majorHAnsi"/>
@@ -8744,7 +9196,7 @@
         <w:lastRenderedPageBreak/>
         <w:t>3.1.13. Xem chi tiết CV ứng viên</w:t>
       </w:r>
-      <w:bookmarkEnd w:id="58"/>
+      <w:bookmarkEnd w:id="79"/>
     </w:p>
     <w:p>
       <w:pPr>
@@ -8781,7 +9233,7 @@
                     <pic:cNvPicPr/>
                   </pic:nvPicPr>
                   <pic:blipFill>
-                    <a:blip r:embed="rId43"/>
+                    <a:blip r:embed="rId45"/>
                     <a:stretch>
                       <a:fillRect/>
                     </a:stretch>
@@ -8857,7 +9309,7 @@
                     <pic:cNvPicPr/>
                   </pic:nvPicPr>
                   <pic:blipFill>
-                    <a:blip r:embed="rId44"/>
+                    <a:blip r:embed="rId46"/>
                     <a:stretch>
                       <a:fillRect/>
                     </a:stretch>
@@ -8892,7 +9344,7 @@
           <w:lang w:val="en-US"/>
         </w:rPr>
       </w:pPr>
-      <w:bookmarkStart w:id="59" w:name="_Toc229325268"/>
+      <w:bookmarkStart w:id="80" w:name="_Toc229432502"/>
       <w:r>
         <w:rPr>
           <w:rFonts w:asciiTheme="majorHAnsi" w:hAnsiTheme="majorHAnsi" w:cstheme="majorHAnsi"/>
@@ -8905,7 +9357,7 @@
         </w:rPr>
         <w:t>3.1.15. Quản lí người dùng</w:t>
       </w:r>
-      <w:bookmarkEnd w:id="59"/>
+      <w:bookmarkEnd w:id="80"/>
     </w:p>
     <w:p>
       <w:pPr>
@@ -8940,7 +9392,7 @@
                     <pic:cNvPicPr/>
                   </pic:nvPicPr>
                   <pic:blipFill>
-                    <a:blip r:embed="rId45"/>
+                    <a:blip r:embed="rId47"/>
                     <a:stretch>
                       <a:fillRect/>
                     </a:stretch>
@@ -8975,7 +9427,7 @@
           <w:lang w:val="en-US"/>
         </w:rPr>
       </w:pPr>
-      <w:bookmarkStart w:id="60" w:name="_Toc229325269"/>
+      <w:bookmarkStart w:id="81" w:name="_Toc229432503"/>
       <w:r>
         <w:rPr>
           <w:rFonts w:asciiTheme="majorHAnsi" w:hAnsiTheme="majorHAnsi" w:cstheme="majorHAnsi"/>
@@ -8989,7 +9441,7 @@
         <w:lastRenderedPageBreak/>
         <w:t>3.1.16. Quản lí tin tuyển dụng</w:t>
       </w:r>
-      <w:bookmarkEnd w:id="60"/>
+      <w:bookmarkEnd w:id="81"/>
     </w:p>
     <w:p>
       <w:pPr>
@@ -9026,7 +9478,7 @@
                     <pic:cNvPicPr/>
                   </pic:nvPicPr>
                   <pic:blipFill>
-                    <a:blip r:embed="rId46"/>
+                    <a:blip r:embed="rId48"/>
                     <a:stretch>
                       <a:fillRect/>
                     </a:stretch>
@@ -9049,23 +9501,31 @@
     </w:p>
     <w:p>
       <w:pPr>
-        <w:spacing w:line="360" w:lineRule="auto"/>
-        <w:rPr>
-          <w:b/>
-          <w:bCs/>
-          <w:lang w:val="en-US"/>
-        </w:rPr>
-      </w:pPr>
+        <w:pStyle w:val="Heading3"/>
+        <w:spacing w:before="0" w:after="0"/>
+        <w:rPr>
+          <w:b/>
+          <w:bCs/>
+          <w:color w:val="auto"/>
+          <w:sz w:val="26"/>
+          <w:szCs w:val="26"/>
+          <w:lang w:val="en-US"/>
+        </w:rPr>
+      </w:pPr>
+      <w:bookmarkStart w:id="82" w:name="_Toc229432504"/>
       <w:r>
         <w:rPr>
           <w:rFonts w:asciiTheme="majorHAnsi" w:hAnsiTheme="majorHAnsi" w:cstheme="majorHAnsi"/>
           <w:b/>
           <w:bCs/>
+          <w:color w:val="auto"/>
+          <w:sz w:val="26"/>
           <w:szCs w:val="26"/>
           <w:lang w:val="en-US"/>
         </w:rPr>
         <w:t>3.1.17. Quản lí công ty</w:t>
       </w:r>
+      <w:bookmarkEnd w:id="82"/>
     </w:p>
     <w:p>
       <w:pPr>
@@ -9102,7 +9562,7 @@
                     <pic:cNvPicPr/>
                   </pic:nvPicPr>
                   <pic:blipFill>
-                    <a:blip r:embed="rId47"/>
+                    <a:blip r:embed="rId49"/>
                     <a:stretch>
                       <a:fillRect/>
                     </a:stretch>
@@ -9125,23 +9585,31 @@
     </w:p>
     <w:p>
       <w:pPr>
-        <w:spacing w:line="360" w:lineRule="auto"/>
-        <w:rPr>
-          <w:b/>
-          <w:bCs/>
-          <w:lang w:val="en-US"/>
-        </w:rPr>
-      </w:pPr>
+        <w:pStyle w:val="Heading3"/>
+        <w:spacing w:before="0" w:after="0"/>
+        <w:rPr>
+          <w:b/>
+          <w:bCs/>
+          <w:color w:val="auto"/>
+          <w:sz w:val="26"/>
+          <w:szCs w:val="26"/>
+          <w:lang w:val="en-US"/>
+        </w:rPr>
+      </w:pPr>
+      <w:bookmarkStart w:id="83" w:name="_Toc229432505"/>
       <w:r>
         <w:rPr>
           <w:rFonts w:asciiTheme="majorHAnsi" w:hAnsiTheme="majorHAnsi" w:cstheme="majorHAnsi"/>
           <w:b/>
           <w:bCs/>
+          <w:color w:val="auto"/>
+          <w:sz w:val="26"/>
           <w:szCs w:val="26"/>
           <w:lang w:val="en-US"/>
         </w:rPr>
         <w:t>3.1.18. Báo cáo thống kê</w:t>
       </w:r>
+      <w:bookmarkEnd w:id="83"/>
     </w:p>
     <w:p>
       <w:pPr>
@@ -9176,7 +9644,7 @@
                     <pic:cNvPicPr/>
                   </pic:nvPicPr>
                   <pic:blipFill>
-                    <a:blip r:embed="rId48"/>
+                    <a:blip r:embed="rId50"/>
                     <a:stretch>
                       <a:fillRect/>
                     </a:stretch>
@@ -9211,7 +9679,7 @@
           <w:lang w:val="en-US"/>
         </w:rPr>
       </w:pPr>
-      <w:bookmarkStart w:id="61" w:name="_Toc229325270"/>
+      <w:bookmarkStart w:id="84" w:name="_Toc229432506"/>
       <w:r>
         <w:rPr>
           <w:b/>
@@ -9224,7 +9692,7 @@
         <w:lastRenderedPageBreak/>
         <w:t>KẾT LUẬN</w:t>
       </w:r>
-      <w:bookmarkEnd w:id="61"/>
+      <w:bookmarkEnd w:id="84"/>
     </w:p>
     <w:p>
       <w:pPr>
@@ -9286,6 +9754,7 @@
     <w:p>
       <w:pPr>
         <w:spacing w:line="360" w:lineRule="auto"/>
+        <w:jc w:val="both"/>
         <w:rPr>
           <w:b/>
           <w:bCs/>
@@ -9306,6 +9775,7 @@
           <w:numId w:val="4"/>
         </w:numPr>
         <w:spacing w:line="360" w:lineRule="auto"/>
+        <w:jc w:val="both"/>
       </w:pPr>
       <w:r>
         <w:t xml:space="preserve">Giao diện đơn giản, dễ sử dụng. </w:t>
@@ -9318,6 +9788,7 @@
           <w:numId w:val="4"/>
         </w:numPr>
         <w:spacing w:line="360" w:lineRule="auto"/>
+        <w:jc w:val="both"/>
       </w:pPr>
       <w:r>
         <w:t xml:space="preserve">Hỗ trợ đầy đủ các chức năng tuyển dụng cơ bản. </w:t>
@@ -9330,6 +9801,7 @@
           <w:numId w:val="4"/>
         </w:numPr>
         <w:spacing w:line="360" w:lineRule="auto"/>
+        <w:jc w:val="both"/>
       </w:pPr>
       <w:r>
         <w:t xml:space="preserve">Phân quyền rõ ràng giữa các loại người dùng. </w:t>
@@ -9342,6 +9814,7 @@
           <w:numId w:val="4"/>
         </w:numPr>
         <w:spacing w:line="360" w:lineRule="auto"/>
+        <w:jc w:val="both"/>
       </w:pPr>
       <w:r>
         <w:t xml:space="preserve">Tích hợp AI hỗ trợ đánh giá CV nhanh chóng. </w:t>
@@ -9350,6 +9823,7 @@
     <w:p>
       <w:pPr>
         <w:spacing w:line="360" w:lineRule="auto"/>
+        <w:jc w:val="both"/>
         <w:rPr>
           <w:b/>
           <w:bCs/>
@@ -9370,6 +9844,7 @@
           <w:numId w:val="5"/>
         </w:numPr>
         <w:spacing w:line="360" w:lineRule="auto"/>
+        <w:jc w:val="both"/>
       </w:pPr>
       <w:r>
         <w:t xml:space="preserve">AI đánh giá CV chưa đạt độ chính xác tuyệt đối. </w:t>
@@ -9382,6 +9857,7 @@
           <w:numId w:val="5"/>
         </w:numPr>
         <w:spacing w:line="360" w:lineRule="auto"/>
+        <w:jc w:val="both"/>
       </w:pPr>
       <w:r>
         <w:t xml:space="preserve">Chưa có tính năng chat hoặc phỏng vấn trực tuyến. </w:t>
@@ -9394,6 +9870,7 @@
           <w:numId w:val="5"/>
         </w:numPr>
         <w:spacing w:line="360" w:lineRule="auto"/>
+        <w:jc w:val="both"/>
       </w:pPr>
       <w:r>
         <w:t xml:space="preserve">Hiệu năng chưa tối ưu khi dữ liệu lớn. </w:t>
@@ -9406,6 +9883,7 @@
           <w:numId w:val="5"/>
         </w:numPr>
         <w:spacing w:line="360" w:lineRule="auto"/>
+        <w:jc w:val="both"/>
       </w:pPr>
       <w:r>
         <w:t xml:space="preserve">Chưa phát triển ứng dụng trên thiết bị di động. </w:t>
@@ -9414,6 +9892,7 @@
     <w:p>
       <w:pPr>
         <w:spacing w:line="360" w:lineRule="auto"/>
+        <w:jc w:val="both"/>
         <w:rPr>
           <w:b/>
           <w:bCs/>
@@ -9434,6 +9913,7 @@
           <w:numId w:val="6"/>
         </w:numPr>
         <w:spacing w:line="360" w:lineRule="auto"/>
+        <w:jc w:val="both"/>
       </w:pPr>
       <w:r>
         <w:t xml:space="preserve">Cải thiện AI để đánh giá CV chính xác hơn. </w:t>
@@ -9446,6 +9926,7 @@
           <w:numId w:val="6"/>
         </w:numPr>
         <w:spacing w:line="360" w:lineRule="auto"/>
+        <w:jc w:val="both"/>
       </w:pPr>
       <w:r>
         <w:t xml:space="preserve">Bổ sung chức năng gợi ý việc làm thông minh. </w:t>
@@ -9458,6 +9939,7 @@
           <w:numId w:val="6"/>
         </w:numPr>
         <w:spacing w:line="360" w:lineRule="auto"/>
+        <w:jc w:val="both"/>
       </w:pPr>
       <w:r>
         <w:t xml:space="preserve">Tích hợp chat và phỏng vấn online. </w:t>
@@ -9470,6 +9952,7 @@
           <w:numId w:val="6"/>
         </w:numPr>
         <w:spacing w:line="360" w:lineRule="auto"/>
+        <w:jc w:val="both"/>
       </w:pPr>
       <w:r>
         <w:t>Phát triển ứng dụng mobile và nâng cao bảo mật hệ thống.</w:t>
@@ -9602,7 +10085,7 @@
           <w:lang w:val="en-US"/>
         </w:rPr>
       </w:pPr>
-      <w:bookmarkStart w:id="62" w:name="_Toc229325271"/>
+      <w:bookmarkStart w:id="85" w:name="_Toc229432507"/>
       <w:r>
         <w:rPr>
           <w:b/>
@@ -9615,7 +10098,7 @@
         <w:lastRenderedPageBreak/>
         <w:t>TÀI LIỆU THAM KHẢO</w:t>
       </w:r>
-      <w:bookmarkEnd w:id="62"/>
+      <w:bookmarkEnd w:id="85"/>
     </w:p>
     <w:p>
       <w:pPr>
@@ -9644,7 +10127,7 @@
         </w:rPr>
         <w:t xml:space="preserve">[1] </w:t>
       </w:r>
-      <w:hyperlink r:id="rId49" w:history="1">
+      <w:hyperlink r:id="rId51" w:history="1">
         <w:r>
           <w:rPr>
             <w:rStyle w:val="Hyperlink"/>
@@ -9667,7 +10150,7 @@
         </w:rPr>
         <w:t xml:space="preserve">[2] </w:t>
       </w:r>
-      <w:hyperlink r:id="rId50" w:history="1">
+      <w:hyperlink r:id="rId52" w:history="1">
         <w:r>
           <w:rPr>
             <w:rStyle w:val="Hyperlink"/>
@@ -9690,7 +10173,7 @@
         </w:rPr>
         <w:t xml:space="preserve">[3] </w:t>
       </w:r>
-      <w:hyperlink r:id="rId51" w:history="1">
+      <w:hyperlink r:id="rId53" w:history="1">
         <w:r>
           <w:rPr>
             <w:rStyle w:val="Hyperlink"/>
@@ -9713,7 +10196,7 @@
         </w:rPr>
         <w:t xml:space="preserve">[4] </w:t>
       </w:r>
-      <w:hyperlink r:id="rId52" w:history="1">
+      <w:hyperlink r:id="rId54" w:history="1">
         <w:r>
           <w:rPr>
             <w:rStyle w:val="Hyperlink"/>
@@ -9736,7 +10219,7 @@
         </w:rPr>
         <w:t xml:space="preserve">[5] </w:t>
       </w:r>
-      <w:hyperlink r:id="rId53" w:history="1">
+      <w:hyperlink r:id="rId55" w:history="1">
         <w:r>
           <w:rPr>
             <w:rStyle w:val="Hyperlink"/>
@@ -9759,7 +10242,7 @@
         </w:rPr>
         <w:t xml:space="preserve">[6] </w:t>
       </w:r>
-      <w:hyperlink r:id="rId54" w:history="1">
+      <w:hyperlink r:id="rId56" w:history="1">
         <w:r>
           <w:rPr>
             <w:rStyle w:val="Hyperlink"/>
@@ -9782,7 +10265,7 @@
         </w:rPr>
         <w:t xml:space="preserve">[7] </w:t>
       </w:r>
-      <w:hyperlink r:id="rId55" w:history="1">
+      <w:hyperlink r:id="rId57" w:history="1">
         <w:r>
           <w:rPr>
             <w:rStyle w:val="Hyperlink"/>
@@ -9799,6 +10282,8 @@
       </w:r>
     </w:p>
     <w:sectPr>
+      <w:headerReference w:type="default" r:id="rId58"/>
+      <w:footerReference w:type="default" r:id="rId59"/>
       <w:pgSz w:w="11906" w:h="16838"/>
       <w:pgMar w:top="1440" w:right="1440" w:bottom="1440" w:left="1440" w:header="708" w:footer="708" w:gutter="0"/>
       <w:cols w:space="708"/>
@@ -9806,6 +10291,200 @@
     </w:sectPr>
   </w:body>
 </w:document>
+</file>
+
+<file path=word/endnotes.xml><?xml version="1.0" encoding="utf-8"?>
+<w:endnotes xmlns:wpc="http://schemas.microsoft.com/office/word/2010/wordprocessingCanvas" xmlns:cx="http://schemas.microsoft.com/office/drawing/2014/chartex" xmlns:cx1="http://schemas.microsoft.com/office/drawing/2015/9/8/chartex" xmlns:cx2="http://schemas.microsoft.com/office/drawing/2015/10/21/chartex" xmlns:cx3="http://schemas.microsoft.com/office/drawing/2016/5/9/chartex" xmlns:cx4="http://schemas.microsoft.com/office/drawing/2016/5/10/chartex" xmlns:cx5="http://schemas.microsoft.com/office/drawing/2016/5/11/chartex" xmlns:cx6="http://schemas.microsoft.com/office/drawing/2016/5/12/chartex" xmlns:cx7="http://schemas.microsoft.com/office/drawing/2016/5/13/chartex" xmlns:cx8="http://schemas.microsoft.com/office/drawing/2016/5/14/chartex" xmlns:mc="http://schemas.openxmlformats.org/markup-compatibility/2006" xmlns:aink="http://schemas.microsoft.com/office/drawing/2016/ink" xmlns:am3d="http://schemas.microsoft.com/office/drawing/2017/model3d" xmlns:o="urn:schemas-microsoft-com:office:office" xmlns:oel="http://schemas.microsoft.com/office/2019/extlst" xmlns:r="http://schemas.openxmlformats.org/officeDocument/2006/relationships" xmlns:m="http://schemas.openxmlformats.org/officeDocument/2006/math" xmlns:v="urn:schemas-microsoft-com:vml" xmlns:wp14="http://schemas.microsoft.com/office/word/2010/wordprocessingDrawing" xmlns:wp="http://schemas.openxmlformats.org/drawingml/2006/wordprocessingDrawing" xmlns:w10="urn:schemas-microsoft-com:office:word" xmlns:w="http://schemas.openxmlformats.org/wordprocessingml/2006/main" xmlns:w14="http://schemas.microsoft.com/office/word/2010/wordml" xmlns:w15="http://schemas.microsoft.com/office/word/2012/wordml" xmlns:w16cex="http://schemas.microsoft.com/office/word/2018/wordml/cex" xmlns:w16cid="http://schemas.microsoft.com/office/word/2016/wordml/cid" xmlns:w16="http://schemas.microsoft.com/office/word/2018/wordml" xmlns:w16du="http://schemas.microsoft.com/office/word/2023/wordml/word16du" xmlns:w16sdtdh="http://schemas.microsoft.com/office/word/2020/wordml/sdtdatahash" xmlns:w16sdtfl="http://schemas.microsoft.com/office/word/2024/wordml/sdtformatlock" xmlns:w16se="http://schemas.microsoft.com/office/word/2015/wordml/symex" xmlns:wpg="http://schemas.microsoft.com/office/word/2010/wordprocessingGroup" xmlns:wpi="http://schemas.microsoft.com/office/word/2010/wordprocessingInk" xmlns:wne="http://schemas.microsoft.com/office/word/2006/wordml" xmlns:wps="http://schemas.microsoft.com/office/word/2010/wordprocessingShape" mc:Ignorable="w14 w15 w16se w16cid w16 w16cex w16sdtdh w16sdtfl w16du wp14">
+  <w:endnote w:type="separator" w:id="-1">
+    <w:p>
+      <w:r>
+        <w:separator/>
+      </w:r>
+    </w:p>
+  </w:endnote>
+  <w:endnote w:type="continuationSeparator" w:id="0">
+    <w:p>
+      <w:r>
+        <w:continuationSeparator/>
+      </w:r>
+    </w:p>
+  </w:endnote>
+</w:endnotes>
+</file>
+
+<file path=word/footer1.xml><?xml version="1.0" encoding="utf-8"?>
+<w:ftr xmlns:wpc="http://schemas.microsoft.com/office/word/2010/wordprocessingCanvas" xmlns:cx="http://schemas.microsoft.com/office/drawing/2014/chartex" xmlns:cx1="http://schemas.microsoft.com/office/drawing/2015/9/8/chartex" xmlns:cx2="http://schemas.microsoft.com/office/drawing/2015/10/21/chartex" xmlns:cx3="http://schemas.microsoft.com/office/drawing/2016/5/9/chartex" xmlns:cx4="http://schemas.microsoft.com/office/drawing/2016/5/10/chartex" xmlns:cx5="http://schemas.microsoft.com/office/drawing/2016/5/11/chartex" xmlns:cx6="http://schemas.microsoft.com/office/drawing/2016/5/12/chartex" xmlns:cx7="http://schemas.microsoft.com/office/drawing/2016/5/13/chartex" xmlns:cx8="http://schemas.microsoft.com/office/drawing/2016/5/14/chartex" xmlns:mc="http://schemas.openxmlformats.org/markup-compatibility/2006" xmlns:aink="http://schemas.microsoft.com/office/drawing/2016/ink" xmlns:am3d="http://schemas.microsoft.com/office/drawing/2017/model3d" xmlns:o="urn:schemas-microsoft-com:office:office" xmlns:oel="http://schemas.microsoft.com/office/2019/extlst" xmlns:r="http://schemas.openxmlformats.org/officeDocument/2006/relationships" xmlns:m="http://schemas.openxmlformats.org/officeDocument/2006/math" xmlns:v="urn:schemas-microsoft-com:vml" xmlns:wp14="http://schemas.microsoft.com/office/word/2010/wordprocessingDrawing" xmlns:wp="http://schemas.openxmlformats.org/drawingml/2006/wordprocessingDrawing" xmlns:w10="urn:schemas-microsoft-com:office:word" xmlns:w="http://schemas.openxmlformats.org/wordprocessingml/2006/main" xmlns:w14="http://schemas.microsoft.com/office/word/2010/wordml" xmlns:w15="http://schemas.microsoft.com/office/word/2012/wordml" xmlns:w16cex="http://schemas.microsoft.com/office/word/2018/wordml/cex" xmlns:w16cid="http://schemas.microsoft.com/office/word/2016/wordml/cid" xmlns:w16="http://schemas.microsoft.com/office/word/2018/wordml" xmlns:w16du="http://schemas.microsoft.com/office/word/2023/wordml/word16du" xmlns:w16sdtdh="http://schemas.microsoft.com/office/word/2020/wordml/sdtdatahash" xmlns:w16sdtfl="http://schemas.microsoft.com/office/word/2024/wordml/sdtformatlock" xmlns:w16se="http://schemas.microsoft.com/office/word/2015/wordml/symex" xmlns:wpg="http://schemas.microsoft.com/office/word/2010/wordprocessingGroup" xmlns:wpi="http://schemas.microsoft.com/office/word/2010/wordprocessingInk" xmlns:wne="http://schemas.microsoft.com/office/word/2006/wordml" xmlns:wps="http://schemas.microsoft.com/office/word/2010/wordprocessingShape" mc:Ignorable="w14 w15 w16se w16cid w16 w16cex w16sdtdh w16sdtfl w16du wp14">
+  <w:p>
+    <w:pPr>
+      <w:pStyle w:val="Footer"/>
+      <w:pBdr>
+        <w:top w:val="single" w:sz="4" w:space="1" w:color="auto"/>
+      </w:pBdr>
+      <w:rPr>
+        <w:b/>
+        <w:bCs/>
+        <w:sz w:val="20"/>
+        <w:szCs w:val="20"/>
+        <w:lang w:val="en-US"/>
+      </w:rPr>
+    </w:pPr>
+    <w:r>
+      <w:rPr>
+        <w:b/>
+        <w:bCs/>
+        <w:sz w:val="20"/>
+        <w:szCs w:val="20"/>
+        <w:lang w:val="en-US"/>
+      </w:rPr>
+      <w:t xml:space="preserve">Trần Văn Khoa </w:t>
+    </w:r>
+    <w:r>
+      <w:rPr>
+        <w:b/>
+        <w:bCs/>
+        <w:sz w:val="20"/>
+        <w:szCs w:val="20"/>
+        <w:lang w:val="en-US"/>
+      </w:rPr>
+      <w:t>–</w:t>
+    </w:r>
+    <w:r>
+      <w:rPr>
+        <w:b/>
+        <w:bCs/>
+        <w:sz w:val="20"/>
+        <w:szCs w:val="20"/>
+        <w:lang w:val="en-US"/>
+      </w:rPr>
+      <w:t xml:space="preserve"> 28211152935</w:t>
+    </w:r>
+    <w:r>
+      <w:rPr>
+        <w:b/>
+        <w:bCs/>
+        <w:sz w:val="20"/>
+        <w:szCs w:val="20"/>
+        <w:lang w:val="en-US"/>
+      </w:rPr>
+      <w:tab/>
+    </w:r>
+    <w:r>
+      <w:rPr>
+        <w:b/>
+        <w:bCs/>
+        <w:sz w:val="20"/>
+        <w:szCs w:val="20"/>
+        <w:lang w:val="en-US"/>
+      </w:rPr>
+      <w:tab/>
+    </w:r>
+    <w:r>
+      <w:rPr>
+        <w:b/>
+        <w:bCs/>
+        <w:sz w:val="20"/>
+        <w:szCs w:val="20"/>
+        <w:lang w:val="en-US"/>
+      </w:rPr>
+      <w:fldChar w:fldCharType="begin"/>
+    </w:r>
+    <w:r>
+      <w:rPr>
+        <w:b/>
+        <w:bCs/>
+        <w:sz w:val="20"/>
+        <w:szCs w:val="20"/>
+        <w:lang w:val="en-US"/>
+      </w:rPr>
+      <w:instrText xml:space="preserve"> PAGE   \* MERGEFORMAT </w:instrText>
+    </w:r>
+    <w:r>
+      <w:rPr>
+        <w:b/>
+        <w:bCs/>
+        <w:sz w:val="20"/>
+        <w:szCs w:val="20"/>
+        <w:lang w:val="en-US"/>
+      </w:rPr>
+      <w:fldChar w:fldCharType="separate"/>
+    </w:r>
+    <w:r>
+      <w:rPr>
+        <w:b/>
+        <w:bCs/>
+        <w:noProof/>
+        <w:sz w:val="20"/>
+        <w:szCs w:val="20"/>
+        <w:lang w:val="en-US"/>
+      </w:rPr>
+      <w:t>1</w:t>
+    </w:r>
+    <w:r>
+      <w:rPr>
+        <w:b/>
+        <w:bCs/>
+        <w:noProof/>
+        <w:sz w:val="20"/>
+        <w:szCs w:val="20"/>
+        <w:lang w:val="en-US"/>
+      </w:rPr>
+      <w:fldChar w:fldCharType="end"/>
+    </w:r>
+  </w:p>
+</w:ftr>
+</file>
+
+<file path=word/footnotes.xml><?xml version="1.0" encoding="utf-8"?>
+<w:footnotes xmlns:wpc="http://schemas.microsoft.com/office/word/2010/wordprocessingCanvas" xmlns:cx="http://schemas.microsoft.com/office/drawing/2014/chartex" xmlns:cx1="http://schemas.microsoft.com/office/drawing/2015/9/8/chartex" xmlns:cx2="http://schemas.microsoft.com/office/drawing/2015/10/21/chartex" xmlns:cx3="http://schemas.microsoft.com/office/drawing/2016/5/9/chartex" xmlns:cx4="http://schemas.microsoft.com/office/drawing/2016/5/10/chartex" xmlns:cx5="http://schemas.microsoft.com/office/drawing/2016/5/11/chartex" xmlns:cx6="http://schemas.microsoft.com/office/drawing/2016/5/12/chartex" xmlns:cx7="http://schemas.microsoft.com/office/drawing/2016/5/13/chartex" xmlns:cx8="http://schemas.microsoft.com/office/drawing/2016/5/14/chartex" xmlns:mc="http://schemas.openxmlformats.org/markup-compatibility/2006" xmlns:aink="http://schemas.microsoft.com/office/drawing/2016/ink" xmlns:am3d="http://schemas.microsoft.com/office/drawing/2017/model3d" xmlns:o="urn:schemas-microsoft-com:office:office" xmlns:oel="http://schemas.microsoft.com/office/2019/extlst" xmlns:r="http://schemas.openxmlformats.org/officeDocument/2006/relationships" xmlns:m="http://schemas.openxmlformats.org/officeDocument/2006/math" xmlns:v="urn:schemas-microsoft-com:vml" xmlns:wp14="http://schemas.microsoft.com/office/word/2010/wordprocessingDrawing" xmlns:wp="http://schemas.openxmlformats.org/drawingml/2006/wordprocessingDrawing" xmlns:w10="urn:schemas-microsoft-com:office:word" xmlns:w="http://schemas.openxmlformats.org/wordprocessingml/2006/main" xmlns:w14="http://schemas.microsoft.com/office/word/2010/wordml" xmlns:w15="http://schemas.microsoft.com/office/word/2012/wordml" xmlns:w16cex="http://schemas.microsoft.com/office/word/2018/wordml/cex" xmlns:w16cid="http://schemas.microsoft.com/office/word/2016/wordml/cid" xmlns:w16="http://schemas.microsoft.com/office/word/2018/wordml" xmlns:w16du="http://schemas.microsoft.com/office/word/2023/wordml/word16du" xmlns:w16sdtdh="http://schemas.microsoft.com/office/word/2020/wordml/sdtdatahash" xmlns:w16sdtfl="http://schemas.microsoft.com/office/word/2024/wordml/sdtformatlock" xmlns:w16se="http://schemas.microsoft.com/office/word/2015/wordml/symex" xmlns:wpg="http://schemas.microsoft.com/office/word/2010/wordprocessingGroup" xmlns:wpi="http://schemas.microsoft.com/office/word/2010/wordprocessingInk" xmlns:wne="http://schemas.microsoft.com/office/word/2006/wordml" xmlns:wps="http://schemas.microsoft.com/office/word/2010/wordprocessingShape" mc:Ignorable="w14 w15 w16se w16cid w16 w16cex w16sdtdh w16sdtfl w16du wp14">
+  <w:footnote w:type="separator" w:id="-1">
+    <w:p>
+      <w:r>
+        <w:separator/>
+      </w:r>
+    </w:p>
+  </w:footnote>
+  <w:footnote w:type="continuationSeparator" w:id="0">
+    <w:p>
+      <w:r>
+        <w:continuationSeparator/>
+      </w:r>
+    </w:p>
+  </w:footnote>
+</w:footnotes>
+</file>
+
+<file path=word/header1.xml><?xml version="1.0" encoding="utf-8"?>
+<w:hdr xmlns:wpc="http://schemas.microsoft.com/office/word/2010/wordprocessingCanvas" xmlns:cx="http://schemas.microsoft.com/office/drawing/2014/chartex" xmlns:cx1="http://schemas.microsoft.com/office/drawing/2015/9/8/chartex" xmlns:cx2="http://schemas.microsoft.com/office/drawing/2015/10/21/chartex" xmlns:cx3="http://schemas.microsoft.com/office/drawing/2016/5/9/chartex" xmlns:cx4="http://schemas.microsoft.com/office/drawing/2016/5/10/chartex" xmlns:cx5="http://schemas.microsoft.com/office/drawing/2016/5/11/chartex" xmlns:cx6="http://schemas.microsoft.com/office/drawing/2016/5/12/chartex" xmlns:cx7="http://schemas.microsoft.com/office/drawing/2016/5/13/chartex" xmlns:cx8="http://schemas.microsoft.com/office/drawing/2016/5/14/chartex" xmlns:mc="http://schemas.openxmlformats.org/markup-compatibility/2006" xmlns:aink="http://schemas.microsoft.com/office/drawing/2016/ink" xmlns:am3d="http://schemas.microsoft.com/office/drawing/2017/model3d" xmlns:o="urn:schemas-microsoft-com:office:office" xmlns:oel="http://schemas.microsoft.com/office/2019/extlst" xmlns:r="http://schemas.openxmlformats.org/officeDocument/2006/relationships" xmlns:m="http://schemas.openxmlformats.org/officeDocument/2006/math" xmlns:v="urn:schemas-microsoft-com:vml" xmlns:wp14="http://schemas.microsoft.com/office/word/2010/wordprocessingDrawing" xmlns:wp="http://schemas.openxmlformats.org/drawingml/2006/wordprocessingDrawing" xmlns:w10="urn:schemas-microsoft-com:office:word" xmlns:w="http://schemas.openxmlformats.org/wordprocessingml/2006/main" xmlns:w14="http://schemas.microsoft.com/office/word/2010/wordml" xmlns:w15="http://schemas.microsoft.com/office/word/2012/wordml" xmlns:w16cex="http://schemas.microsoft.com/office/word/2018/wordml/cex" xmlns:w16cid="http://schemas.microsoft.com/office/word/2016/wordml/cid" xmlns:w16="http://schemas.microsoft.com/office/word/2018/wordml" xmlns:w16du="http://schemas.microsoft.com/office/word/2023/wordml/word16du" xmlns:w16sdtdh="http://schemas.microsoft.com/office/word/2020/wordml/sdtdatahash" xmlns:w16sdtfl="http://schemas.microsoft.com/office/word/2024/wordml/sdtformatlock" xmlns:w16se="http://schemas.microsoft.com/office/word/2015/wordml/symex" xmlns:wpg="http://schemas.microsoft.com/office/word/2010/wordprocessingGroup" xmlns:wpi="http://schemas.microsoft.com/office/word/2010/wordprocessingInk" xmlns:wne="http://schemas.microsoft.com/office/word/2006/wordml" xmlns:wps="http://schemas.microsoft.com/office/word/2010/wordprocessingShape" mc:Ignorable="w14 w15 w16se w16cid w16 w16cex w16sdtdh w16sdtfl w16du wp14">
+  <w:p>
+    <w:pPr>
+      <w:pStyle w:val="Header"/>
+      <w:pBdr>
+        <w:bottom w:val="single" w:sz="4" w:space="1" w:color="auto"/>
+      </w:pBdr>
+      <w:rPr>
+        <w:b/>
+        <w:bCs/>
+        <w:sz w:val="20"/>
+        <w:szCs w:val="18"/>
+      </w:rPr>
+    </w:pPr>
+    <w:r>
+      <w:rPr>
+        <w:b/>
+        <w:bCs/>
+        <w:sz w:val="20"/>
+        <w:szCs w:val="18"/>
+        <w:lang w:val="en-US"/>
+      </w:rPr>
+      <w:t>Xây dựng website tuyển dụng trực tuyến tích hợp AI hỗ trợ đánh giá hồ sơ ứng viên</w:t>
+    </w:r>
+  </w:p>
+  <w:p>
+    <w:pPr>
+      <w:pStyle w:val="Header"/>
+    </w:pPr>
+  </w:p>
+</w:hdr>
 </file>
 
 <file path=word/numbering.xml><?xml version="1.0" encoding="utf-8"?>
@@ -11940,6 +12619,75 @@
       <w:shd w:val="clear" w:color="auto" w:fill="E1DFDD"/>
     </w:rPr>
   </w:style>
+  <w:style w:type="paragraph" w:styleId="NoSpacing">
+    <w:name w:val="No Spacing"/>
+    <w:uiPriority w:val="1"/>
+    <w:qFormat/>
+    <w:rsid w:val="001679D3"/>
+    <w:pPr>
+      <w:spacing w:after="0" w:line="240" w:lineRule="auto"/>
+    </w:pPr>
+    <w:rPr>
+      <w:rFonts w:ascii="Times New Roman" w:eastAsia="Times New Roman" w:hAnsi="Times New Roman" w:cs="Times New Roman"/>
+      <w:kern w:val="0"/>
+      <w:sz w:val="26"/>
+      <w14:ligatures w14:val="none"/>
+    </w:rPr>
+  </w:style>
+  <w:style w:type="paragraph" w:styleId="Header">
+    <w:name w:val="header"/>
+    <w:basedOn w:val="Normal"/>
+    <w:link w:val="HeaderChar"/>
+    <w:uiPriority w:val="99"/>
+    <w:unhideWhenUsed/>
+    <w:rsid w:val="009E5F07"/>
+    <w:pPr>
+      <w:tabs>
+        <w:tab w:val="center" w:pos="4513"/>
+        <w:tab w:val="right" w:pos="9026"/>
+      </w:tabs>
+    </w:pPr>
+  </w:style>
+  <w:style w:type="character" w:customStyle="1" w:styleId="HeaderChar">
+    <w:name w:val="Header Char"/>
+    <w:basedOn w:val="DefaultParagraphFont"/>
+    <w:link w:val="Header"/>
+    <w:uiPriority w:val="99"/>
+    <w:rsid w:val="009E5F07"/>
+    <w:rPr>
+      <w:rFonts w:ascii="Times New Roman" w:eastAsia="Times New Roman" w:hAnsi="Times New Roman" w:cs="Times New Roman"/>
+      <w:kern w:val="0"/>
+      <w:sz w:val="26"/>
+      <w14:ligatures w14:val="none"/>
+    </w:rPr>
+  </w:style>
+  <w:style w:type="paragraph" w:styleId="Footer">
+    <w:name w:val="footer"/>
+    <w:basedOn w:val="Normal"/>
+    <w:link w:val="FooterChar"/>
+    <w:uiPriority w:val="99"/>
+    <w:unhideWhenUsed/>
+    <w:rsid w:val="009E5F07"/>
+    <w:pPr>
+      <w:tabs>
+        <w:tab w:val="center" w:pos="4513"/>
+        <w:tab w:val="right" w:pos="9026"/>
+      </w:tabs>
+    </w:pPr>
+  </w:style>
+  <w:style w:type="character" w:customStyle="1" w:styleId="FooterChar">
+    <w:name w:val="Footer Char"/>
+    <w:basedOn w:val="DefaultParagraphFont"/>
+    <w:link w:val="Footer"/>
+    <w:uiPriority w:val="99"/>
+    <w:rsid w:val="009E5F07"/>
+    <w:rPr>
+      <w:rFonts w:ascii="Times New Roman" w:eastAsia="Times New Roman" w:hAnsi="Times New Roman" w:cs="Times New Roman"/>
+      <w:kern w:val="0"/>
+      <w:sz w:val="26"/>
+      <w14:ligatures w14:val="none"/>
+    </w:rPr>
+  </w:style>
 </w:styles>
 </file>
 
